--- a/docs/projenin_genel_akışı_ve_açıklamalar.docx
+++ b/docs/projenin_genel_akışı_ve_açıklamalar.docx
@@ -109,7 +109,7 @@
                     <pic:cNvPicPr/>
                   </pic:nvPicPr>
                   <pic:blipFill>
-                    <a:blip r:embed="rId5"/>
+                    <a:blip r:embed="rId6"/>
                     <a:stretch>
                       <a:fillRect/>
                     </a:stretch>
@@ -191,7 +191,7 @@
                     <pic:cNvPicPr/>
                   </pic:nvPicPr>
                   <pic:blipFill>
-                    <a:blip r:embed="rId6" cstate="print">
+                    <a:blip r:embed="rId7" cstate="print">
                       <a:extLst>
                         <a:ext uri="{28A0092B-C50C-407E-A947-70E740481C1C}">
                           <a14:useLocalDpi xmlns:a14="http://schemas.microsoft.com/office/drawing/2010/main" val="0"/>
@@ -353,7 +353,7 @@
                     <pic:cNvPicPr/>
                   </pic:nvPicPr>
                   <pic:blipFill>
-                    <a:blip r:embed="rId7"/>
+                    <a:blip r:embed="rId8"/>
                     <a:stretch>
                       <a:fillRect/>
                     </a:stretch>
@@ -406,7 +406,7 @@
                     <pic:cNvPicPr/>
                   </pic:nvPicPr>
                   <pic:blipFill>
-                    <a:blip r:embed="rId8"/>
+                    <a:blip r:embed="rId9"/>
                     <a:stretch>
                       <a:fillRect/>
                     </a:stretch>
@@ -1280,7 +1280,7 @@
                     </pic:cNvPicPr>
                   </pic:nvPicPr>
                   <pic:blipFill>
-                    <a:blip r:embed="rId9" cstate="print">
+                    <a:blip r:embed="rId10" cstate="print">
                       <a:extLst>
                         <a:ext uri="{28A0092B-C50C-407E-A947-70E740481C1C}">
                           <a14:useLocalDpi xmlns:a14="http://schemas.microsoft.com/office/drawing/2010/main" val="0"/>
@@ -1538,81 +1538,6 @@
                     <pic:cNvPicPr/>
                   </pic:nvPicPr>
                   <pic:blipFill>
-                    <a:blip r:embed="rId10" cstate="print">
-                      <a:extLst>
-                        <a:ext uri="{28A0092B-C50C-407E-A947-70E740481C1C}">
-                          <a14:useLocalDpi xmlns:a14="http://schemas.microsoft.com/office/drawing/2010/main" val="0"/>
-                        </a:ext>
-                      </a:extLst>
-                    </a:blip>
-                    <a:stretch>
-                      <a:fillRect/>
-                    </a:stretch>
-                  </pic:blipFill>
-                  <pic:spPr>
-                    <a:xfrm>
-                      <a:off x="0" y="0"/>
-                      <a:ext cx="5760720" cy="7680960"/>
-                    </a:xfrm>
-                    <a:prstGeom prst="rect">
-                      <a:avLst/>
-                    </a:prstGeom>
-                  </pic:spPr>
-                </pic:pic>
-              </a:graphicData>
-            </a:graphic>
-          </wp:inline>
-        </w:drawing>
-      </w:r>
-    </w:p>
-    <w:p>
-      <w:pPr>
-        <w:spacing w:before="100" w:beforeAutospacing="1" w:after="100" w:afterAutospacing="1" w:line="240" w:lineRule="auto"/>
-        <w:ind w:left="360"/>
-        <w:rPr>
-          <w:rFonts w:ascii="Times New Roman" w:eastAsia="Times New Roman" w:hAnsi="Times New Roman" w:cs="Times New Roman"/>
-          <w:sz w:val="24"/>
-          <w:szCs w:val="24"/>
-          <w:lang w:eastAsia="tr-TR"/>
-        </w:rPr>
-      </w:pPr>
-    </w:p>
-    <w:p>
-      <w:pPr>
-        <w:spacing w:before="100" w:beforeAutospacing="1" w:after="100" w:afterAutospacing="1" w:line="240" w:lineRule="auto"/>
-        <w:ind w:left="360"/>
-        <w:rPr>
-          <w:rFonts w:ascii="Times New Roman" w:eastAsia="Times New Roman" w:hAnsi="Times New Roman" w:cs="Times New Roman"/>
-          <w:sz w:val="24"/>
-          <w:szCs w:val="24"/>
-          <w:lang w:eastAsia="tr-TR"/>
-        </w:rPr>
-      </w:pPr>
-      <w:r>
-        <w:rPr>
-          <w:rFonts w:ascii="Times New Roman" w:eastAsia="Times New Roman" w:hAnsi="Times New Roman" w:cs="Times New Roman"/>
-          <w:noProof/>
-          <w:sz w:val="24"/>
-          <w:szCs w:val="24"/>
-          <w:lang w:eastAsia="tr-TR"/>
-        </w:rPr>
-        <w:lastRenderedPageBreak/>
-        <w:drawing>
-          <wp:inline distT="0" distB="0" distL="0" distR="0">
-            <wp:extent cx="5760720" cy="7680960"/>
-            <wp:effectExtent l="0" t="0" r="0" b="0"/>
-            <wp:docPr id="11" name="Resim 11"/>
-            <wp:cNvGraphicFramePr>
-              <a:graphicFrameLocks xmlns:a="http://schemas.openxmlformats.org/drawingml/2006/main" noChangeAspect="1"/>
-            </wp:cNvGraphicFramePr>
-            <a:graphic xmlns:a="http://schemas.openxmlformats.org/drawingml/2006/main">
-              <a:graphicData uri="http://schemas.openxmlformats.org/drawingml/2006/picture">
-                <pic:pic xmlns:pic="http://schemas.openxmlformats.org/drawingml/2006/picture">
-                  <pic:nvPicPr>
-                    <pic:cNvPr id="11" name="WhatsApp Image 2026-08-12 at 14.36.59.jpeg"/>
-                    <pic:cNvPicPr/>
-                  </pic:nvPicPr>
-                  <pic:blipFill>
                     <a:blip r:embed="rId11" cstate="print">
                       <a:extLst>
                         <a:ext uri="{28A0092B-C50C-407E-A947-70E740481C1C}">
@@ -1643,843 +1568,40 @@
     <w:p>
       <w:pPr>
         <w:spacing w:before="100" w:beforeAutospacing="1" w:after="100" w:afterAutospacing="1" w:line="240" w:lineRule="auto"/>
-        <w:outlineLvl w:val="1"/>
-        <w:rPr>
-          <w:rFonts w:ascii="Times New Roman" w:eastAsia="Times New Roman" w:hAnsi="Times New Roman" w:cs="Times New Roman"/>
-          <w:b/>
-          <w:bCs/>
-          <w:sz w:val="36"/>
-          <w:szCs w:val="36"/>
-          <w:lang w:eastAsia="tr-TR"/>
-        </w:rPr>
-      </w:pPr>
-      <w:r>
-        <w:rPr>
-          <w:rFonts w:ascii="Times New Roman" w:eastAsia="Times New Roman" w:hAnsi="Times New Roman" w:cs="Times New Roman"/>
-          <w:b/>
-          <w:bCs/>
-          <w:sz w:val="36"/>
-          <w:szCs w:val="36"/>
-          <w:lang w:eastAsia="tr-TR"/>
-        </w:rPr>
-        <w:t>RAG Neden Bu Kadar Popüler?</w:t>
-      </w:r>
+        <w:ind w:left="360"/>
+        <w:rPr>
+          <w:rFonts w:ascii="Times New Roman" w:eastAsia="Times New Roman" w:hAnsi="Times New Roman" w:cs="Times New Roman"/>
+          <w:sz w:val="24"/>
+          <w:szCs w:val="24"/>
+          <w:lang w:eastAsia="tr-TR"/>
+        </w:rPr>
+      </w:pPr>
     </w:p>
     <w:p>
       <w:pPr>
         <w:spacing w:before="100" w:beforeAutospacing="1" w:after="100" w:afterAutospacing="1" w:line="240" w:lineRule="auto"/>
-        <w:rPr>
-          <w:rFonts w:ascii="Times New Roman" w:eastAsia="Times New Roman" w:hAnsi="Times New Roman" w:cs="Times New Roman"/>
-          <w:sz w:val="24"/>
-          <w:szCs w:val="24"/>
-          <w:lang w:eastAsia="tr-TR"/>
-        </w:rPr>
-      </w:pPr>
-      <w:r>
-        <w:rPr>
-          <w:rFonts w:ascii="Times New Roman" w:eastAsia="Times New Roman" w:hAnsi="Times New Roman" w:cs="Times New Roman"/>
-          <w:sz w:val="24"/>
-          <w:szCs w:val="24"/>
-          <w:lang w:eastAsia="tr-TR"/>
-        </w:rPr>
-        <w:t>Geleneksel LLM kullanımına kıyasla RAG mimarisinin sağladığı en kritik avantajlar şunlardır:</w:t>
-      </w:r>
-    </w:p>
-    <w:p>
-      <w:pPr>
-        <w:numPr>
-          <w:ilvl w:val="0"/>
-          <w:numId w:val="2"/>
-        </w:numPr>
-        <w:spacing w:before="100" w:beforeAutospacing="1" w:after="100" w:afterAutospacing="1" w:line="240" w:lineRule="auto"/>
-        <w:rPr>
-          <w:rFonts w:ascii="Times New Roman" w:eastAsia="Times New Roman" w:hAnsi="Times New Roman" w:cs="Times New Roman"/>
-          <w:sz w:val="24"/>
-          <w:szCs w:val="24"/>
-          <w:lang w:eastAsia="tr-TR"/>
-        </w:rPr>
-      </w:pPr>
-      <w:r>
-        <w:rPr>
-          <w:rFonts w:ascii="Times New Roman" w:eastAsia="Times New Roman" w:hAnsi="Times New Roman" w:cs="Times New Roman"/>
-          <w:b/>
-          <w:bCs/>
+        <w:ind w:left="360"/>
+        <w:rPr>
+          <w:rFonts w:ascii="Times New Roman" w:eastAsia="Times New Roman" w:hAnsi="Times New Roman" w:cs="Times New Roman"/>
+          <w:sz w:val="24"/>
+          <w:szCs w:val="24"/>
+          <w:lang w:eastAsia="tr-TR"/>
+        </w:rPr>
+      </w:pPr>
+      <w:r>
+        <w:rPr>
+          <w:rFonts w:ascii="Times New Roman" w:eastAsia="Times New Roman" w:hAnsi="Times New Roman" w:cs="Times New Roman"/>
+          <w:noProof/>
           <w:sz w:val="24"/>
           <w:szCs w:val="24"/>
           <w:lang w:eastAsia="tr-TR"/>
         </w:rPr>
         <w:lastRenderedPageBreak/>
-        <w:t>Halüsinasyonu (Uydurmayı) Engeller:</w:t>
-      </w:r>
-      <w:r>
-        <w:rPr>
-          <w:rFonts w:ascii="Times New Roman" w:eastAsia="Times New Roman" w:hAnsi="Times New Roman" w:cs="Times New Roman"/>
-          <w:sz w:val="24"/>
-          <w:szCs w:val="24"/>
-          <w:lang w:eastAsia="tr-TR"/>
-        </w:rPr>
-        <w:t xml:space="preserve"> Model, cevabı bilmediğinde tahmin yürütmek yerine kendisine sunulan belgeden okuyarak yanıt verir.</w:t>
-      </w:r>
-    </w:p>
-    <w:p>
-      <w:pPr>
-        <w:numPr>
-          <w:ilvl w:val="0"/>
-          <w:numId w:val="2"/>
-        </w:numPr>
-        <w:spacing w:before="100" w:beforeAutospacing="1" w:after="100" w:afterAutospacing="1" w:line="240" w:lineRule="auto"/>
-        <w:rPr>
-          <w:rFonts w:ascii="Times New Roman" w:eastAsia="Times New Roman" w:hAnsi="Times New Roman" w:cs="Times New Roman"/>
-          <w:sz w:val="24"/>
-          <w:szCs w:val="24"/>
-          <w:lang w:eastAsia="tr-TR"/>
-        </w:rPr>
-      </w:pPr>
-      <w:r>
-        <w:rPr>
-          <w:rFonts w:ascii="Times New Roman" w:eastAsia="Times New Roman" w:hAnsi="Times New Roman" w:cs="Times New Roman"/>
-          <w:b/>
-          <w:bCs/>
-          <w:sz w:val="24"/>
-          <w:szCs w:val="24"/>
-          <w:lang w:eastAsia="tr-TR"/>
-        </w:rPr>
-        <w:t>Güncel ve Özel Veri Kullanımı:</w:t>
-      </w:r>
-      <w:r>
-        <w:rPr>
-          <w:rFonts w:ascii="Times New Roman" w:eastAsia="Times New Roman" w:hAnsi="Times New Roman" w:cs="Times New Roman"/>
-          <w:sz w:val="24"/>
-          <w:szCs w:val="24"/>
-          <w:lang w:eastAsia="tr-TR"/>
-        </w:rPr>
-        <w:t xml:space="preserve"> Modeli yeniden eğitmeye (Fine-tuning) gerek kalmadan; şirkete özel PDF'ler, güncel haberler veya kişisel veriler anlık olarak modele bağlam olarak sunulabilir.</w:t>
-      </w:r>
-    </w:p>
-    <w:p>
-      <w:pPr>
-        <w:numPr>
-          <w:ilvl w:val="0"/>
-          <w:numId w:val="2"/>
-        </w:numPr>
-        <w:spacing w:before="100" w:beforeAutospacing="1" w:after="100" w:afterAutospacing="1" w:line="240" w:lineRule="auto"/>
-        <w:rPr>
-          <w:rFonts w:ascii="Times New Roman" w:eastAsia="Times New Roman" w:hAnsi="Times New Roman" w:cs="Times New Roman"/>
-          <w:sz w:val="24"/>
-          <w:szCs w:val="24"/>
-          <w:lang w:eastAsia="tr-TR"/>
-        </w:rPr>
-      </w:pPr>
-      <w:r>
-        <w:rPr>
-          <w:rFonts w:ascii="Times New Roman" w:eastAsia="Times New Roman" w:hAnsi="Times New Roman" w:cs="Times New Roman"/>
-          <w:b/>
-          <w:bCs/>
-          <w:sz w:val="24"/>
-          <w:szCs w:val="24"/>
-          <w:lang w:eastAsia="tr-TR"/>
-        </w:rPr>
-        <w:t>Maliyet ve Hız:</w:t>
-      </w:r>
-      <w:r>
-        <w:rPr>
-          <w:rFonts w:ascii="Times New Roman" w:eastAsia="Times New Roman" w:hAnsi="Times New Roman" w:cs="Times New Roman"/>
-          <w:sz w:val="24"/>
-          <w:szCs w:val="24"/>
-          <w:lang w:eastAsia="tr-TR"/>
-        </w:rPr>
-        <w:t xml:space="preserve"> Büyük bir modeli milyarlarca parametreyle sürekli güncel verilerle eğitmek inanılmaz maliyetliyken, RAG ile veri tabanını güncellemek saniyeler sürer ve son derece ucuzdur.</w:t>
-      </w:r>
-    </w:p>
-    <w:p>
-      <w:pPr>
-        <w:numPr>
-          <w:ilvl w:val="0"/>
-          <w:numId w:val="2"/>
-        </w:numPr>
-        <w:spacing w:before="100" w:beforeAutospacing="1" w:after="100" w:afterAutospacing="1" w:line="240" w:lineRule="auto"/>
-        <w:rPr>
-          <w:rFonts w:ascii="Times New Roman" w:eastAsia="Times New Roman" w:hAnsi="Times New Roman" w:cs="Times New Roman"/>
-          <w:sz w:val="24"/>
-          <w:szCs w:val="24"/>
-          <w:lang w:eastAsia="tr-TR"/>
-        </w:rPr>
-      </w:pPr>
-      <w:r>
-        <w:rPr>
-          <w:rFonts w:ascii="Times New Roman" w:eastAsia="Times New Roman" w:hAnsi="Times New Roman" w:cs="Times New Roman"/>
-          <w:b/>
-          <w:bCs/>
-          <w:sz w:val="24"/>
-          <w:szCs w:val="24"/>
-          <w:lang w:eastAsia="tr-TR"/>
-        </w:rPr>
-        <w:t>Kaynak Gösterebilme (Verifiability):</w:t>
-      </w:r>
-      <w:r>
-        <w:rPr>
-          <w:rFonts w:ascii="Times New Roman" w:eastAsia="Times New Roman" w:hAnsi="Times New Roman" w:cs="Times New Roman"/>
-          <w:sz w:val="24"/>
-          <w:szCs w:val="24"/>
-          <w:lang w:eastAsia="tr-TR"/>
-        </w:rPr>
-        <w:t xml:space="preserve"> Model ürettiği bilginin hangi belgeden ve hangi sayfadan alındığını kullanıcıya referans olarak sunabilir.</w:t>
-      </w:r>
-    </w:p>
-    <w:p>
-      <w:r>
-        <w:t xml:space="preserve">### Model parametreleri </w:t>
-      </w:r>
-    </w:p>
-    <w:p>
-      <w:pPr>
-        <w:spacing w:before="100" w:beforeAutospacing="1" w:after="100" w:afterAutospacing="1" w:line="240" w:lineRule="auto"/>
-        <w:rPr>
-          <w:rFonts w:ascii="Times New Roman" w:eastAsia="Times New Roman" w:hAnsi="Times New Roman" w:cs="Times New Roman"/>
-          <w:sz w:val="24"/>
-          <w:szCs w:val="24"/>
-          <w:lang w:eastAsia="tr-TR"/>
-        </w:rPr>
-      </w:pPr>
-      <w:r>
-        <w:rPr>
-          <w:rFonts w:ascii="Times New Roman" w:eastAsia="Times New Roman" w:hAnsi="Times New Roman" w:cs="Times New Roman"/>
-          <w:b/>
-          <w:bCs/>
-          <w:sz w:val="24"/>
-          <w:szCs w:val="24"/>
-          <w:lang w:eastAsia="tr-TR"/>
-        </w:rPr>
-        <w:t>System Instruction</w:t>
-      </w:r>
-      <w:r>
-        <w:rPr>
-          <w:rFonts w:ascii="Times New Roman" w:eastAsia="Times New Roman" w:hAnsi="Times New Roman" w:cs="Times New Roman"/>
-          <w:sz w:val="24"/>
-          <w:szCs w:val="24"/>
-          <w:lang w:eastAsia="tr-TR"/>
-        </w:rPr>
-        <w:t xml:space="preserve"> Modelin </w:t>
-      </w:r>
-      <w:r>
-        <w:rPr>
-          <w:rFonts w:ascii="Times New Roman" w:eastAsia="Times New Roman" w:hAnsi="Times New Roman" w:cs="Times New Roman"/>
-          <w:b/>
-          <w:bCs/>
-          <w:sz w:val="24"/>
-          <w:szCs w:val="24"/>
-          <w:lang w:eastAsia="tr-TR"/>
-        </w:rPr>
-        <w:t>"Karakter Kartı ve Oyun Alanı Kuralı"</w:t>
-      </w:r>
-      <w:r>
-        <w:rPr>
-          <w:rFonts w:ascii="Times New Roman" w:eastAsia="Times New Roman" w:hAnsi="Times New Roman" w:cs="Times New Roman"/>
-          <w:sz w:val="24"/>
-          <w:szCs w:val="24"/>
-          <w:lang w:eastAsia="tr-TR"/>
-        </w:rPr>
-        <w:t xml:space="preserve">. Tıpkı sınav öncesi hocanın koyduğu kurallar gibi: </w:t>
-      </w:r>
-      <w:r>
-        <w:rPr>
-          <w:rFonts w:ascii="Times New Roman" w:eastAsia="Times New Roman" w:hAnsi="Times New Roman" w:cs="Times New Roman"/>
-          <w:i/>
-          <w:iCs/>
-          <w:sz w:val="24"/>
-          <w:szCs w:val="24"/>
-          <w:lang w:eastAsia="tr-TR"/>
-        </w:rPr>
-        <w:t>"Sen yardımsever bir asistansın, cevapları kısa tut ve resmi ol."</w:t>
-      </w:r>
-      <w:r>
-        <w:rPr>
-          <w:rFonts w:ascii="Times New Roman" w:eastAsia="Times New Roman" w:hAnsi="Times New Roman" w:cs="Times New Roman"/>
-          <w:sz w:val="24"/>
-          <w:szCs w:val="24"/>
-          <w:lang w:eastAsia="tr-TR"/>
-        </w:rPr>
-        <w:t xml:space="preserve"> Modelin kimliğini, üslubunu ve yapmayacağı şeyleri belirleyen arka plan talimatıdır.</w:t>
-      </w:r>
-    </w:p>
-    <w:p>
-      <w:pPr>
-        <w:spacing w:before="100" w:beforeAutospacing="1" w:after="100" w:afterAutospacing="1" w:line="240" w:lineRule="auto"/>
-        <w:rPr>
-          <w:rFonts w:ascii="Times New Roman" w:eastAsia="Times New Roman" w:hAnsi="Times New Roman" w:cs="Times New Roman"/>
-          <w:sz w:val="24"/>
-          <w:szCs w:val="24"/>
-          <w:lang w:eastAsia="tr-TR"/>
-        </w:rPr>
-      </w:pPr>
-      <w:r>
-        <w:rPr>
-          <w:rFonts w:ascii="Times New Roman" w:eastAsia="Times New Roman" w:hAnsi="Times New Roman" w:cs="Times New Roman"/>
-          <w:b/>
-          <w:bCs/>
-          <w:sz w:val="24"/>
-          <w:szCs w:val="24"/>
-          <w:lang w:eastAsia="tr-TR"/>
-        </w:rPr>
-        <w:t>User Prompt</w:t>
-      </w:r>
-      <w:r>
-        <w:rPr>
-          <w:rFonts w:ascii="Times New Roman" w:eastAsia="Times New Roman" w:hAnsi="Times New Roman" w:cs="Times New Roman"/>
-          <w:sz w:val="24"/>
-          <w:szCs w:val="24"/>
-          <w:lang w:eastAsia="tr-TR"/>
-        </w:rPr>
-        <w:t xml:space="preserve"> Bizim chat kutusuna yazıp Enter'a bastığımız </w:t>
-      </w:r>
-      <w:r>
-        <w:rPr>
-          <w:rFonts w:ascii="Times New Roman" w:eastAsia="Times New Roman" w:hAnsi="Times New Roman" w:cs="Times New Roman"/>
-          <w:b/>
-          <w:bCs/>
-          <w:sz w:val="24"/>
-          <w:szCs w:val="24"/>
-          <w:lang w:eastAsia="tr-TR"/>
-        </w:rPr>
-        <w:t>doğrudan soru veya istek</w:t>
-      </w:r>
-      <w:r>
-        <w:rPr>
-          <w:rFonts w:ascii="Times New Roman" w:eastAsia="Times New Roman" w:hAnsi="Times New Roman" w:cs="Times New Roman"/>
-          <w:sz w:val="24"/>
-          <w:szCs w:val="24"/>
-          <w:lang w:eastAsia="tr-TR"/>
-        </w:rPr>
-        <w:t xml:space="preserve">. </w:t>
-      </w:r>
-      <w:r>
-        <w:rPr>
-          <w:rFonts w:ascii="Times New Roman" w:eastAsia="Times New Roman" w:hAnsi="Times New Roman" w:cs="Times New Roman"/>
-          <w:i/>
-          <w:iCs/>
-          <w:sz w:val="24"/>
-          <w:szCs w:val="24"/>
-          <w:lang w:eastAsia="tr-TR"/>
-        </w:rPr>
-        <w:t>"Şu kodu incele"</w:t>
-      </w:r>
-      <w:r>
-        <w:rPr>
-          <w:rFonts w:ascii="Times New Roman" w:eastAsia="Times New Roman" w:hAnsi="Times New Roman" w:cs="Times New Roman"/>
-          <w:sz w:val="24"/>
-          <w:szCs w:val="24"/>
-          <w:lang w:eastAsia="tr-TR"/>
-        </w:rPr>
-        <w:t xml:space="preserve">, </w:t>
-      </w:r>
-      <w:r>
-        <w:rPr>
-          <w:rFonts w:ascii="Times New Roman" w:eastAsia="Times New Roman" w:hAnsi="Times New Roman" w:cs="Times New Roman"/>
-          <w:i/>
-          <w:iCs/>
-          <w:sz w:val="24"/>
-          <w:szCs w:val="24"/>
-          <w:lang w:eastAsia="tr-TR"/>
-        </w:rPr>
-        <w:t>"Bana İngilizce bir e-posta yaz"</w:t>
-      </w:r>
-      <w:r>
-        <w:rPr>
-          <w:rFonts w:ascii="Times New Roman" w:eastAsia="Times New Roman" w:hAnsi="Times New Roman" w:cs="Times New Roman"/>
-          <w:sz w:val="24"/>
-          <w:szCs w:val="24"/>
-          <w:lang w:eastAsia="tr-TR"/>
-        </w:rPr>
-        <w:t xml:space="preserve"> ya da </w:t>
-      </w:r>
-      <w:r>
-        <w:rPr>
-          <w:rFonts w:ascii="Times New Roman" w:eastAsia="Times New Roman" w:hAnsi="Times New Roman" w:cs="Times New Roman"/>
-          <w:i/>
-          <w:iCs/>
-          <w:sz w:val="24"/>
-          <w:szCs w:val="24"/>
-          <w:lang w:eastAsia="tr-TR"/>
-        </w:rPr>
-        <w:t>"Bu konuyu özetle"</w:t>
-      </w:r>
-      <w:r>
-        <w:rPr>
-          <w:rFonts w:ascii="Times New Roman" w:eastAsia="Times New Roman" w:hAnsi="Times New Roman" w:cs="Times New Roman"/>
-          <w:sz w:val="24"/>
-          <w:szCs w:val="24"/>
-          <w:lang w:eastAsia="tr-TR"/>
-        </w:rPr>
-        <w:t xml:space="preserve"> dediğin, anlık etkileşim metnidir.</w:t>
-      </w:r>
-    </w:p>
-    <w:p>
-      <w:pPr>
-        <w:spacing w:before="100" w:beforeAutospacing="1" w:after="100" w:afterAutospacing="1" w:line="240" w:lineRule="auto"/>
-        <w:rPr>
-          <w:rFonts w:ascii="Times New Roman" w:eastAsia="Times New Roman" w:hAnsi="Times New Roman" w:cs="Times New Roman"/>
-          <w:sz w:val="24"/>
-          <w:szCs w:val="24"/>
-          <w:lang w:eastAsia="tr-TR"/>
-        </w:rPr>
-      </w:pPr>
-      <w:r>
-        <w:rPr>
-          <w:rFonts w:ascii="Times New Roman" w:eastAsia="Times New Roman" w:hAnsi="Times New Roman" w:cs="Times New Roman"/>
-          <w:b/>
-          <w:bCs/>
-          <w:sz w:val="24"/>
-          <w:szCs w:val="24"/>
-          <w:lang w:eastAsia="tr-TR"/>
-        </w:rPr>
-        <w:t>Temperature</w:t>
-      </w:r>
-      <w:r>
-        <w:rPr>
-          <w:rFonts w:ascii="Times New Roman" w:eastAsia="Times New Roman" w:hAnsi="Times New Roman" w:cs="Times New Roman"/>
-          <w:sz w:val="24"/>
-          <w:szCs w:val="24"/>
-          <w:lang w:eastAsia="tr-TR"/>
-        </w:rPr>
-        <w:t xml:space="preserve"> Modelin </w:t>
-      </w:r>
-      <w:r>
-        <w:rPr>
-          <w:rFonts w:ascii="Times New Roman" w:eastAsia="Times New Roman" w:hAnsi="Times New Roman" w:cs="Times New Roman"/>
-          <w:b/>
-          <w:bCs/>
-          <w:sz w:val="24"/>
-          <w:szCs w:val="24"/>
-          <w:lang w:eastAsia="tr-TR"/>
-        </w:rPr>
-        <w:t>"Risk Alma / Salla Katsayısı"</w:t>
-      </w:r>
-      <w:r>
-        <w:rPr>
-          <w:rFonts w:ascii="Times New Roman" w:eastAsia="Times New Roman" w:hAnsi="Times New Roman" w:cs="Times New Roman"/>
-          <w:sz w:val="24"/>
-          <w:szCs w:val="24"/>
-          <w:lang w:eastAsia="tr-TR"/>
-        </w:rPr>
-        <w:t>. Değeri 0'a yakın tutarsan model ezberci çalışkan öğrenci gibi davranır; sadece en garanti, net ve standart cevapları verir. 1'e yaklaştırırsan hayal gücü genişler, yaratıcı ve sürprizli yanıtlar üretir ama saçmalama (halüsinasyon) riski artar.</w:t>
-      </w:r>
-    </w:p>
-    <w:p>
-      <w:pPr>
-        <w:spacing w:before="100" w:beforeAutospacing="1" w:after="100" w:afterAutospacing="1" w:line="240" w:lineRule="auto"/>
-        <w:rPr>
-          <w:rFonts w:ascii="Times New Roman" w:eastAsia="Times New Roman" w:hAnsi="Times New Roman" w:cs="Times New Roman"/>
-          <w:sz w:val="24"/>
-          <w:szCs w:val="24"/>
-          <w:lang w:eastAsia="tr-TR"/>
-        </w:rPr>
-      </w:pPr>
-      <w:r>
-        <w:rPr>
-          <w:rFonts w:ascii="Times New Roman" w:eastAsia="Times New Roman" w:hAnsi="Times New Roman" w:cs="Times New Roman"/>
-          <w:b/>
-          <w:bCs/>
-          <w:sz w:val="24"/>
-          <w:szCs w:val="24"/>
-          <w:lang w:eastAsia="tr-TR"/>
-        </w:rPr>
-        <w:t>Top-P</w:t>
-      </w:r>
-      <w:r>
-        <w:rPr>
-          <w:rFonts w:ascii="Times New Roman" w:eastAsia="Times New Roman" w:hAnsi="Times New Roman" w:cs="Times New Roman"/>
-          <w:sz w:val="24"/>
-          <w:szCs w:val="24"/>
-          <w:lang w:eastAsia="tr-TR"/>
-        </w:rPr>
-        <w:t xml:space="preserve"> Kelime seçimindeki </w:t>
-      </w:r>
-      <w:r>
-        <w:rPr>
-          <w:rFonts w:ascii="Times New Roman" w:eastAsia="Times New Roman" w:hAnsi="Times New Roman" w:cs="Times New Roman"/>
-          <w:b/>
-          <w:bCs/>
-          <w:sz w:val="24"/>
-          <w:szCs w:val="24"/>
-          <w:lang w:eastAsia="tr-TR"/>
-        </w:rPr>
-        <w:t>"Mantık Barajı (% Filtresi)"</w:t>
-      </w:r>
-      <w:r>
-        <w:rPr>
-          <w:rFonts w:ascii="Times New Roman" w:eastAsia="Times New Roman" w:hAnsi="Times New Roman" w:cs="Times New Roman"/>
-          <w:sz w:val="24"/>
-          <w:szCs w:val="24"/>
-          <w:lang w:eastAsia="tr-TR"/>
-        </w:rPr>
-        <w:t>. Örneğin 0.9 (%90) yaparsan; model bir sonraki kelimeyi seçerken en yüksek olasılıklı mantıklı ihtimallerin %90'lık kısmını masada tutar, kalan %10'luk alakasız veya absürt ihtimalleri direkt çöpe atar.</w:t>
-      </w:r>
-    </w:p>
-    <w:p>
-      <w:pPr>
-        <w:spacing w:before="100" w:beforeAutospacing="1" w:after="100" w:afterAutospacing="1" w:line="240" w:lineRule="auto"/>
-        <w:rPr>
-          <w:rFonts w:ascii="Times New Roman" w:eastAsia="Times New Roman" w:hAnsi="Times New Roman" w:cs="Times New Roman"/>
-          <w:sz w:val="24"/>
-          <w:szCs w:val="24"/>
-          <w:lang w:eastAsia="tr-TR"/>
-        </w:rPr>
-      </w:pPr>
-      <w:r>
-        <w:rPr>
-          <w:rFonts w:ascii="Times New Roman" w:eastAsia="Times New Roman" w:hAnsi="Times New Roman" w:cs="Times New Roman"/>
-          <w:b/>
-          <w:bCs/>
-          <w:sz w:val="24"/>
-          <w:szCs w:val="24"/>
-          <w:lang w:eastAsia="tr-TR"/>
-        </w:rPr>
-        <w:t>Top-K</w:t>
-      </w:r>
-      <w:r>
-        <w:rPr>
-          <w:rFonts w:ascii="Times New Roman" w:eastAsia="Times New Roman" w:hAnsi="Times New Roman" w:cs="Times New Roman"/>
-          <w:sz w:val="24"/>
-          <w:szCs w:val="24"/>
-          <w:lang w:eastAsia="tr-TR"/>
-        </w:rPr>
-        <w:t xml:space="preserve"> Kelime seçimindeki </w:t>
-      </w:r>
-      <w:r>
-        <w:rPr>
-          <w:rFonts w:ascii="Times New Roman" w:eastAsia="Times New Roman" w:hAnsi="Times New Roman" w:cs="Times New Roman"/>
-          <w:b/>
-          <w:bCs/>
-          <w:sz w:val="24"/>
-          <w:szCs w:val="24"/>
-          <w:lang w:eastAsia="tr-TR"/>
-        </w:rPr>
-        <w:t>"En İyi K Tane Sınırı"</w:t>
-      </w:r>
-      <w:r>
-        <w:rPr>
-          <w:rFonts w:ascii="Times New Roman" w:eastAsia="Times New Roman" w:hAnsi="Times New Roman" w:cs="Times New Roman"/>
-          <w:sz w:val="24"/>
-          <w:szCs w:val="24"/>
-          <w:lang w:eastAsia="tr-TR"/>
-        </w:rPr>
-        <w:t>. "Bir sonraki kelimeyi seçerken aklına gelen en mantıklı ilk K tanesine (örneğin ilk 50 kelimeye) bak, listenin gerisini seçenekten sayma" kuralıdır.</w:t>
-      </w:r>
-    </w:p>
-    <w:p>
-      <w:r>
-        <w:t xml:space="preserve">Llm in çalışma mantığını hatırlayacak olursak kullanıcı soru sorduktan sonra sırasıyla prompt aşağıdaki aşamalardan geçiyordu : </w:t>
-      </w:r>
-    </w:p>
-    <w:p>
-      <w:r>
-        <w:t>Promt</w:t>
-      </w:r>
-      <w:r>
-        <w:sym w:font="Wingdings" w:char="F0E0"/>
-      </w:r>
-      <w:r>
-        <w:t>tokenizer</w:t>
-      </w:r>
-      <w:r>
-        <w:sym w:font="Wingdings" w:char="F0E0"/>
-      </w:r>
-      <w:r>
-        <w:t xml:space="preserve">embedding | positioanl embedding </w:t>
-      </w:r>
-      <w:r>
-        <w:sym w:font="Wingdings" w:char="F0E0"/>
-      </w:r>
-      <w:r>
-        <w:t xml:space="preserve">self attention | multiheadattention </w:t>
-      </w:r>
-      <w:r>
-        <w:sym w:font="Wingdings" w:char="F0E0"/>
-      </w:r>
-      <w:r>
-        <w:t xml:space="preserve"> MLP </w:t>
-      </w:r>
-      <w:r>
-        <w:sym w:font="Wingdings" w:char="F0E0"/>
-      </w:r>
-      <w:r>
-        <w:t xml:space="preserve"> LM head bu aşamalardan sonra model sözlüğündeki tüm tokenlara bir next token olasılık skoru atadı ve yukarıdaki parametrelerin neredeyse tamamı bu olasılık skoru listesi oluştuktan sonra kelimeyi cımbızla seçme anında devreye girer.</w:t>
-      </w:r>
-    </w:p>
-    <w:p/>
-    <w:p>
-      <w:pPr>
-        <w:rPr>
-          <w:b/>
-          <w:sz w:val="40"/>
-          <w:szCs w:val="40"/>
-        </w:rPr>
-      </w:pPr>
-      <w:r>
-        <w:rPr>
-          <w:b/>
-          <w:sz w:val="40"/>
-          <w:szCs w:val="40"/>
-        </w:rPr>
-        <w:t>3 BİR SOHBETİ KAYDETME VE DEVAM ETTİRME</w:t>
-      </w:r>
-    </w:p>
-    <w:p>
-      <w:r>
-        <w:t xml:space="preserve">Client.chats.create() ile oluşturulan sohbet nesnesi konuşma devam ettiği sürece tüm mesaj geçmişini ram da tutat bu nedenle aynı chat nesnesi üzerinden send_mesagge() yağtığın zaman geçmiş otomatik olarak modele gönderilir ve model önceki konuşmaları hatırlayarak cevap verir </w:t>
-      </w:r>
-    </w:p>
-    <w:p>
-      <w:r>
-        <w:lastRenderedPageBreak/>
-        <w:t xml:space="preserve">Eğer bu geçmişi kalıcı olarak elde etmek istiyorsak oturum sonunda bu chat_hisytory içeriğini bir yere kaydetmemiz gerekir çünü oturum sonlandırıldığında ramdende history gitmiş olacaktır </w:t>
-      </w:r>
-    </w:p>
-    <w:p>
-      <w:r>
-        <w:t xml:space="preserve">Bu işlem için kullanılacak bazı metotları ve açıklamalarını işlemlerin iş akışına göre aşağıda açıkladım </w:t>
-      </w:r>
-    </w:p>
-    <w:p>
-      <w:r>
-        <w:t>ch</w:t>
-      </w:r>
-      <w:r>
-        <w:t>at.get_</w:t>
-      </w:r>
-      <w:r>
-        <w:t xml:space="preserve">history: ile konuşma geçmişi alınır  </w:t>
-      </w:r>
-    </w:p>
-    <w:p>
-      <w:r>
-        <w:t>history_adapter_.dump_json(chat_history): chat geçmişini bir json formatına dönüştürür</w:t>
-      </w:r>
-    </w:p>
-    <w:p>
-      <w:r>
-        <w:t>history_adapter.validate_json(json_history) : json verisini tekrardan content nesnesine dönüştürür</w:t>
-      </w:r>
-    </w:p>
-    <w:p>
-      <w:pPr>
-        <w:pStyle w:val="Balk2"/>
-        <w:shd w:val="clear" w:color="auto" w:fill="FFFFFF"/>
-        <w:spacing w:before="218" w:beforeAutospacing="0" w:after="145" w:afterAutospacing="0"/>
-        <w:rPr>
-          <w:rFonts w:ascii="Segoe UI" w:hAnsi="Segoe UI" w:cs="Segoe UI"/>
-          <w:b w:val="0"/>
-          <w:bCs w:val="0"/>
-        </w:rPr>
-      </w:pPr>
-      <w:r>
-        <w:rPr>
-          <w:rFonts w:ascii="Segoe UI" w:hAnsi="Segoe UI" w:cs="Segoe UI"/>
-          <w:b w:val="0"/>
-          <w:bCs w:val="0"/>
-        </w:rPr>
-        <w:t>#### Metin Gömüleri</w:t>
-      </w:r>
-    </w:p>
-    <w:p>
-      <w:pPr>
-        <w:pStyle w:val="NormalWeb"/>
-        <w:shd w:val="clear" w:color="auto" w:fill="FFFFFF"/>
-        <w:spacing w:before="0" w:beforeAutospacing="0" w:after="240" w:afterAutospacing="0"/>
-        <w:rPr>
-          <w:rFonts w:ascii="Segoe UI" w:hAnsi="Segoe UI" w:cs="Segoe UI"/>
-          <w:sz w:val="21"/>
-          <w:szCs w:val="21"/>
-        </w:rPr>
-      </w:pPr>
-      <w:r>
-        <w:rPr>
-          <w:rStyle w:val="HTMLKodu"/>
-          <w:rFonts w:ascii="Consolas" w:hAnsi="Consolas"/>
-          <w:bdr w:val="none" w:sz="0" w:space="0" w:color="auto" w:frame="1"/>
-          <w:shd w:val="clear" w:color="auto" w:fill="EEEEEE"/>
-        </w:rPr>
-        <w:t>embed_content</w:t>
-      </w:r>
-      <w:r>
-        <w:rPr>
-          <w:rFonts w:ascii="Segoe UI" w:hAnsi="Segoe UI" w:cs="Segoe UI"/>
-          <w:sz w:val="21"/>
-          <w:szCs w:val="21"/>
-        </w:rPr>
-        <w:t> yöntemi (</w:t>
-      </w:r>
-      <w:r>
-        <w:rPr>
-          <w:rStyle w:val="Gl"/>
-          <w:rFonts w:ascii="Segoe UI" w:hAnsi="Segoe UI" w:cs="Segoe UI"/>
-          <w:sz w:val="21"/>
-          <w:szCs w:val="21"/>
-        </w:rPr>
-        <w:t>method</w:t>
-      </w:r>
-      <w:r>
-        <w:rPr>
-          <w:rFonts w:ascii="Segoe UI" w:hAnsi="Segoe UI" w:cs="Segoe UI"/>
-          <w:sz w:val="21"/>
-          <w:szCs w:val="21"/>
-        </w:rPr>
-        <w:t>) ve </w:t>
-      </w:r>
-      <w:r>
-        <w:rPr>
-          <w:rStyle w:val="HTMLKodu"/>
-          <w:rFonts w:ascii="Consolas" w:hAnsi="Consolas"/>
-          <w:bdr w:val="none" w:sz="0" w:space="0" w:color="auto" w:frame="1"/>
-          <w:shd w:val="clear" w:color="auto" w:fill="EEEEEE"/>
-        </w:rPr>
-        <w:t>gemini-embedding-exp-03-07</w:t>
-      </w:r>
-      <w:r>
-        <w:rPr>
-          <w:rFonts w:ascii="Segoe UI" w:hAnsi="Segoe UI" w:cs="Segoe UI"/>
-          <w:sz w:val="21"/>
-          <w:szCs w:val="21"/>
-        </w:rPr>
-        <w:t> modeli (</w:t>
-      </w:r>
-      <w:r>
-        <w:rPr>
-          <w:rStyle w:val="Gl"/>
-          <w:rFonts w:ascii="Segoe UI" w:hAnsi="Segoe UI" w:cs="Segoe UI"/>
-          <w:sz w:val="21"/>
-          <w:szCs w:val="21"/>
-        </w:rPr>
-        <w:t>model</w:t>
-      </w:r>
-      <w:r>
-        <w:rPr>
-          <w:rFonts w:ascii="Segoe UI" w:hAnsi="Segoe UI" w:cs="Segoe UI"/>
-          <w:sz w:val="21"/>
-          <w:szCs w:val="21"/>
-        </w:rPr>
-        <w:t>) kullanılarak bir metin parçası (</w:t>
-      </w:r>
-      <w:r>
-        <w:rPr>
-          <w:rStyle w:val="Gl"/>
-          <w:rFonts w:ascii="Segoe UI" w:hAnsi="Segoe UI" w:cs="Segoe UI"/>
-          <w:sz w:val="21"/>
-          <w:szCs w:val="21"/>
-        </w:rPr>
-        <w:t>snippet of text</w:t>
-      </w:r>
-      <w:r>
-        <w:rPr>
-          <w:rFonts w:ascii="Segoe UI" w:hAnsi="Segoe UI" w:cs="Segoe UI"/>
-          <w:sz w:val="21"/>
-          <w:szCs w:val="21"/>
-        </w:rPr>
-        <w:t>) için metin gömüleri (</w:t>
-      </w:r>
-      <w:r>
-        <w:rPr>
-          <w:rStyle w:val="Gl"/>
-          <w:rFonts w:ascii="Segoe UI" w:hAnsi="Segoe UI" w:cs="Segoe UI"/>
-          <w:sz w:val="21"/>
-          <w:szCs w:val="21"/>
-        </w:rPr>
-        <w:t>text embeddings</w:t>
-      </w:r>
-      <w:r>
-        <w:rPr>
-          <w:rFonts w:ascii="Segoe UI" w:hAnsi="Segoe UI" w:cs="Segoe UI"/>
-          <w:sz w:val="21"/>
-          <w:szCs w:val="21"/>
-        </w:rPr>
-        <w:t>) alınabilir.</w:t>
-      </w:r>
-    </w:p>
-    <w:p>
-      <w:pPr>
-        <w:pStyle w:val="NormalWeb"/>
-        <w:shd w:val="clear" w:color="auto" w:fill="FFFFFF"/>
-        <w:spacing w:before="0" w:beforeAutospacing="0" w:after="120" w:afterAutospacing="0"/>
-        <w:rPr>
-          <w:rFonts w:ascii="Segoe UI" w:hAnsi="Segoe UI" w:cs="Segoe UI"/>
-          <w:sz w:val="21"/>
-          <w:szCs w:val="21"/>
-        </w:rPr>
-      </w:pPr>
-      <w:r>
-        <w:rPr>
-          <w:rFonts w:ascii="Segoe UI" w:hAnsi="Segoe UI" w:cs="Segoe UI"/>
-          <w:sz w:val="21"/>
-          <w:szCs w:val="21"/>
-        </w:rPr>
-        <w:t>Gemini Gömüleme modeli (</w:t>
-      </w:r>
-      <w:r>
-        <w:rPr>
-          <w:rStyle w:val="Gl"/>
-          <w:rFonts w:ascii="Segoe UI" w:hAnsi="Segoe UI" w:cs="Segoe UI"/>
-          <w:sz w:val="21"/>
-          <w:szCs w:val="21"/>
-        </w:rPr>
-        <w:t>Gemini Embeddings model</w:t>
-      </w:r>
-      <w:r>
-        <w:rPr>
-          <w:rFonts w:ascii="Segoe UI" w:hAnsi="Segoe UI" w:cs="Segoe UI"/>
-          <w:sz w:val="21"/>
-          <w:szCs w:val="21"/>
-        </w:rPr>
-        <w:t>), varsayılan olarak 3072 boyutlu (</w:t>
-      </w:r>
-      <w:r>
-        <w:rPr>
-          <w:rStyle w:val="Gl"/>
-          <w:rFonts w:ascii="Segoe UI" w:hAnsi="Segoe UI" w:cs="Segoe UI"/>
-          <w:sz w:val="21"/>
-          <w:szCs w:val="21"/>
-        </w:rPr>
-        <w:t>dimensions</w:t>
-      </w:r>
-      <w:r>
-        <w:rPr>
-          <w:rFonts w:ascii="Segoe UI" w:hAnsi="Segoe UI" w:cs="Segoe UI"/>
-          <w:sz w:val="21"/>
-          <w:szCs w:val="21"/>
-        </w:rPr>
-        <w:t>) bir çıktı üretir. Ancak, 1 ile 3072 arasında istediğiniz bir çıktı boyutunu (</w:t>
-      </w:r>
-      <w:r>
-        <w:rPr>
-          <w:rStyle w:val="Gl"/>
-          <w:rFonts w:ascii="Segoe UI" w:hAnsi="Segoe UI" w:cs="Segoe UI"/>
-          <w:sz w:val="21"/>
-          <w:szCs w:val="21"/>
-        </w:rPr>
-        <w:t>output dimensionality</w:t>
-      </w:r>
-      <w:r>
-        <w:rPr>
-          <w:rFonts w:ascii="Segoe UI" w:hAnsi="Segoe UI" w:cs="Segoe UI"/>
-          <w:sz w:val="21"/>
-          <w:szCs w:val="21"/>
-        </w:rPr>
-        <w:t>) seçme seçeneğiniz vardır.</w:t>
-      </w:r>
-    </w:p>
-    <w:p>
-      <w:r>
-        <w:t xml:space="preserve"> </w:t>
-      </w:r>
-      <w:r>
-        <w:rPr>
-          <w:noProof/>
-          <w:lang w:eastAsia="tr-TR"/>
-        </w:rPr>
         <w:drawing>
-          <wp:inline distT="0" distB="0" distL="0" distR="0" wp14:anchorId="585DC3A2" wp14:editId="034FE004">
-            <wp:extent cx="3286125" cy="323850"/>
-            <wp:effectExtent l="0" t="0" r="9525" b="0"/>
-            <wp:docPr id="8" name="Resim 8"/>
+          <wp:inline distT="0" distB="0" distL="0" distR="0">
+            <wp:extent cx="5760720" cy="7680960"/>
+            <wp:effectExtent l="0" t="0" r="0" b="0"/>
+            <wp:docPr id="11" name="Resim 11"/>
             <wp:cNvGraphicFramePr>
               <a:graphicFrameLocks xmlns:a="http://schemas.openxmlformats.org/drawingml/2006/main" noChangeAspect="1"/>
             </wp:cNvGraphicFramePr>
@@ -2487,11 +1609,17 @@
               <a:graphicData uri="http://schemas.openxmlformats.org/drawingml/2006/picture">
                 <pic:pic xmlns:pic="http://schemas.openxmlformats.org/drawingml/2006/picture">
                   <pic:nvPicPr>
-                    <pic:cNvPr id="1" name=""/>
+                    <pic:cNvPr id="11" name="WhatsApp Image 2026-08-12 at 14.36.59.jpeg"/>
                     <pic:cNvPicPr/>
                   </pic:nvPicPr>
                   <pic:blipFill>
-                    <a:blip r:embed="rId12"/>
+                    <a:blip r:embed="rId12" cstate="print">
+                      <a:extLst>
+                        <a:ext uri="{28A0092B-C50C-407E-A947-70E740481C1C}">
+                          <a14:useLocalDpi xmlns:a14="http://schemas.microsoft.com/office/drawing/2010/main" val="0"/>
+                        </a:ext>
+                      </a:extLst>
+                    </a:blip>
                     <a:stretch>
                       <a:fillRect/>
                     </a:stretch>
@@ -2499,7 +1627,7 @@
                   <pic:spPr>
                     <a:xfrm>
                       <a:off x="0" y="0"/>
-                      <a:ext cx="3286125" cy="323850"/>
+                      <a:ext cx="5760720" cy="7680960"/>
                     </a:xfrm>
                     <a:prstGeom prst="rect">
                       <a:avLst/>
@@ -2513,16 +1641,845 @@
       </w:r>
     </w:p>
     <w:p>
+      <w:pPr>
+        <w:spacing w:before="100" w:beforeAutospacing="1" w:after="100" w:afterAutospacing="1" w:line="240" w:lineRule="auto"/>
+        <w:outlineLvl w:val="1"/>
+        <w:rPr>
+          <w:rFonts w:ascii="Times New Roman" w:eastAsia="Times New Roman" w:hAnsi="Times New Roman" w:cs="Times New Roman"/>
+          <w:b/>
+          <w:bCs/>
+          <w:sz w:val="36"/>
+          <w:szCs w:val="36"/>
+          <w:lang w:eastAsia="tr-TR"/>
+        </w:rPr>
+      </w:pPr>
+      <w:r>
+        <w:rPr>
+          <w:rFonts w:ascii="Times New Roman" w:eastAsia="Times New Roman" w:hAnsi="Times New Roman" w:cs="Times New Roman"/>
+          <w:b/>
+          <w:bCs/>
+          <w:sz w:val="36"/>
+          <w:szCs w:val="36"/>
+          <w:lang w:eastAsia="tr-TR"/>
+        </w:rPr>
+        <w:t>RAG Neden Bu Kadar Popüler?</w:t>
+      </w:r>
+    </w:p>
+    <w:p>
+      <w:pPr>
+        <w:spacing w:before="100" w:beforeAutospacing="1" w:after="100" w:afterAutospacing="1" w:line="240" w:lineRule="auto"/>
+        <w:rPr>
+          <w:rFonts w:ascii="Times New Roman" w:eastAsia="Times New Roman" w:hAnsi="Times New Roman" w:cs="Times New Roman"/>
+          <w:sz w:val="24"/>
+          <w:szCs w:val="24"/>
+          <w:lang w:eastAsia="tr-TR"/>
+        </w:rPr>
+      </w:pPr>
+      <w:r>
+        <w:rPr>
+          <w:rFonts w:ascii="Times New Roman" w:eastAsia="Times New Roman" w:hAnsi="Times New Roman" w:cs="Times New Roman"/>
+          <w:sz w:val="24"/>
+          <w:szCs w:val="24"/>
+          <w:lang w:eastAsia="tr-TR"/>
+        </w:rPr>
+        <w:t>Geleneksel LLM kullanımına kıyasla RAG mimarisinin sağladığı en kritik avantajlar şunlardır:</w:t>
+      </w:r>
+    </w:p>
+    <w:p>
+      <w:pPr>
+        <w:numPr>
+          <w:ilvl w:val="0"/>
+          <w:numId w:val="2"/>
+        </w:numPr>
+        <w:spacing w:before="100" w:beforeAutospacing="1" w:after="100" w:afterAutospacing="1" w:line="240" w:lineRule="auto"/>
+        <w:rPr>
+          <w:rFonts w:ascii="Times New Roman" w:eastAsia="Times New Roman" w:hAnsi="Times New Roman" w:cs="Times New Roman"/>
+          <w:sz w:val="24"/>
+          <w:szCs w:val="24"/>
+          <w:lang w:eastAsia="tr-TR"/>
+        </w:rPr>
+      </w:pPr>
+      <w:r>
+        <w:rPr>
+          <w:rFonts w:ascii="Times New Roman" w:eastAsia="Times New Roman" w:hAnsi="Times New Roman" w:cs="Times New Roman"/>
+          <w:b/>
+          <w:bCs/>
+          <w:sz w:val="24"/>
+          <w:szCs w:val="24"/>
+          <w:lang w:eastAsia="tr-TR"/>
+        </w:rPr>
+        <w:lastRenderedPageBreak/>
+        <w:t>Halüsinasyonu (Uydurmayı) Engeller:</w:t>
+      </w:r>
+      <w:r>
+        <w:rPr>
+          <w:rFonts w:ascii="Times New Roman" w:eastAsia="Times New Roman" w:hAnsi="Times New Roman" w:cs="Times New Roman"/>
+          <w:sz w:val="24"/>
+          <w:szCs w:val="24"/>
+          <w:lang w:eastAsia="tr-TR"/>
+        </w:rPr>
+        <w:t xml:space="preserve"> Model, cevabı bilmediğinde tahmin yürütmek yerine kendisine sunulan belgeden okuyarak yanıt verir.</w:t>
+      </w:r>
+    </w:p>
+    <w:p>
+      <w:pPr>
+        <w:numPr>
+          <w:ilvl w:val="0"/>
+          <w:numId w:val="2"/>
+        </w:numPr>
+        <w:spacing w:before="100" w:beforeAutospacing="1" w:after="100" w:afterAutospacing="1" w:line="240" w:lineRule="auto"/>
+        <w:rPr>
+          <w:rFonts w:ascii="Times New Roman" w:eastAsia="Times New Roman" w:hAnsi="Times New Roman" w:cs="Times New Roman"/>
+          <w:sz w:val="24"/>
+          <w:szCs w:val="24"/>
+          <w:lang w:eastAsia="tr-TR"/>
+        </w:rPr>
+      </w:pPr>
+      <w:r>
+        <w:rPr>
+          <w:rFonts w:ascii="Times New Roman" w:eastAsia="Times New Roman" w:hAnsi="Times New Roman" w:cs="Times New Roman"/>
+          <w:b/>
+          <w:bCs/>
+          <w:sz w:val="24"/>
+          <w:szCs w:val="24"/>
+          <w:lang w:eastAsia="tr-TR"/>
+        </w:rPr>
+        <w:t>Güncel ve Özel Veri Kullanımı:</w:t>
+      </w:r>
+      <w:r>
+        <w:rPr>
+          <w:rFonts w:ascii="Times New Roman" w:eastAsia="Times New Roman" w:hAnsi="Times New Roman" w:cs="Times New Roman"/>
+          <w:sz w:val="24"/>
+          <w:szCs w:val="24"/>
+          <w:lang w:eastAsia="tr-TR"/>
+        </w:rPr>
+        <w:t xml:space="preserve"> Modeli yeniden eğitmeye (Fine-tuning) gerek kalmadan; şirkete özel PDF'ler, güncel haberler veya kişisel veriler anlık olarak modele bağlam olarak sunulabilir.</w:t>
+      </w:r>
+    </w:p>
+    <w:p>
+      <w:pPr>
+        <w:numPr>
+          <w:ilvl w:val="0"/>
+          <w:numId w:val="2"/>
+        </w:numPr>
+        <w:spacing w:before="100" w:beforeAutospacing="1" w:after="100" w:afterAutospacing="1" w:line="240" w:lineRule="auto"/>
+        <w:rPr>
+          <w:rFonts w:ascii="Times New Roman" w:eastAsia="Times New Roman" w:hAnsi="Times New Roman" w:cs="Times New Roman"/>
+          <w:sz w:val="24"/>
+          <w:szCs w:val="24"/>
+          <w:lang w:eastAsia="tr-TR"/>
+        </w:rPr>
+      </w:pPr>
+      <w:r>
+        <w:rPr>
+          <w:rFonts w:ascii="Times New Roman" w:eastAsia="Times New Roman" w:hAnsi="Times New Roman" w:cs="Times New Roman"/>
+          <w:b/>
+          <w:bCs/>
+          <w:sz w:val="24"/>
+          <w:szCs w:val="24"/>
+          <w:lang w:eastAsia="tr-TR"/>
+        </w:rPr>
+        <w:t>Maliyet ve Hız:</w:t>
+      </w:r>
+      <w:r>
+        <w:rPr>
+          <w:rFonts w:ascii="Times New Roman" w:eastAsia="Times New Roman" w:hAnsi="Times New Roman" w:cs="Times New Roman"/>
+          <w:sz w:val="24"/>
+          <w:szCs w:val="24"/>
+          <w:lang w:eastAsia="tr-TR"/>
+        </w:rPr>
+        <w:t xml:space="preserve"> Büyük bir modeli milyarlarca parametreyle sürekli güncel verilerle eğitmek inanılmaz maliyetliyken, RAG ile veri tabanını güncellemek saniyeler sürer ve son derece ucuzdur.</w:t>
+      </w:r>
+    </w:p>
+    <w:p>
+      <w:pPr>
+        <w:numPr>
+          <w:ilvl w:val="0"/>
+          <w:numId w:val="2"/>
+        </w:numPr>
+        <w:spacing w:before="100" w:beforeAutospacing="1" w:after="100" w:afterAutospacing="1" w:line="240" w:lineRule="auto"/>
+        <w:rPr>
+          <w:rFonts w:ascii="Times New Roman" w:eastAsia="Times New Roman" w:hAnsi="Times New Roman" w:cs="Times New Roman"/>
+          <w:sz w:val="24"/>
+          <w:szCs w:val="24"/>
+          <w:lang w:eastAsia="tr-TR"/>
+        </w:rPr>
+      </w:pPr>
+      <w:r>
+        <w:rPr>
+          <w:rFonts w:ascii="Times New Roman" w:eastAsia="Times New Roman" w:hAnsi="Times New Roman" w:cs="Times New Roman"/>
+          <w:b/>
+          <w:bCs/>
+          <w:sz w:val="24"/>
+          <w:szCs w:val="24"/>
+          <w:lang w:eastAsia="tr-TR"/>
+        </w:rPr>
+        <w:t>Kaynak Gösterebilme (Verifiability):</w:t>
+      </w:r>
+      <w:r>
+        <w:rPr>
+          <w:rFonts w:ascii="Times New Roman" w:eastAsia="Times New Roman" w:hAnsi="Times New Roman" w:cs="Times New Roman"/>
+          <w:sz w:val="24"/>
+          <w:szCs w:val="24"/>
+          <w:lang w:eastAsia="tr-TR"/>
+        </w:rPr>
+        <w:t xml:space="preserve"> Model ürettiği bilginin hangi belgeden ve hangi sayfadan alındığını kullanıcıya referans olarak sunabilir.</w:t>
+      </w:r>
+    </w:p>
+    <w:p>
+      <w:r>
+        <w:t xml:space="preserve">### Model parametreleri </w:t>
+      </w:r>
+    </w:p>
+    <w:p>
+      <w:pPr>
+        <w:spacing w:before="100" w:beforeAutospacing="1" w:after="100" w:afterAutospacing="1" w:line="240" w:lineRule="auto"/>
+        <w:rPr>
+          <w:rFonts w:ascii="Times New Roman" w:eastAsia="Times New Roman" w:hAnsi="Times New Roman" w:cs="Times New Roman"/>
+          <w:sz w:val="24"/>
+          <w:szCs w:val="24"/>
+          <w:lang w:eastAsia="tr-TR"/>
+        </w:rPr>
+      </w:pPr>
+      <w:r>
+        <w:rPr>
+          <w:rFonts w:ascii="Times New Roman" w:eastAsia="Times New Roman" w:hAnsi="Times New Roman" w:cs="Times New Roman"/>
+          <w:b/>
+          <w:bCs/>
+          <w:sz w:val="24"/>
+          <w:szCs w:val="24"/>
+          <w:lang w:eastAsia="tr-TR"/>
+        </w:rPr>
+        <w:t>System Instruction</w:t>
+      </w:r>
+      <w:r>
+        <w:rPr>
+          <w:rFonts w:ascii="Times New Roman" w:eastAsia="Times New Roman" w:hAnsi="Times New Roman" w:cs="Times New Roman"/>
+          <w:sz w:val="24"/>
+          <w:szCs w:val="24"/>
+          <w:lang w:eastAsia="tr-TR"/>
+        </w:rPr>
+        <w:t xml:space="preserve"> Modelin </w:t>
+      </w:r>
+      <w:r>
+        <w:rPr>
+          <w:rFonts w:ascii="Times New Roman" w:eastAsia="Times New Roman" w:hAnsi="Times New Roman" w:cs="Times New Roman"/>
+          <w:b/>
+          <w:bCs/>
+          <w:sz w:val="24"/>
+          <w:szCs w:val="24"/>
+          <w:lang w:eastAsia="tr-TR"/>
+        </w:rPr>
+        <w:t>"Karakter Kartı ve Oyun Alanı Kuralı"</w:t>
+      </w:r>
+      <w:r>
+        <w:rPr>
+          <w:rFonts w:ascii="Times New Roman" w:eastAsia="Times New Roman" w:hAnsi="Times New Roman" w:cs="Times New Roman"/>
+          <w:sz w:val="24"/>
+          <w:szCs w:val="24"/>
+          <w:lang w:eastAsia="tr-TR"/>
+        </w:rPr>
+        <w:t xml:space="preserve">. Tıpkı sınav öncesi hocanın koyduğu kurallar gibi: </w:t>
+      </w:r>
+      <w:r>
+        <w:rPr>
+          <w:rFonts w:ascii="Times New Roman" w:eastAsia="Times New Roman" w:hAnsi="Times New Roman" w:cs="Times New Roman"/>
+          <w:i/>
+          <w:iCs/>
+          <w:sz w:val="24"/>
+          <w:szCs w:val="24"/>
+          <w:lang w:eastAsia="tr-TR"/>
+        </w:rPr>
+        <w:t>"Sen yardımsever bir asistansın, cevapları kısa tut ve resmi ol."</w:t>
+      </w:r>
+      <w:r>
+        <w:rPr>
+          <w:rFonts w:ascii="Times New Roman" w:eastAsia="Times New Roman" w:hAnsi="Times New Roman" w:cs="Times New Roman"/>
+          <w:sz w:val="24"/>
+          <w:szCs w:val="24"/>
+          <w:lang w:eastAsia="tr-TR"/>
+        </w:rPr>
+        <w:t xml:space="preserve"> Modelin kimliğini, üslubunu ve yapmayacağı şeyleri belirleyen arka plan talimatıdır.</w:t>
+      </w:r>
+    </w:p>
+    <w:p>
+      <w:pPr>
+        <w:spacing w:before="100" w:beforeAutospacing="1" w:after="100" w:afterAutospacing="1" w:line="240" w:lineRule="auto"/>
+        <w:rPr>
+          <w:rFonts w:ascii="Times New Roman" w:eastAsia="Times New Roman" w:hAnsi="Times New Roman" w:cs="Times New Roman"/>
+          <w:sz w:val="24"/>
+          <w:szCs w:val="24"/>
+          <w:lang w:eastAsia="tr-TR"/>
+        </w:rPr>
+      </w:pPr>
+      <w:r>
+        <w:rPr>
+          <w:rFonts w:ascii="Times New Roman" w:eastAsia="Times New Roman" w:hAnsi="Times New Roman" w:cs="Times New Roman"/>
+          <w:b/>
+          <w:bCs/>
+          <w:sz w:val="24"/>
+          <w:szCs w:val="24"/>
+          <w:lang w:eastAsia="tr-TR"/>
+        </w:rPr>
+        <w:t>User Prompt</w:t>
+      </w:r>
+      <w:r>
+        <w:rPr>
+          <w:rFonts w:ascii="Times New Roman" w:eastAsia="Times New Roman" w:hAnsi="Times New Roman" w:cs="Times New Roman"/>
+          <w:sz w:val="24"/>
+          <w:szCs w:val="24"/>
+          <w:lang w:eastAsia="tr-TR"/>
+        </w:rPr>
+        <w:t xml:space="preserve"> Bizim chat kutusuna yazıp Enter'a bastığımız </w:t>
+      </w:r>
+      <w:r>
+        <w:rPr>
+          <w:rFonts w:ascii="Times New Roman" w:eastAsia="Times New Roman" w:hAnsi="Times New Roman" w:cs="Times New Roman"/>
+          <w:b/>
+          <w:bCs/>
+          <w:sz w:val="24"/>
+          <w:szCs w:val="24"/>
+          <w:lang w:eastAsia="tr-TR"/>
+        </w:rPr>
+        <w:t>doğrudan soru veya istek</w:t>
+      </w:r>
+      <w:r>
+        <w:rPr>
+          <w:rFonts w:ascii="Times New Roman" w:eastAsia="Times New Roman" w:hAnsi="Times New Roman" w:cs="Times New Roman"/>
+          <w:sz w:val="24"/>
+          <w:szCs w:val="24"/>
+          <w:lang w:eastAsia="tr-TR"/>
+        </w:rPr>
+        <w:t xml:space="preserve">. </w:t>
+      </w:r>
+      <w:r>
+        <w:rPr>
+          <w:rFonts w:ascii="Times New Roman" w:eastAsia="Times New Roman" w:hAnsi="Times New Roman" w:cs="Times New Roman"/>
+          <w:i/>
+          <w:iCs/>
+          <w:sz w:val="24"/>
+          <w:szCs w:val="24"/>
+          <w:lang w:eastAsia="tr-TR"/>
+        </w:rPr>
+        <w:t>"Şu kodu incele"</w:t>
+      </w:r>
+      <w:r>
+        <w:rPr>
+          <w:rFonts w:ascii="Times New Roman" w:eastAsia="Times New Roman" w:hAnsi="Times New Roman" w:cs="Times New Roman"/>
+          <w:sz w:val="24"/>
+          <w:szCs w:val="24"/>
+          <w:lang w:eastAsia="tr-TR"/>
+        </w:rPr>
+        <w:t xml:space="preserve">, </w:t>
+      </w:r>
+      <w:r>
+        <w:rPr>
+          <w:rFonts w:ascii="Times New Roman" w:eastAsia="Times New Roman" w:hAnsi="Times New Roman" w:cs="Times New Roman"/>
+          <w:i/>
+          <w:iCs/>
+          <w:sz w:val="24"/>
+          <w:szCs w:val="24"/>
+          <w:lang w:eastAsia="tr-TR"/>
+        </w:rPr>
+        <w:t>"Bana İngilizce bir e-posta yaz"</w:t>
+      </w:r>
+      <w:r>
+        <w:rPr>
+          <w:rFonts w:ascii="Times New Roman" w:eastAsia="Times New Roman" w:hAnsi="Times New Roman" w:cs="Times New Roman"/>
+          <w:sz w:val="24"/>
+          <w:szCs w:val="24"/>
+          <w:lang w:eastAsia="tr-TR"/>
+        </w:rPr>
+        <w:t xml:space="preserve"> ya da </w:t>
+      </w:r>
+      <w:r>
+        <w:rPr>
+          <w:rFonts w:ascii="Times New Roman" w:eastAsia="Times New Roman" w:hAnsi="Times New Roman" w:cs="Times New Roman"/>
+          <w:i/>
+          <w:iCs/>
+          <w:sz w:val="24"/>
+          <w:szCs w:val="24"/>
+          <w:lang w:eastAsia="tr-TR"/>
+        </w:rPr>
+        <w:t>"Bu konuyu özetle"</w:t>
+      </w:r>
+      <w:r>
+        <w:rPr>
+          <w:rFonts w:ascii="Times New Roman" w:eastAsia="Times New Roman" w:hAnsi="Times New Roman" w:cs="Times New Roman"/>
+          <w:sz w:val="24"/>
+          <w:szCs w:val="24"/>
+          <w:lang w:eastAsia="tr-TR"/>
+        </w:rPr>
+        <w:t xml:space="preserve"> dediğin, anlık etkileşim metnidir.</w:t>
+      </w:r>
+    </w:p>
+    <w:p>
+      <w:pPr>
+        <w:spacing w:before="100" w:beforeAutospacing="1" w:after="100" w:afterAutospacing="1" w:line="240" w:lineRule="auto"/>
+        <w:rPr>
+          <w:rFonts w:ascii="Times New Roman" w:eastAsia="Times New Roman" w:hAnsi="Times New Roman" w:cs="Times New Roman"/>
+          <w:sz w:val="24"/>
+          <w:szCs w:val="24"/>
+          <w:lang w:eastAsia="tr-TR"/>
+        </w:rPr>
+      </w:pPr>
+      <w:r>
+        <w:rPr>
+          <w:rFonts w:ascii="Times New Roman" w:eastAsia="Times New Roman" w:hAnsi="Times New Roman" w:cs="Times New Roman"/>
+          <w:b/>
+          <w:bCs/>
+          <w:sz w:val="24"/>
+          <w:szCs w:val="24"/>
+          <w:lang w:eastAsia="tr-TR"/>
+        </w:rPr>
+        <w:t>Temperature</w:t>
+      </w:r>
+      <w:r>
+        <w:rPr>
+          <w:rFonts w:ascii="Times New Roman" w:eastAsia="Times New Roman" w:hAnsi="Times New Roman" w:cs="Times New Roman"/>
+          <w:sz w:val="24"/>
+          <w:szCs w:val="24"/>
+          <w:lang w:eastAsia="tr-TR"/>
+        </w:rPr>
+        <w:t xml:space="preserve"> Modelin </w:t>
+      </w:r>
+      <w:r>
+        <w:rPr>
+          <w:rFonts w:ascii="Times New Roman" w:eastAsia="Times New Roman" w:hAnsi="Times New Roman" w:cs="Times New Roman"/>
+          <w:b/>
+          <w:bCs/>
+          <w:sz w:val="24"/>
+          <w:szCs w:val="24"/>
+          <w:lang w:eastAsia="tr-TR"/>
+        </w:rPr>
+        <w:t>"Risk Alma / Salla Katsayısı"</w:t>
+      </w:r>
+      <w:r>
+        <w:rPr>
+          <w:rFonts w:ascii="Times New Roman" w:eastAsia="Times New Roman" w:hAnsi="Times New Roman" w:cs="Times New Roman"/>
+          <w:sz w:val="24"/>
+          <w:szCs w:val="24"/>
+          <w:lang w:eastAsia="tr-TR"/>
+        </w:rPr>
+        <w:t>. Değeri 0'a yakın tutarsan model ezberci çalışkan öğrenci gibi davranır; sadece en garanti, net ve standart cevapları verir. 1'e yaklaştırırsan hayal gücü genişler, yaratıcı ve sürprizli yanıtlar üretir ama saçmalama (halüsinasyon) riski artar.</w:t>
+      </w:r>
+    </w:p>
+    <w:p>
+      <w:pPr>
+        <w:spacing w:before="100" w:beforeAutospacing="1" w:after="100" w:afterAutospacing="1" w:line="240" w:lineRule="auto"/>
+        <w:rPr>
+          <w:rFonts w:ascii="Times New Roman" w:eastAsia="Times New Roman" w:hAnsi="Times New Roman" w:cs="Times New Roman"/>
+          <w:sz w:val="24"/>
+          <w:szCs w:val="24"/>
+          <w:lang w:eastAsia="tr-TR"/>
+        </w:rPr>
+      </w:pPr>
+      <w:r>
+        <w:rPr>
+          <w:rFonts w:ascii="Times New Roman" w:eastAsia="Times New Roman" w:hAnsi="Times New Roman" w:cs="Times New Roman"/>
+          <w:b/>
+          <w:bCs/>
+          <w:sz w:val="24"/>
+          <w:szCs w:val="24"/>
+          <w:lang w:eastAsia="tr-TR"/>
+        </w:rPr>
+        <w:t>Top-P</w:t>
+      </w:r>
+      <w:r>
+        <w:rPr>
+          <w:rFonts w:ascii="Times New Roman" w:eastAsia="Times New Roman" w:hAnsi="Times New Roman" w:cs="Times New Roman"/>
+          <w:sz w:val="24"/>
+          <w:szCs w:val="24"/>
+          <w:lang w:eastAsia="tr-TR"/>
+        </w:rPr>
+        <w:t xml:space="preserve"> Kelime seçimindeki </w:t>
+      </w:r>
+      <w:r>
+        <w:rPr>
+          <w:rFonts w:ascii="Times New Roman" w:eastAsia="Times New Roman" w:hAnsi="Times New Roman" w:cs="Times New Roman"/>
+          <w:b/>
+          <w:bCs/>
+          <w:sz w:val="24"/>
+          <w:szCs w:val="24"/>
+          <w:lang w:eastAsia="tr-TR"/>
+        </w:rPr>
+        <w:t>"Mantık Barajı (% Filtresi)"</w:t>
+      </w:r>
+      <w:r>
+        <w:rPr>
+          <w:rFonts w:ascii="Times New Roman" w:eastAsia="Times New Roman" w:hAnsi="Times New Roman" w:cs="Times New Roman"/>
+          <w:sz w:val="24"/>
+          <w:szCs w:val="24"/>
+          <w:lang w:eastAsia="tr-TR"/>
+        </w:rPr>
+        <w:t>. Örneğin 0.9 (%90) yaparsan; model bir sonraki kelimeyi seçerken en yüksek olasılıklı mantıklı ihtimallerin %90'lık kısmını masada tutar, kalan %10'luk alakasız veya absürt ihtimalleri direkt çöpe atar.</w:t>
+      </w:r>
+    </w:p>
+    <w:p>
+      <w:pPr>
+        <w:spacing w:before="100" w:beforeAutospacing="1" w:after="100" w:afterAutospacing="1" w:line="240" w:lineRule="auto"/>
+        <w:rPr>
+          <w:rFonts w:ascii="Times New Roman" w:eastAsia="Times New Roman" w:hAnsi="Times New Roman" w:cs="Times New Roman"/>
+          <w:sz w:val="24"/>
+          <w:szCs w:val="24"/>
+          <w:lang w:eastAsia="tr-TR"/>
+        </w:rPr>
+      </w:pPr>
+      <w:r>
+        <w:rPr>
+          <w:rFonts w:ascii="Times New Roman" w:eastAsia="Times New Roman" w:hAnsi="Times New Roman" w:cs="Times New Roman"/>
+          <w:b/>
+          <w:bCs/>
+          <w:sz w:val="24"/>
+          <w:szCs w:val="24"/>
+          <w:lang w:eastAsia="tr-TR"/>
+        </w:rPr>
+        <w:t>Top-K</w:t>
+      </w:r>
+      <w:r>
+        <w:rPr>
+          <w:rFonts w:ascii="Times New Roman" w:eastAsia="Times New Roman" w:hAnsi="Times New Roman" w:cs="Times New Roman"/>
+          <w:sz w:val="24"/>
+          <w:szCs w:val="24"/>
+          <w:lang w:eastAsia="tr-TR"/>
+        </w:rPr>
+        <w:t xml:space="preserve"> Kelime seçimindeki </w:t>
+      </w:r>
+      <w:r>
+        <w:rPr>
+          <w:rFonts w:ascii="Times New Roman" w:eastAsia="Times New Roman" w:hAnsi="Times New Roman" w:cs="Times New Roman"/>
+          <w:b/>
+          <w:bCs/>
+          <w:sz w:val="24"/>
+          <w:szCs w:val="24"/>
+          <w:lang w:eastAsia="tr-TR"/>
+        </w:rPr>
+        <w:t>"En İyi K Tane Sınırı"</w:t>
+      </w:r>
+      <w:r>
+        <w:rPr>
+          <w:rFonts w:ascii="Times New Roman" w:eastAsia="Times New Roman" w:hAnsi="Times New Roman" w:cs="Times New Roman"/>
+          <w:sz w:val="24"/>
+          <w:szCs w:val="24"/>
+          <w:lang w:eastAsia="tr-TR"/>
+        </w:rPr>
+        <w:t>. "Bir sonraki kelimeyi seçerken aklına gelen en mantıklı ilk K tanesine (örneğin ilk 50 kelimeye) bak, listenin gerisini seçenekten sayma" kuralıdır.</w:t>
+      </w:r>
+    </w:p>
+    <w:p>
+      <w:r>
+        <w:t xml:space="preserve">Llm in çalışma mantığını hatırlayacak olursak kullanıcı soru sorduktan sonra sırasıyla prompt aşağıdaki aşamalardan geçiyordu : </w:t>
+      </w:r>
+    </w:p>
+    <w:p>
+      <w:r>
+        <w:t>Promt</w:t>
+      </w:r>
+      <w:r>
+        <w:sym w:font="Wingdings" w:char="F0E0"/>
+      </w:r>
+      <w:r>
+        <w:t>tokenizer</w:t>
+      </w:r>
+      <w:r>
+        <w:sym w:font="Wingdings" w:char="F0E0"/>
+      </w:r>
+      <w:r>
+        <w:t xml:space="preserve">embedding | positioanl embedding </w:t>
+      </w:r>
+      <w:r>
+        <w:sym w:font="Wingdings" w:char="F0E0"/>
+      </w:r>
+      <w:r>
+        <w:t xml:space="preserve">self attention | multiheadattention </w:t>
+      </w:r>
+      <w:r>
+        <w:sym w:font="Wingdings" w:char="F0E0"/>
+      </w:r>
+      <w:r>
+        <w:t xml:space="preserve"> MLP </w:t>
+      </w:r>
+      <w:r>
+        <w:sym w:font="Wingdings" w:char="F0E0"/>
+      </w:r>
+      <w:r>
+        <w:t xml:space="preserve"> LM head bu aşamalardan sonra model sözlüğündeki tüm tokenlara bir next token olasılık skoru atadı ve yukarıdaki parametrelerin neredeyse tamamı bu olasılık skoru listesi oluştuktan sonra kelimeyi cımbızla seçme anında devreye girer.</w:t>
+      </w:r>
+    </w:p>
+    <w:p/>
+    <w:p>
+      <w:pPr>
+        <w:rPr>
+          <w:b/>
+          <w:sz w:val="40"/>
+          <w:szCs w:val="40"/>
+        </w:rPr>
+      </w:pPr>
+      <w:r>
+        <w:rPr>
+          <w:b/>
+          <w:sz w:val="40"/>
+          <w:szCs w:val="40"/>
+        </w:rPr>
+        <w:t>3 BİR SOHBETİ KAYDETME VE DEVAM ETTİRME</w:t>
+      </w:r>
+    </w:p>
+    <w:p>
+      <w:r>
+        <w:t xml:space="preserve">Client.chats.create() ile oluşturulan sohbet nesnesi konuşma devam ettiği sürece tüm mesaj geçmişini ram da tutat bu nedenle aynı chat nesnesi üzerinden send_mesagge() yağtığın zaman geçmiş otomatik olarak modele gönderilir ve model önceki konuşmaları hatırlayarak cevap verir </w:t>
+      </w:r>
+    </w:p>
+    <w:p>
+      <w:r>
+        <w:lastRenderedPageBreak/>
+        <w:t xml:space="preserve">Eğer bu geçmişi kalıcı olarak elde etmek istiyorsak oturum sonunda bu chat_hisytory içeriğini bir yere kaydetmemiz gerekir çünü oturum sonlandırıldığında ramdende history gitmiş olacaktır </w:t>
+      </w:r>
+    </w:p>
+    <w:p>
+      <w:r>
+        <w:t xml:space="preserve">Bu işlem için kullanılacak bazı metotları ve açıklamalarını işlemlerin iş akışına göre aşağıda açıkladım </w:t>
+      </w:r>
+    </w:p>
+    <w:p>
+      <w:r>
+        <w:t>ch</w:t>
+      </w:r>
+      <w:r>
+        <w:t>at.get_</w:t>
+      </w:r>
+      <w:r>
+        <w:t xml:space="preserve">history: ile konuşma geçmişi alınır  </w:t>
+      </w:r>
+    </w:p>
+    <w:p>
+      <w:r>
+        <w:t>history_adapter_.dump_json(chat_history): chat geçmişini bir json formatına dönüştürür</w:t>
+      </w:r>
+    </w:p>
+    <w:p>
+      <w:r>
+        <w:t>history_adapter.validate_json(json_history) : json verisini tekrardan content nesnesine dönüştürür</w:t>
+      </w:r>
+    </w:p>
+    <w:p>
+      <w:pPr>
+        <w:pStyle w:val="Balk2"/>
+        <w:shd w:val="clear" w:color="auto" w:fill="FFFFFF"/>
+        <w:spacing w:before="218" w:beforeAutospacing="0" w:after="145" w:afterAutospacing="0"/>
+        <w:rPr>
+          <w:rFonts w:ascii="Segoe UI" w:hAnsi="Segoe UI" w:cs="Segoe UI"/>
+          <w:b w:val="0"/>
+          <w:bCs w:val="0"/>
+        </w:rPr>
+      </w:pPr>
+      <w:r>
+        <w:rPr>
+          <w:rFonts w:ascii="Segoe UI" w:hAnsi="Segoe UI" w:cs="Segoe UI"/>
+          <w:b w:val="0"/>
+          <w:bCs w:val="0"/>
+        </w:rPr>
+        <w:t>#### Metin Gömüleri</w:t>
+      </w:r>
+    </w:p>
+    <w:p>
+      <w:pPr>
+        <w:pStyle w:val="NormalWeb"/>
+        <w:shd w:val="clear" w:color="auto" w:fill="FFFFFF"/>
+        <w:spacing w:before="0" w:beforeAutospacing="0" w:after="240" w:afterAutospacing="0"/>
+        <w:rPr>
+          <w:rFonts w:ascii="Segoe UI" w:hAnsi="Segoe UI" w:cs="Segoe UI"/>
+          <w:sz w:val="21"/>
+          <w:szCs w:val="21"/>
+        </w:rPr>
+      </w:pPr>
+      <w:r>
+        <w:rPr>
+          <w:rStyle w:val="HTMLKodu"/>
+          <w:rFonts w:ascii="Consolas" w:hAnsi="Consolas"/>
+          <w:bdr w:val="none" w:sz="0" w:space="0" w:color="auto" w:frame="1"/>
+          <w:shd w:val="clear" w:color="auto" w:fill="EEEEEE"/>
+        </w:rPr>
+        <w:t>embed_content</w:t>
+      </w:r>
+      <w:r>
+        <w:rPr>
+          <w:rFonts w:ascii="Segoe UI" w:hAnsi="Segoe UI" w:cs="Segoe UI"/>
+          <w:sz w:val="21"/>
+          <w:szCs w:val="21"/>
+        </w:rPr>
+        <w:t> yöntemi (</w:t>
+      </w:r>
+      <w:r>
+        <w:rPr>
+          <w:rStyle w:val="Gl"/>
+          <w:rFonts w:ascii="Segoe UI" w:hAnsi="Segoe UI" w:cs="Segoe UI"/>
+          <w:sz w:val="21"/>
+          <w:szCs w:val="21"/>
+        </w:rPr>
+        <w:t>method</w:t>
+      </w:r>
+      <w:r>
+        <w:rPr>
+          <w:rFonts w:ascii="Segoe UI" w:hAnsi="Segoe UI" w:cs="Segoe UI"/>
+          <w:sz w:val="21"/>
+          <w:szCs w:val="21"/>
+        </w:rPr>
+        <w:t>) ve </w:t>
+      </w:r>
+      <w:r>
+        <w:rPr>
+          <w:rStyle w:val="HTMLKodu"/>
+          <w:rFonts w:ascii="Consolas" w:hAnsi="Consolas"/>
+          <w:bdr w:val="none" w:sz="0" w:space="0" w:color="auto" w:frame="1"/>
+          <w:shd w:val="clear" w:color="auto" w:fill="EEEEEE"/>
+        </w:rPr>
+        <w:t>gemini-embedding-exp-03-07</w:t>
+      </w:r>
+      <w:r>
+        <w:rPr>
+          <w:rFonts w:ascii="Segoe UI" w:hAnsi="Segoe UI" w:cs="Segoe UI"/>
+          <w:sz w:val="21"/>
+          <w:szCs w:val="21"/>
+        </w:rPr>
+        <w:t> modeli (</w:t>
+      </w:r>
+      <w:r>
+        <w:rPr>
+          <w:rStyle w:val="Gl"/>
+          <w:rFonts w:ascii="Segoe UI" w:hAnsi="Segoe UI" w:cs="Segoe UI"/>
+          <w:sz w:val="21"/>
+          <w:szCs w:val="21"/>
+        </w:rPr>
+        <w:t>model</w:t>
+      </w:r>
+      <w:r>
+        <w:rPr>
+          <w:rFonts w:ascii="Segoe UI" w:hAnsi="Segoe UI" w:cs="Segoe UI"/>
+          <w:sz w:val="21"/>
+          <w:szCs w:val="21"/>
+        </w:rPr>
+        <w:t>) kullanılarak bir metin parçası (</w:t>
+      </w:r>
+      <w:r>
+        <w:rPr>
+          <w:rStyle w:val="Gl"/>
+          <w:rFonts w:ascii="Segoe UI" w:hAnsi="Segoe UI" w:cs="Segoe UI"/>
+          <w:sz w:val="21"/>
+          <w:szCs w:val="21"/>
+        </w:rPr>
+        <w:t>snippet of text</w:t>
+      </w:r>
+      <w:r>
+        <w:rPr>
+          <w:rFonts w:ascii="Segoe UI" w:hAnsi="Segoe UI" w:cs="Segoe UI"/>
+          <w:sz w:val="21"/>
+          <w:szCs w:val="21"/>
+        </w:rPr>
+        <w:t>) için metin gömüleri (</w:t>
+      </w:r>
+      <w:r>
+        <w:rPr>
+          <w:rStyle w:val="Gl"/>
+          <w:rFonts w:ascii="Segoe UI" w:hAnsi="Segoe UI" w:cs="Segoe UI"/>
+          <w:sz w:val="21"/>
+          <w:szCs w:val="21"/>
+        </w:rPr>
+        <w:t>text embeddings</w:t>
+      </w:r>
+      <w:r>
+        <w:rPr>
+          <w:rFonts w:ascii="Segoe UI" w:hAnsi="Segoe UI" w:cs="Segoe UI"/>
+          <w:sz w:val="21"/>
+          <w:szCs w:val="21"/>
+        </w:rPr>
+        <w:t>) alınabilir.</w:t>
+      </w:r>
+    </w:p>
+    <w:p>
+      <w:pPr>
+        <w:pStyle w:val="NormalWeb"/>
+        <w:shd w:val="clear" w:color="auto" w:fill="FFFFFF"/>
+        <w:spacing w:before="0" w:beforeAutospacing="0" w:after="120" w:afterAutospacing="0"/>
+        <w:rPr>
+          <w:rFonts w:ascii="Segoe UI" w:hAnsi="Segoe UI" w:cs="Segoe UI"/>
+          <w:sz w:val="21"/>
+          <w:szCs w:val="21"/>
+        </w:rPr>
+      </w:pPr>
+      <w:r>
+        <w:rPr>
+          <w:rFonts w:ascii="Segoe UI" w:hAnsi="Segoe UI" w:cs="Segoe UI"/>
+          <w:sz w:val="21"/>
+          <w:szCs w:val="21"/>
+        </w:rPr>
+        <w:t>Gemini Gömüleme modeli (</w:t>
+      </w:r>
+      <w:r>
+        <w:rPr>
+          <w:rStyle w:val="Gl"/>
+          <w:rFonts w:ascii="Segoe UI" w:hAnsi="Segoe UI" w:cs="Segoe UI"/>
+          <w:sz w:val="21"/>
+          <w:szCs w:val="21"/>
+        </w:rPr>
+        <w:t>Gemini Embeddings model</w:t>
+      </w:r>
+      <w:r>
+        <w:rPr>
+          <w:rFonts w:ascii="Segoe UI" w:hAnsi="Segoe UI" w:cs="Segoe UI"/>
+          <w:sz w:val="21"/>
+          <w:szCs w:val="21"/>
+        </w:rPr>
+        <w:t>), varsayılan olarak 3072 boyutlu (</w:t>
+      </w:r>
+      <w:r>
+        <w:rPr>
+          <w:rStyle w:val="Gl"/>
+          <w:rFonts w:ascii="Segoe UI" w:hAnsi="Segoe UI" w:cs="Segoe UI"/>
+          <w:sz w:val="21"/>
+          <w:szCs w:val="21"/>
+        </w:rPr>
+        <w:t>dimensions</w:t>
+      </w:r>
+      <w:r>
+        <w:rPr>
+          <w:rFonts w:ascii="Segoe UI" w:hAnsi="Segoe UI" w:cs="Segoe UI"/>
+          <w:sz w:val="21"/>
+          <w:szCs w:val="21"/>
+        </w:rPr>
+        <w:t>) bir çıktı üretir. Ancak, 1 ile 3072 arasında istediğiniz bir çıktı boyutunu (</w:t>
+      </w:r>
+      <w:r>
+        <w:rPr>
+          <w:rStyle w:val="Gl"/>
+          <w:rFonts w:ascii="Segoe UI" w:hAnsi="Segoe UI" w:cs="Segoe UI"/>
+          <w:sz w:val="21"/>
+          <w:szCs w:val="21"/>
+        </w:rPr>
+        <w:t>output dimensionality</w:t>
+      </w:r>
+      <w:r>
+        <w:rPr>
+          <w:rFonts w:ascii="Segoe UI" w:hAnsi="Segoe UI" w:cs="Segoe UI"/>
+          <w:sz w:val="21"/>
+          <w:szCs w:val="21"/>
+        </w:rPr>
+        <w:t>) seçme seçeneğiniz vardır.</w:t>
+      </w:r>
+    </w:p>
+    <w:p>
+      <w:r>
+        <w:t xml:space="preserve"> </w:t>
+      </w:r>
       <w:r>
         <w:rPr>
           <w:noProof/>
           <w:lang w:eastAsia="tr-TR"/>
         </w:rPr>
         <w:drawing>
-          <wp:inline distT="0" distB="0" distL="0" distR="0" wp14:anchorId="215AA74C" wp14:editId="245F2AA3">
-            <wp:extent cx="5760720" cy="4438650"/>
-            <wp:effectExtent l="0" t="0" r="0" b="0"/>
-            <wp:docPr id="6" name="Resim 6"/>
+          <wp:inline distT="0" distB="0" distL="0" distR="0" wp14:anchorId="585DC3A2" wp14:editId="034FE004">
+            <wp:extent cx="3286125" cy="323850"/>
+            <wp:effectExtent l="0" t="0" r="9525" b="0"/>
+            <wp:docPr id="8" name="Resim 8"/>
             <wp:cNvGraphicFramePr>
               <a:graphicFrameLocks xmlns:a="http://schemas.openxmlformats.org/drawingml/2006/main" noChangeAspect="1"/>
             </wp:cNvGraphicFramePr>
@@ -2542,7 +2499,7 @@
                   <pic:spPr>
                     <a:xfrm>
                       <a:off x="0" y="0"/>
-                      <a:ext cx="5760720" cy="4438650"/>
+                      <a:ext cx="3286125" cy="323850"/>
                     </a:xfrm>
                     <a:prstGeom prst="rect">
                       <a:avLst/>
@@ -2556,144 +2513,16 @@
       </w:r>
     </w:p>
     <w:p>
-      <w:pPr>
-        <w:rPr>
-          <w:rFonts w:ascii="Segoe UI" w:hAnsi="Segoe UI" w:cs="Segoe UI"/>
-          <w:sz w:val="21"/>
-          <w:szCs w:val="21"/>
-        </w:rPr>
-      </w:pPr>
-      <w:r>
-        <w:t xml:space="preserve">Burada her bir cümlenin anlamsal temsillerinin sayı dizilerine(yani vektörlere) dönüştürülmüş çıktılarını görebiliyoruz .  </w:t>
-      </w:r>
-      <w:r>
-        <w:rPr>
-          <w:rStyle w:val="HTMLKodu"/>
-          <w:rFonts w:ascii="Consolas" w:eastAsiaTheme="minorHAnsi" w:hAnsi="Consolas"/>
-          <w:bdr w:val="none" w:sz="0" w:space="0" w:color="auto" w:frame="1"/>
-          <w:shd w:val="clear" w:color="auto" w:fill="EEEEEE"/>
-        </w:rPr>
-        <w:t>gemini-embedding-exp-03-07</w:t>
-      </w:r>
-      <w:r>
-        <w:rPr>
-          <w:rFonts w:ascii="Segoe UI" w:hAnsi="Segoe UI" w:cs="Segoe UI"/>
-          <w:sz w:val="21"/>
-          <w:szCs w:val="21"/>
-        </w:rPr>
-        <w:t xml:space="preserve"> modeli modelinin çıktı boyutunu biz 512 olarak ayarladık . kelimelerin (tokenların) anlamsal temsili olarak matematiksel sayı dizelerine </w:t>
-      </w:r>
-      <w:r>
-        <w:rPr>
-          <w:rFonts w:ascii="Segoe UI" w:hAnsi="Segoe UI" w:cs="Segoe UI"/>
-          <w:sz w:val="21"/>
-          <w:szCs w:val="21"/>
-        </w:rPr>
-        <w:lastRenderedPageBreak/>
-        <w:t xml:space="preserve">vektörelre dönüştürülmesini llm lerin çalışma mantığı adılı repomdan embedding başlığı altından detaylı bir şekilde inceleyebilirsiniz </w:t>
-      </w:r>
-    </w:p>
-    <w:p>
-      <w:pPr>
-        <w:rPr>
-          <w:b/>
-          <w:sz w:val="40"/>
-          <w:szCs w:val="40"/>
-        </w:rPr>
-      </w:pPr>
-      <w:r>
-        <w:rPr>
-          <w:b/>
-          <w:sz w:val="40"/>
-          <w:szCs w:val="40"/>
-        </w:rPr>
-        <w:t>4 SİSTEM YÖNLENDİRMESİ TABANLI SOHBET BOTU GELİŞTİRME</w:t>
-      </w:r>
-    </w:p>
-    <w:p>
-      <w:r>
-        <w:rPr>
-          <w:b/>
-        </w:rPr>
-        <w:t xml:space="preserve">Bu başlık altında </w:t>
-      </w:r>
-      <w:r>
-        <w:t>sadece sistem yönelendirmesi kullanarak bir sohbet botunun nasış geliştirileceğine odaklanacağız burada sohbet botu harici bir veri kaynağından (rag) herhangi bir bilgi  getirmeden sadece sistem yönlendirmesi ile kullanıcı sorularına cevap verecektir . bu böşümde sistem yönlendirmesinin tek başına yeterli olmadığını incelik ve sınırlılıklarını öğrenmiş olacağız . rag mimarisnin sohbet botu için ne kadar önemli olduğunu anlamaya çalışacağız .</w:t>
-      </w:r>
-    </w:p>
-    <w:p>
-      <w:r>
-        <w:t>Yani bir sohbet botunu sadece yönlendirmeler ile nasıl tasarlayacağımızı ve bu yöntemin de hangi durumla</w:t>
-      </w:r>
-      <w:r>
-        <w:t>r</w:t>
-      </w:r>
-      <w:r>
-        <w:t xml:space="preserve">da yeterli / yetersiz kaldığını öğreneceğiz </w:t>
-      </w:r>
-    </w:p>
-    <w:p>
-      <w:r>
-        <w:t xml:space="preserve">Geleneksel yazılım geliştirmede program davranışını kodlarda değişiklik yaparak sağlıyoruz ancal llm lerde doğal dil kullanarak modelin davranışını programlarız </w:t>
-      </w:r>
-    </w:p>
-    <w:p>
-      <w:r>
-        <w:t xml:space="preserve"> Bu yaklaşımın temelinde llm leirn  “bağlam içi öpğrenme (In contect learning ICL)” yeteneği yatar . </w:t>
-      </w:r>
-    </w:p>
-    <w:p>
-      <w:r>
-        <w:t xml:space="preserve">ICL modelin kendisine verilen talimat ve örnekler üzerinden anında öğrenme ve davranışını buna göre şekillendirme yeteneğidir </w:t>
-      </w:r>
-    </w:p>
-    <w:p>
-      <w:r>
-        <w:t>Bu sayede model davranışını kontrlol ederek modelin rolünü tonunu yanıt formatını ve hatta bilgi kapsamını tek bir metin girdisiyle kolayca ayarlayabiliyoruz  ayrıca sistem yönlendirmesi önemidir çünkü llm ler olasıklıksal çıktılar üretir deterministik omadıkları için bu davranışı yönetmemiz ve yönelndirmemiz gerekir</w:t>
-      </w:r>
-    </w:p>
-    <w:p>
-      <w:r>
-        <w:t xml:space="preserve">### Ana bileşenler ve iş akışı </w:t>
-      </w:r>
-    </w:p>
-    <w:p>
-      <w:r>
-        <w:t xml:space="preserve">User_prompt : kullanıcı sorusu veya komutları </w:t>
-      </w:r>
-    </w:p>
-    <w:p>
-      <w:r>
-        <w:t xml:space="preserve">Sisystem_propmt: modelin genel davranışını roünü tonunu ve görev alanını tanımlayan genellikle developer tarafından belirlenen alandır. User promt tan daha yetkili kabul edilir modelin temel kişiliğini(persona) ve davranışının çerçevesini belirler </w:t>
-      </w:r>
-    </w:p>
-    <w:p>
-      <w:r>
-        <w:t xml:space="preserve">Chat_memory : bu modele konuşmanın bağlamını hatırlatmak için kullanılır </w:t>
-      </w:r>
-    </w:p>
-    <w:p>
-      <w:r>
-        <w:t xml:space="preserve">Modeiln train edildiği veri üzerinden yanıt üretimi : model kendisine sunulan kullanıcı yönlendirmesi sistem yönelendirmesi ve geçmiş mesajlar bağlamında kendi parametrik bilgisine dayanarak bir yanıt üretir bu yanıt modelin train verilerindeki kalıpları ve ilişkileri yansıtır . </w:t>
-      </w:r>
-    </w:p>
-    <w:p>
-      <w:r>
-        <w:t xml:space="preserve">Bu iş akışı için temel kod yapısı örneği aşağıda verilmiştir </w:t>
-      </w:r>
-    </w:p>
-    <w:p>
       <w:r>
         <w:rPr>
           <w:noProof/>
           <w:lang w:eastAsia="tr-TR"/>
         </w:rPr>
-        <w:lastRenderedPageBreak/>
         <w:drawing>
-          <wp:inline distT="0" distB="0" distL="0" distR="0" wp14:anchorId="168F5794" wp14:editId="4F1E6EA3">
-            <wp:extent cx="5248275" cy="5000625"/>
-            <wp:effectExtent l="0" t="0" r="9525" b="9525"/>
-            <wp:docPr id="9" name="Resim 9"/>
+          <wp:inline distT="0" distB="0" distL="0" distR="0" wp14:anchorId="215AA74C" wp14:editId="245F2AA3">
+            <wp:extent cx="5760720" cy="4438650"/>
+            <wp:effectExtent l="0" t="0" r="0" b="0"/>
+            <wp:docPr id="6" name="Resim 6"/>
             <wp:cNvGraphicFramePr>
               <a:graphicFrameLocks xmlns:a="http://schemas.openxmlformats.org/drawingml/2006/main" noChangeAspect="1"/>
             </wp:cNvGraphicFramePr>
@@ -2713,6 +2542,177 @@
                   <pic:spPr>
                     <a:xfrm>
                       <a:off x="0" y="0"/>
+                      <a:ext cx="5760720" cy="4438650"/>
+                    </a:xfrm>
+                    <a:prstGeom prst="rect">
+                      <a:avLst/>
+                    </a:prstGeom>
+                  </pic:spPr>
+                </pic:pic>
+              </a:graphicData>
+            </a:graphic>
+          </wp:inline>
+        </w:drawing>
+      </w:r>
+    </w:p>
+    <w:p>
+      <w:pPr>
+        <w:rPr>
+          <w:rFonts w:ascii="Segoe UI" w:hAnsi="Segoe UI" w:cs="Segoe UI"/>
+          <w:sz w:val="21"/>
+          <w:szCs w:val="21"/>
+        </w:rPr>
+      </w:pPr>
+      <w:r>
+        <w:t xml:space="preserve">Burada her bir cümlenin anlamsal temsillerinin sayı dizilerine(yani vektörlere) dönüştürülmüş çıktılarını görebiliyoruz .  </w:t>
+      </w:r>
+      <w:r>
+        <w:rPr>
+          <w:rStyle w:val="HTMLKodu"/>
+          <w:rFonts w:ascii="Consolas" w:eastAsiaTheme="minorHAnsi" w:hAnsi="Consolas"/>
+          <w:bdr w:val="none" w:sz="0" w:space="0" w:color="auto" w:frame="1"/>
+          <w:shd w:val="clear" w:color="auto" w:fill="EEEEEE"/>
+        </w:rPr>
+        <w:t>gemini-embedding-exp-03-07</w:t>
+      </w:r>
+      <w:r>
+        <w:rPr>
+          <w:rFonts w:ascii="Segoe UI" w:hAnsi="Segoe UI" w:cs="Segoe UI"/>
+          <w:sz w:val="21"/>
+          <w:szCs w:val="21"/>
+        </w:rPr>
+        <w:t xml:space="preserve"> modeli modelinin çıktı boyutunu biz 512 olarak ayarladık . kelimelerin (tokenların) anlamsal temsili olarak matematiksel sayı dizelerine </w:t>
+      </w:r>
+      <w:r>
+        <w:rPr>
+          <w:rFonts w:ascii="Segoe UI" w:hAnsi="Segoe UI" w:cs="Segoe UI"/>
+          <w:sz w:val="21"/>
+          <w:szCs w:val="21"/>
+        </w:rPr>
+        <w:lastRenderedPageBreak/>
+        <w:t xml:space="preserve">vektörelre dönüştürülmesini llm lerin çalışma mantığı adılı repomdan embedding başlığı altından detaylı bir şekilde inceleyebilirsiniz </w:t>
+      </w:r>
+    </w:p>
+    <w:p>
+      <w:pPr>
+        <w:rPr>
+          <w:b/>
+          <w:sz w:val="40"/>
+          <w:szCs w:val="40"/>
+        </w:rPr>
+      </w:pPr>
+      <w:r>
+        <w:rPr>
+          <w:b/>
+          <w:sz w:val="40"/>
+          <w:szCs w:val="40"/>
+        </w:rPr>
+        <w:t>4 SİSTEM YÖNLENDİRMESİ TABANLI SOHBET BOTU GELİŞTİRME</w:t>
+      </w:r>
+    </w:p>
+    <w:p>
+      <w:r>
+        <w:rPr>
+          <w:b/>
+        </w:rPr>
+        <w:t xml:space="preserve">Bu başlık altında </w:t>
+      </w:r>
+      <w:r>
+        <w:t>sadece sistem yönelendirmesi kullanarak bir sohbet botunun nasış geliştirileceğine odaklanacağız burada sohbet botu harici bir veri kaynağından (rag) herhangi bir bilgi  getirmeden sadece sistem yönlendirmesi ile kullanıcı sorularına cevap verecektir . bu böşümde sistem yönlendirmesinin tek başına yeterli olmadığını incelik ve sınırlılıklarını öğrenmiş olacağız . rag mimarisnin sohbet botu için ne kadar önemli olduğunu anlamaya çalışacağız .</w:t>
+      </w:r>
+    </w:p>
+    <w:p>
+      <w:r>
+        <w:t>Yani bir sohbet botunu sadece yönlendirmeler ile nasıl tasarlayacağımızı ve bu yöntemin de hangi durumla</w:t>
+      </w:r>
+      <w:r>
+        <w:t>r</w:t>
+      </w:r>
+      <w:r>
+        <w:t xml:space="preserve">da yeterli / yetersiz kaldığını öğreneceğiz </w:t>
+      </w:r>
+    </w:p>
+    <w:p>
+      <w:r>
+        <w:t xml:space="preserve">Geleneksel yazılım geliştirmede program davranışını kodlarda değişiklik yaparak sağlıyoruz ancal llm lerde doğal dil kullanarak modelin davranışını programlarız </w:t>
+      </w:r>
+    </w:p>
+    <w:p>
+      <w:r>
+        <w:t xml:space="preserve"> Bu yaklaşımın temelinde llm leirn  “bağlam içi öpğrenme (In contect learning ICL)” yeteneği yatar . </w:t>
+      </w:r>
+    </w:p>
+    <w:p>
+      <w:r>
+        <w:t xml:space="preserve">ICL modelin kendisine verilen talimat ve örnekler üzerinden anında öğrenme ve davranışını buna göre şekillendirme yeteneğidir </w:t>
+      </w:r>
+    </w:p>
+    <w:p>
+      <w:r>
+        <w:t>Bu sayede model davranışını kontrlol ederek modelin rolünü tonunu yanıt formatını ve hatta bilgi kapsamını tek bir metin girdisiyle kolayca ayarlayabiliyoruz  ayrıca sistem yönlendirmesi önemidir çünkü llm ler olasıklıksal çıktılar üretir deterministik omadıkları için bu davranışı yönetmemiz ve yönelndirmemiz gerekir</w:t>
+      </w:r>
+    </w:p>
+    <w:p>
+      <w:r>
+        <w:t xml:space="preserve">### Ana bileşenler ve iş akışı </w:t>
+      </w:r>
+    </w:p>
+    <w:p>
+      <w:r>
+        <w:t xml:space="preserve">User_prompt : kullanıcı sorusu veya komutları </w:t>
+      </w:r>
+    </w:p>
+    <w:p>
+      <w:r>
+        <w:t xml:space="preserve">Sisystem_propmt: modelin genel davranışını roünü tonunu ve görev alanını tanımlayan genellikle developer tarafından belirlenen alandır. User promt tan daha yetkili kabul edilir modelin temel kişiliğini(persona) ve davranışının çerçevesini belirler </w:t>
+      </w:r>
+    </w:p>
+    <w:p>
+      <w:r>
+        <w:t xml:space="preserve">Chat_memory : bu modele konuşmanın bağlamını hatırlatmak için kullanılır </w:t>
+      </w:r>
+    </w:p>
+    <w:p>
+      <w:r>
+        <w:t xml:space="preserve">Modeiln train edildiği veri üzerinden yanıt üretimi : model kendisine sunulan kullanıcı yönlendirmesi sistem yönelendirmesi ve geçmiş mesajlar bağlamında kendi parametrik bilgisine dayanarak bir yanıt üretir bu yanıt modelin train verilerindeki kalıpları ve ilişkileri yansıtır . </w:t>
+      </w:r>
+    </w:p>
+    <w:p>
+      <w:r>
+        <w:t xml:space="preserve">Bu iş akışı için temel kod yapısı örneği aşağıda verilmiştir </w:t>
+      </w:r>
+    </w:p>
+    <w:p>
+      <w:r>
+        <w:rPr>
+          <w:noProof/>
+          <w:lang w:eastAsia="tr-TR"/>
+        </w:rPr>
+        <w:lastRenderedPageBreak/>
+        <w:drawing>
+          <wp:inline distT="0" distB="0" distL="0" distR="0" wp14:anchorId="168F5794" wp14:editId="4F1E6EA3">
+            <wp:extent cx="5248275" cy="5000625"/>
+            <wp:effectExtent l="0" t="0" r="9525" b="9525"/>
+            <wp:docPr id="9" name="Resim 9"/>
+            <wp:cNvGraphicFramePr>
+              <a:graphicFrameLocks xmlns:a="http://schemas.openxmlformats.org/drawingml/2006/main" noChangeAspect="1"/>
+            </wp:cNvGraphicFramePr>
+            <a:graphic xmlns:a="http://schemas.openxmlformats.org/drawingml/2006/main">
+              <a:graphicData uri="http://schemas.openxmlformats.org/drawingml/2006/picture">
+                <pic:pic xmlns:pic="http://schemas.openxmlformats.org/drawingml/2006/picture">
+                  <pic:nvPicPr>
+                    <pic:cNvPr id="1" name=""/>
+                    <pic:cNvPicPr/>
+                  </pic:nvPicPr>
+                  <pic:blipFill>
+                    <a:blip r:embed="rId15"/>
+                    <a:stretch>
+                      <a:fillRect/>
+                    </a:stretch>
+                  </pic:blipFill>
+                  <pic:spPr>
+                    <a:xfrm>
+                      <a:off x="0" y="0"/>
                       <a:ext cx="5248275" cy="5000625"/>
                     </a:xfrm>
                     <a:prstGeom prst="rect">
@@ -3225,7 +3225,7 @@
                     </pic:cNvPicPr>
                   </pic:nvPicPr>
                   <pic:blipFill>
-                    <a:blip r:embed="rId15">
+                    <a:blip r:embed="rId16">
                       <a:extLst>
                         <a:ext uri="{28A0092B-C50C-407E-A947-70E740481C1C}">
                           <a14:useLocalDpi xmlns:a14="http://schemas.microsoft.com/office/drawing/2010/main" val="0"/>
@@ -3293,6 +3293,2529 @@
       </w:r>
     </w:p>
     <w:p>
+      <w:r>
+        <w:t>1.bu sorguyu alır</w:t>
+      </w:r>
+    </w:p>
+    <w:p>
+      <w:r>
+        <w:t xml:space="preserve">2.embedding işlemindne geçirir </w:t>
+      </w:r>
+    </w:p>
+    <w:p>
+      <w:r>
+        <w:t xml:space="preserve">3.ve önceden bilgi veri tabanına alınmış çift anadal yönergesi içindeki ilgili paragrafları vektör db den getirir </w:t>
+      </w:r>
+    </w:p>
+    <w:p>
+      <w:r>
+        <w:t xml:space="preserve">4.elde edilen içerik llm e bağlam olarak sunularak yönetmeliğe dayalı doğru ve açıklayıcı bir yanıt üretilir </w:t>
+      </w:r>
+    </w:p>
+    <w:p>
+      <w:r>
+        <w:t xml:space="preserve">#### bilgi veri tabanı için belgelerin toplanması ve elde edilmesi </w:t>
+      </w:r>
+    </w:p>
+    <w:p>
+      <w:r>
+        <w:t xml:space="preserve">İlgili tüm yönetmelikler ted ünisin resmi web sayfasından temin edilebilir ve colab ortamına yüklenebilir rag mimarisi bilgi tabanı olarak yapılandırılmış içeriklere ihitiyaç duyar bu içerikler genelikle pdf belgeleri şeklinde saklanır dosyalardan metin çıkarımı yapmak için dosyaların tam adlarını ve dosya yollarını tutan bir liste yazdık bu liste üzerinden sayfa bazlı metin çıkarımı gerçekleştireceğiz </w:t>
+      </w:r>
+    </w:p>
+    <w:p>
+      <w:r>
+        <w:t xml:space="preserve">#### belgelerden metin çıkarımının yapılması </w:t>
+      </w:r>
+    </w:p>
+    <w:p>
+      <w:r>
+        <w:lastRenderedPageBreak/>
+        <w:t xml:space="preserve">Pythonun hazır modüllerinden olan PyPDF2 pdf dosyalarındaki metinleri sayfa sayfa elde etmek için kullanılır. Her sayfa için extract_text() metodu yardımı ile metin elde edilir </w:t>
+      </w:r>
+    </w:p>
+    <w:p>
+      <w:r>
+        <w:t xml:space="preserve">Bu boktada verilen dizindeki pdf leri sayfa sayfa metne çeviren kod akışı aşağıdaki gibidir : </w:t>
+      </w:r>
+    </w:p>
+    <w:p>
+      <w:r>
+        <w:rPr>
+          <w:noProof/>
+          <w:lang w:eastAsia="tr-TR"/>
+        </w:rPr>
+        <w:drawing>
+          <wp:inline distT="0" distB="0" distL="0" distR="0" wp14:anchorId="49CC5FD9" wp14:editId="0C4C9026">
+            <wp:extent cx="5760720" cy="3308985"/>
+            <wp:effectExtent l="0" t="0" r="0" b="5715"/>
+            <wp:docPr id="14" name="Resim 14"/>
+            <wp:cNvGraphicFramePr>
+              <a:graphicFrameLocks xmlns:a="http://schemas.openxmlformats.org/drawingml/2006/main" noChangeAspect="1"/>
+            </wp:cNvGraphicFramePr>
+            <a:graphic xmlns:a="http://schemas.openxmlformats.org/drawingml/2006/main">
+              <a:graphicData uri="http://schemas.openxmlformats.org/drawingml/2006/picture">
+                <pic:pic xmlns:pic="http://schemas.openxmlformats.org/drawingml/2006/picture">
+                  <pic:nvPicPr>
+                    <pic:cNvPr id="1" name=""/>
+                    <pic:cNvPicPr/>
+                  </pic:nvPicPr>
+                  <pic:blipFill>
+                    <a:blip r:embed="rId17"/>
+                    <a:stretch>
+                      <a:fillRect/>
+                    </a:stretch>
+                  </pic:blipFill>
+                  <pic:spPr>
+                    <a:xfrm>
+                      <a:off x="0" y="0"/>
+                      <a:ext cx="5760720" cy="3308985"/>
+                    </a:xfrm>
+                    <a:prstGeom prst="rect">
+                      <a:avLst/>
+                    </a:prstGeom>
+                  </pic:spPr>
+                </pic:pic>
+              </a:graphicData>
+            </a:graphic>
+          </wp:inline>
+        </w:drawing>
+      </w:r>
+    </w:p>
+    <w:p/>
+    <w:p>
+      <w:r>
+        <w:t xml:space="preserve">### metin işleme </w:t>
+      </w:r>
+    </w:p>
+    <w:p>
+      <w:r>
+        <w:t xml:space="preserve">Artık elimizde örneğin 10 sayfalık bir pdf e ait yapılandırılmış düz metin çıktısı var ilerde bu metni embedding modeline sayısal vektörlere dönüştürmesi için vereceğiz fakat burada gömme modellerinin metinleri hangi formatta ve hangi kurallara aldıklarına dikkat ememiz gerekir mesela elimizdeki metin çıktısını gömme modeline öylece veremeyiz öncelikle metni modelin alacağı maz token sayısına göre tokenlara ayırmamız gerekir ve token chunkları şeklinde modele vermemiz gerekir </w:t>
+      </w:r>
+    </w:p>
+    <w:p>
+      <w:r>
+        <w:rPr>
+          <w:noProof/>
+          <w:lang w:eastAsia="tr-TR"/>
+        </w:rPr>
+        <w:drawing>
+          <wp:inline distT="0" distB="0" distL="0" distR="0">
+            <wp:extent cx="5760720" cy="1374497"/>
+            <wp:effectExtent l="0" t="0" r="0" b="0"/>
+            <wp:docPr id="13" name="Resim 13" descr="C:\Users\HP\AppData\Local\Microsoft\Windows\INetCache\Content.MSO\D8C4590F.tmp"/>
+            <wp:cNvGraphicFramePr>
+              <a:graphicFrameLocks xmlns:a="http://schemas.openxmlformats.org/drawingml/2006/main" noChangeAspect="1"/>
+            </wp:cNvGraphicFramePr>
+            <a:graphic xmlns:a="http://schemas.openxmlformats.org/drawingml/2006/main">
+              <a:graphicData uri="http://schemas.openxmlformats.org/drawingml/2006/picture">
+                <pic:pic xmlns:pic="http://schemas.openxmlformats.org/drawingml/2006/picture">
+                  <pic:nvPicPr>
+                    <pic:cNvPr id="0" name="Picture 1" descr="C:\Users\HP\AppData\Local\Microsoft\Windows\INetCache\Content.MSO\D8C4590F.tmp"/>
+                    <pic:cNvPicPr>
+                      <a:picLocks noChangeAspect="1" noChangeArrowheads="1"/>
+                    </pic:cNvPicPr>
+                  </pic:nvPicPr>
+                  <pic:blipFill>
+                    <a:blip r:embed="rId18" cstate="print">
+                      <a:extLst>
+                        <a:ext uri="{28A0092B-C50C-407E-A947-70E740481C1C}">
+                          <a14:useLocalDpi xmlns:a14="http://schemas.microsoft.com/office/drawing/2010/main" val="0"/>
+                        </a:ext>
+                      </a:extLst>
+                    </a:blip>
+                    <a:srcRect/>
+                    <a:stretch>
+                      <a:fillRect/>
+                    </a:stretch>
+                  </pic:blipFill>
+                  <pic:spPr bwMode="auto">
+                    <a:xfrm>
+                      <a:off x="0" y="0"/>
+                      <a:ext cx="5760720" cy="1374497"/>
+                    </a:xfrm>
+                    <a:prstGeom prst="rect">
+                      <a:avLst/>
+                    </a:prstGeom>
+                    <a:noFill/>
+                    <a:ln>
+                      <a:noFill/>
+                    </a:ln>
+                  </pic:spPr>
+                </pic:pic>
+              </a:graphicData>
+            </a:graphic>
+          </wp:inline>
+        </w:drawing>
+      </w:r>
+    </w:p>
+    <w:p>
+      <w:r>
+        <w:t xml:space="preserve"> </w:t>
+      </w:r>
+    </w:p>
+    <w:p>
+      <w:r>
+        <w:t xml:space="preserve">Metinleri </w:t>
+      </w:r>
+      <w:r>
+        <w:t xml:space="preserve">token bazı paraçalara ayırmadan önce elimizdeki metne ait parçaların anlam bütünlüğünü koruyabilmek ve her parçanın olabildiğince anlamlı bütünü bozulmamış olarak ele albilmek için tokenlardan önce ham metni karakter parçalamasından geçirmemiz geerkiyor kısaca metin işleme için gereken kaynak kodlar aşağıda verilmiştr : </w:t>
+      </w:r>
+    </w:p>
+    <w:p>
+      <w:r>
+        <w:rPr>
+          <w:noProof/>
+          <w:lang w:eastAsia="tr-TR"/>
+        </w:rPr>
+        <w:lastRenderedPageBreak/>
+        <w:drawing>
+          <wp:inline distT="0" distB="0" distL="0" distR="0" wp14:anchorId="6E65BDFB" wp14:editId="14EE071C">
+            <wp:extent cx="5760720" cy="3318510"/>
+            <wp:effectExtent l="0" t="0" r="0" b="0"/>
+            <wp:docPr id="16" name="Resim 16"/>
+            <wp:cNvGraphicFramePr>
+              <a:graphicFrameLocks xmlns:a="http://schemas.openxmlformats.org/drawingml/2006/main" noChangeAspect="1"/>
+            </wp:cNvGraphicFramePr>
+            <a:graphic xmlns:a="http://schemas.openxmlformats.org/drawingml/2006/main">
+              <a:graphicData uri="http://schemas.openxmlformats.org/drawingml/2006/picture">
+                <pic:pic xmlns:pic="http://schemas.openxmlformats.org/drawingml/2006/picture">
+                  <pic:nvPicPr>
+                    <pic:cNvPr id="1" name=""/>
+                    <pic:cNvPicPr/>
+                  </pic:nvPicPr>
+                  <pic:blipFill>
+                    <a:blip r:embed="rId19"/>
+                    <a:stretch>
+                      <a:fillRect/>
+                    </a:stretch>
+                  </pic:blipFill>
+                  <pic:spPr>
+                    <a:xfrm>
+                      <a:off x="0" y="0"/>
+                      <a:ext cx="5760720" cy="3318510"/>
+                    </a:xfrm>
+                    <a:prstGeom prst="rect">
+                      <a:avLst/>
+                    </a:prstGeom>
+                  </pic:spPr>
+                </pic:pic>
+              </a:graphicData>
+            </a:graphic>
+          </wp:inline>
+        </w:drawing>
+      </w:r>
+    </w:p>
+    <w:p>
+      <w:r>
+        <w:rPr>
+          <w:noProof/>
+          <w:lang w:eastAsia="tr-TR"/>
+        </w:rPr>
+        <w:drawing>
+          <wp:inline distT="0" distB="0" distL="0" distR="0" wp14:anchorId="1C64B8C6" wp14:editId="1E3B8F0C">
+            <wp:extent cx="5760720" cy="3369945"/>
+            <wp:effectExtent l="0" t="0" r="0" b="1905"/>
+            <wp:docPr id="15" name="Resim 15"/>
+            <wp:cNvGraphicFramePr>
+              <a:graphicFrameLocks xmlns:a="http://schemas.openxmlformats.org/drawingml/2006/main" noChangeAspect="1"/>
+            </wp:cNvGraphicFramePr>
+            <a:graphic xmlns:a="http://schemas.openxmlformats.org/drawingml/2006/main">
+              <a:graphicData uri="http://schemas.openxmlformats.org/drawingml/2006/picture">
+                <pic:pic xmlns:pic="http://schemas.openxmlformats.org/drawingml/2006/picture">
+                  <pic:nvPicPr>
+                    <pic:cNvPr id="1" name=""/>
+                    <pic:cNvPicPr/>
+                  </pic:nvPicPr>
+                  <pic:blipFill>
+                    <a:blip r:embed="rId20"/>
+                    <a:stretch>
+                      <a:fillRect/>
+                    </a:stretch>
+                  </pic:blipFill>
+                  <pic:spPr>
+                    <a:xfrm>
+                      <a:off x="0" y="0"/>
+                      <a:ext cx="5760720" cy="3369945"/>
+                    </a:xfrm>
+                    <a:prstGeom prst="rect">
+                      <a:avLst/>
+                    </a:prstGeom>
+                  </pic:spPr>
+                </pic:pic>
+              </a:graphicData>
+            </a:graphic>
+          </wp:inline>
+        </w:drawing>
+      </w:r>
+    </w:p>
+    <w:p>
+      <w:r>
+        <w:t xml:space="preserve">Bu iki parçalama adımının ardından elimizde şu özelliklere sahip metin parçaları var : </w:t>
+      </w:r>
+    </w:p>
+    <w:p>
+      <w:r>
+        <w:t xml:space="preserve">Her biri anlamlı </w:t>
+      </w:r>
+    </w:p>
+    <w:p>
+      <w:r>
+        <w:t xml:space="preserve">Maz token sayısı 128 token içeren </w:t>
+      </w:r>
+    </w:p>
+    <w:p>
+      <w:r>
+        <w:t xml:space="preserve">Gömme modeline uygun metin parçaları </w:t>
+      </w:r>
+    </w:p>
+    <w:p>
+      <w:r>
+        <w:t xml:space="preserve">Bu parçalar artık gömme işlemine hazırdır ve bir vektör veri tabanı oluşturmada doğrudan kullanılabilir .  yukarıdaki işlemlerden sonra elimizde max 128 tokendan oluşan 22 farklı parça var bu parçalar embedding modelleri aracılığı ile sayısayl vektörlerele çevirilecek ve bir vektör veri tabanı içinde saklanacaktır </w:t>
+      </w:r>
+    </w:p>
+    <w:p>
+      <w:r>
+        <w:lastRenderedPageBreak/>
+        <w:t xml:space="preserve">Bu noktada bir vektör veri tabanının ne ifade ettiğini daha iyi kavrayabilmek adına embedding kavramı üzerinde biraz durmak istiyorum . biz genel olarak veri tabanlarında yapılandırılımış verileri ham şekilde tutatırız mesela cutomerDB tablosunda müşterilere ait tüm bilgiler kolon ve satırlar halinde metin olarak tututulur ama bir vektör veri tabanında iligli veri ham metin şeklinde değil bu metnin matematiksel uzaydaki anlamını temsil eden bir sayısal vektör temsili şeklinde tutulur . </w:t>
+      </w:r>
+    </w:p>
+    <w:p>
+      <w:r>
+        <w:t>Embedding nedir? Embedding bir metni</w:t>
+      </w:r>
+      <w:r>
+        <w:t xml:space="preserve"> çok boyutlu bir vektör uzayında sayısal bir temsil haline getirmektir . bu vekötrler metnin matematiksel anlamını temsil edecek şekilde modellenir ve bu matematiksel uzayda </w:t>
+      </w:r>
+    </w:p>
+    <w:p>
+      <w:r>
+        <w:t xml:space="preserve">Benzer anlamdaki metinler birbirine yakın vektörler olarak konumlanır </w:t>
+      </w:r>
+    </w:p>
+    <w:p>
+      <w:r>
+        <w:t xml:space="preserve">farklı anlamdaki metinler birbirine uzak vekörler olarak konumlanır </w:t>
+      </w:r>
+    </w:p>
+    <w:p>
+      <w:r>
+        <w:t xml:space="preserve">kafamızda daha iyi canlanabilmesi için vektör veritabanına ait bir temsil aşağıdaki gibi </w:t>
+      </w:r>
+    </w:p>
+    <w:p>
+      <w:r>
+        <w:rPr>
+          <w:noProof/>
+          <w:lang w:eastAsia="tr-TR"/>
+        </w:rPr>
+        <w:drawing>
+          <wp:inline distT="0" distB="0" distL="0" distR="0">
+            <wp:extent cx="5760720" cy="5886123"/>
+            <wp:effectExtent l="0" t="0" r="0" b="635"/>
+            <wp:docPr id="19" name="Resim 19" descr="https://weaviate.io/assets/images/image10-ebe747ac9f2e03dba758f1ed3ea7e82c.jpg"/>
+            <wp:cNvGraphicFramePr>
+              <a:graphicFrameLocks xmlns:a="http://schemas.openxmlformats.org/drawingml/2006/main" noChangeAspect="1"/>
+            </wp:cNvGraphicFramePr>
+            <a:graphic xmlns:a="http://schemas.openxmlformats.org/drawingml/2006/main">
+              <a:graphicData uri="http://schemas.openxmlformats.org/drawingml/2006/picture">
+                <pic:pic xmlns:pic="http://schemas.openxmlformats.org/drawingml/2006/picture">
+                  <pic:nvPicPr>
+                    <pic:cNvPr id="0" name="Picture 7" descr="https://weaviate.io/assets/images/image10-ebe747ac9f2e03dba758f1ed3ea7e82c.jpg"/>
+                    <pic:cNvPicPr>
+                      <a:picLocks noChangeAspect="1" noChangeArrowheads="1"/>
+                    </pic:cNvPicPr>
+                  </pic:nvPicPr>
+                  <pic:blipFill>
+                    <a:blip r:embed="rId21">
+                      <a:extLst>
+                        <a:ext uri="{28A0092B-C50C-407E-A947-70E740481C1C}">
+                          <a14:useLocalDpi xmlns:a14="http://schemas.microsoft.com/office/drawing/2010/main" val="0"/>
+                        </a:ext>
+                      </a:extLst>
+                    </a:blip>
+                    <a:srcRect/>
+                    <a:stretch>
+                      <a:fillRect/>
+                    </a:stretch>
+                  </pic:blipFill>
+                  <pic:spPr bwMode="auto">
+                    <a:xfrm>
+                      <a:off x="0" y="0"/>
+                      <a:ext cx="5760720" cy="5886123"/>
+                    </a:xfrm>
+                    <a:prstGeom prst="rect">
+                      <a:avLst/>
+                    </a:prstGeom>
+                    <a:noFill/>
+                    <a:ln>
+                      <a:noFill/>
+                    </a:ln>
+                  </pic:spPr>
+                </pic:pic>
+              </a:graphicData>
+            </a:graphic>
+          </wp:inline>
+        </w:drawing>
+      </w:r>
+    </w:p>
+    <w:p/>
+    <w:p>
+      <w:r>
+        <w:lastRenderedPageBreak/>
+        <w:t xml:space="preserve">#### metin parçaları arasında benzerlik ölçütü </w:t>
+      </w:r>
+    </w:p>
+    <w:p>
+      <w:r>
+        <w:t>Metin parçaları vektör veri tabanında söylediğimiz gibi matematiksel bir uzayda konumlanıyor peki bu uzayda metinlerin biribirlerine olan benzerlik ölüçtle</w:t>
+      </w:r>
+      <w:r>
+        <w:t xml:space="preserve">rini nasıl ölçebiliriz bu noktada geliştirilmiş bazı yöntemler var </w:t>
+      </w:r>
+    </w:p>
+    <w:p>
+      <w:r>
+        <w:t xml:space="preserve">Peki neden bu yönetmleri kullanırızı? </w:t>
+      </w:r>
+    </w:p>
+    <w:p>
+      <w:r>
+        <w:t>Kullanıcı sorgusu ile en anlamsal yakın metin parçalarını bulmak için gömme vektörlerinin doğru eşleşmeyi sağlayıp sağlayamadıklarını test etmek için hesaplanan vektörlerin kalitesini doğrulamak için bu yöntemleri kullanırız .</w:t>
+      </w:r>
+    </w:p>
+    <w:p>
+      <w:r>
+        <w:t>Burada bahsedilen yöntemlerin ne olduğu ve açıklamaları aşağıda verilmiştir :</w:t>
+      </w:r>
+    </w:p>
+    <w:p>
+      <w:pPr>
+        <w:spacing w:before="100" w:beforeAutospacing="1" w:after="100" w:afterAutospacing="1" w:line="240" w:lineRule="auto"/>
+        <w:rPr>
+          <w:rFonts w:ascii="Times New Roman" w:eastAsia="Times New Roman" w:hAnsi="Times New Roman" w:cs="Times New Roman"/>
+          <w:sz w:val="24"/>
+          <w:szCs w:val="24"/>
+          <w:lang w:eastAsia="tr-TR"/>
+        </w:rPr>
+      </w:pPr>
+      <w:r>
+        <w:rPr>
+          <w:rFonts w:ascii="Times New Roman" w:eastAsia="Times New Roman" w:hAnsi="Times New Roman" w:cs="Times New Roman"/>
+          <w:sz w:val="24"/>
+          <w:szCs w:val="24"/>
+          <w:lang w:eastAsia="tr-TR"/>
+        </w:rPr>
+        <w:t xml:space="preserve">Vektör veritabanlarında </w:t>
+      </w:r>
+      <w:r>
+        <w:rPr>
+          <w:rFonts w:ascii="Times New Roman" w:eastAsia="Times New Roman" w:hAnsi="Times New Roman" w:cs="Times New Roman"/>
+          <w:b/>
+          <w:bCs/>
+          <w:sz w:val="24"/>
+          <w:szCs w:val="24"/>
+          <w:lang w:eastAsia="tr-TR"/>
+        </w:rPr>
+        <w:t>benzerlik ölçüleri</w:t>
+      </w:r>
+      <w:r>
+        <w:rPr>
+          <w:rFonts w:ascii="Times New Roman" w:eastAsia="Times New Roman" w:hAnsi="Times New Roman" w:cs="Times New Roman"/>
+          <w:sz w:val="24"/>
+          <w:szCs w:val="24"/>
+          <w:lang w:eastAsia="tr-TR"/>
+        </w:rPr>
+        <w:t>, kullanıcı sorgusunun embedding vektörü ile veritabanındaki belge/chunk embedding'lerinin ne kadar benzer olduğunu belirlemek için kullanılır. En yaygın ölçüler:</w:t>
+      </w:r>
+    </w:p>
+    <w:p>
+      <w:pPr>
+        <w:numPr>
+          <w:ilvl w:val="0"/>
+          <w:numId w:val="3"/>
+        </w:numPr>
+        <w:spacing w:before="100" w:beforeAutospacing="1" w:after="100" w:afterAutospacing="1" w:line="240" w:lineRule="auto"/>
+        <w:rPr>
+          <w:rFonts w:ascii="Times New Roman" w:eastAsia="Times New Roman" w:hAnsi="Times New Roman" w:cs="Times New Roman"/>
+          <w:sz w:val="24"/>
+          <w:szCs w:val="24"/>
+          <w:lang w:eastAsia="tr-TR"/>
+        </w:rPr>
+      </w:pPr>
+      <w:r>
+        <w:rPr>
+          <w:rFonts w:ascii="Times New Roman" w:eastAsia="Times New Roman" w:hAnsi="Times New Roman" w:cs="Times New Roman"/>
+          <w:b/>
+          <w:bCs/>
+          <w:sz w:val="24"/>
+          <w:szCs w:val="24"/>
+          <w:lang w:eastAsia="tr-TR"/>
+        </w:rPr>
+        <w:t>Cosine Similarity:</w:t>
+      </w:r>
+      <w:r>
+        <w:rPr>
+          <w:rFonts w:ascii="Times New Roman" w:eastAsia="Times New Roman" w:hAnsi="Times New Roman" w:cs="Times New Roman"/>
+          <w:sz w:val="24"/>
+          <w:szCs w:val="24"/>
+          <w:lang w:eastAsia="tr-TR"/>
+        </w:rPr>
+        <w:t xml:space="preserve"> İki vektörün yönlerinin ne kadar benzer olduğunu ölçer. Metin embedding'lerinde en yaygın kullanılan yöntemlerden biridir. </w:t>
+      </w:r>
+      <w:r>
+        <w:rPr>
+          <w:rFonts w:ascii="Times New Roman" w:eastAsia="Times New Roman" w:hAnsi="Times New Roman" w:cs="Times New Roman"/>
+          <w:b/>
+          <w:bCs/>
+          <w:sz w:val="24"/>
+          <w:szCs w:val="24"/>
+          <w:lang w:eastAsia="tr-TR"/>
+        </w:rPr>
+        <w:t>Değer büyüdükçe benzerlik artar.</w:t>
+      </w:r>
+      <w:r>
+        <w:rPr>
+          <w:rFonts w:ascii="Times New Roman" w:eastAsia="Times New Roman" w:hAnsi="Times New Roman" w:cs="Times New Roman"/>
+          <w:sz w:val="24"/>
+          <w:szCs w:val="24"/>
+          <w:lang w:eastAsia="tr-TR"/>
+        </w:rPr>
+        <w:t xml:space="preserve"> </w:t>
+      </w:r>
+    </w:p>
+    <w:p>
+      <w:pPr>
+        <w:numPr>
+          <w:ilvl w:val="0"/>
+          <w:numId w:val="3"/>
+        </w:numPr>
+        <w:spacing w:before="100" w:beforeAutospacing="1" w:after="100" w:afterAutospacing="1" w:line="240" w:lineRule="auto"/>
+        <w:rPr>
+          <w:rFonts w:ascii="Times New Roman" w:eastAsia="Times New Roman" w:hAnsi="Times New Roman" w:cs="Times New Roman"/>
+          <w:sz w:val="24"/>
+          <w:szCs w:val="24"/>
+          <w:lang w:eastAsia="tr-TR"/>
+        </w:rPr>
+      </w:pPr>
+      <w:r>
+        <w:rPr>
+          <w:rFonts w:ascii="Times New Roman" w:eastAsia="Times New Roman" w:hAnsi="Times New Roman" w:cs="Times New Roman"/>
+          <w:b/>
+          <w:bCs/>
+          <w:sz w:val="24"/>
+          <w:szCs w:val="24"/>
+          <w:lang w:eastAsia="tr-TR"/>
+        </w:rPr>
+        <w:t>Euclidean Distance (L2):</w:t>
+      </w:r>
+      <w:r>
+        <w:rPr>
+          <w:rFonts w:ascii="Times New Roman" w:eastAsia="Times New Roman" w:hAnsi="Times New Roman" w:cs="Times New Roman"/>
+          <w:sz w:val="24"/>
+          <w:szCs w:val="24"/>
+          <w:lang w:eastAsia="tr-TR"/>
+        </w:rPr>
+        <w:t xml:space="preserve"> İki vektör arasındaki geometrik uzaklığı ölçer. </w:t>
+      </w:r>
+      <w:r>
+        <w:rPr>
+          <w:rFonts w:ascii="Times New Roman" w:eastAsia="Times New Roman" w:hAnsi="Times New Roman" w:cs="Times New Roman"/>
+          <w:b/>
+          <w:bCs/>
+          <w:sz w:val="24"/>
+          <w:szCs w:val="24"/>
+          <w:lang w:eastAsia="tr-TR"/>
+        </w:rPr>
+        <w:t>Değer küçüldükçe benzerlik artar.</w:t>
+      </w:r>
+      <w:r>
+        <w:rPr>
+          <w:rFonts w:ascii="Times New Roman" w:eastAsia="Times New Roman" w:hAnsi="Times New Roman" w:cs="Times New Roman"/>
+          <w:sz w:val="24"/>
+          <w:szCs w:val="24"/>
+          <w:lang w:eastAsia="tr-TR"/>
+        </w:rPr>
+        <w:t xml:space="preserve"> </w:t>
+      </w:r>
+    </w:p>
+    <w:p>
+      <w:pPr>
+        <w:numPr>
+          <w:ilvl w:val="0"/>
+          <w:numId w:val="3"/>
+        </w:numPr>
+        <w:spacing w:before="100" w:beforeAutospacing="1" w:after="100" w:afterAutospacing="1" w:line="240" w:lineRule="auto"/>
+        <w:rPr>
+          <w:rFonts w:ascii="Times New Roman" w:eastAsia="Times New Roman" w:hAnsi="Times New Roman" w:cs="Times New Roman"/>
+          <w:sz w:val="24"/>
+          <w:szCs w:val="24"/>
+          <w:lang w:eastAsia="tr-TR"/>
+        </w:rPr>
+      </w:pPr>
+      <w:r>
+        <w:rPr>
+          <w:rFonts w:ascii="Times New Roman" w:eastAsia="Times New Roman" w:hAnsi="Times New Roman" w:cs="Times New Roman"/>
+          <w:b/>
+          <w:bCs/>
+          <w:sz w:val="24"/>
+          <w:szCs w:val="24"/>
+          <w:lang w:eastAsia="tr-TR"/>
+        </w:rPr>
+        <w:t>Dot Product:</w:t>
+      </w:r>
+      <w:r>
+        <w:rPr>
+          <w:rFonts w:ascii="Times New Roman" w:eastAsia="Times New Roman" w:hAnsi="Times New Roman" w:cs="Times New Roman"/>
+          <w:sz w:val="24"/>
+          <w:szCs w:val="24"/>
+          <w:lang w:eastAsia="tr-TR"/>
+        </w:rPr>
+        <w:t xml:space="preserve"> İki vektörün iç çarpımını ölçer. Embedding modeline ve normalizasyon durumuna bağlı olarak büyük değerler daha yüksek benzerliği gösterebilir. </w:t>
+      </w:r>
+    </w:p>
+    <w:p>
+      <w:pPr>
+        <w:spacing w:before="100" w:beforeAutospacing="1" w:after="100" w:afterAutospacing="1" w:line="240" w:lineRule="auto"/>
+        <w:rPr>
+          <w:rFonts w:ascii="Times New Roman" w:eastAsia="Times New Roman" w:hAnsi="Times New Roman" w:cs="Times New Roman"/>
+          <w:sz w:val="24"/>
+          <w:szCs w:val="24"/>
+          <w:lang w:eastAsia="tr-TR"/>
+        </w:rPr>
+      </w:pPr>
+      <w:r>
+        <w:rPr>
+          <w:rFonts w:ascii="Times New Roman" w:eastAsia="Times New Roman" w:hAnsi="Times New Roman" w:cs="Times New Roman"/>
+          <w:b/>
+          <w:bCs/>
+          <w:sz w:val="24"/>
+          <w:szCs w:val="24"/>
+          <w:lang w:eastAsia="tr-TR"/>
+        </w:rPr>
+        <w:t>RAG açısından:</w:t>
+      </w:r>
+      <w:r>
+        <w:rPr>
+          <w:rFonts w:ascii="Times New Roman" w:eastAsia="Times New Roman" w:hAnsi="Times New Roman" w:cs="Times New Roman"/>
+          <w:sz w:val="24"/>
+          <w:szCs w:val="24"/>
+          <w:lang w:eastAsia="tr-TR"/>
+        </w:rPr>
+        <w:t xml:space="preserve"> Kullanıcının sorusu önce embedding'e dönüştürülür; bu vektör, Vector DB'deki chunk vektörleriyle karşılaştırılır ve seçilen benzerlik ölçüsüne göre </w:t>
+      </w:r>
+      <w:r>
+        <w:rPr>
+          <w:rFonts w:ascii="Times New Roman" w:eastAsia="Times New Roman" w:hAnsi="Times New Roman" w:cs="Times New Roman"/>
+          <w:b/>
+          <w:bCs/>
+          <w:sz w:val="24"/>
+          <w:szCs w:val="24"/>
+          <w:lang w:eastAsia="tr-TR"/>
+        </w:rPr>
+        <w:t>en alakalı chunk'lar (Top-K)</w:t>
+      </w:r>
+      <w:r>
+        <w:rPr>
+          <w:rFonts w:ascii="Times New Roman" w:eastAsia="Times New Roman" w:hAnsi="Times New Roman" w:cs="Times New Roman"/>
+          <w:sz w:val="24"/>
+          <w:szCs w:val="24"/>
+          <w:lang w:eastAsia="tr-TR"/>
+        </w:rPr>
+        <w:t xml:space="preserve"> getirilir. Ardından bu chunk'lar LLM'e bağlam olarak verilerek cevap üretilir.</w:t>
+      </w:r>
+    </w:p>
+    <w:p>
+      <w:r>
+        <w:t xml:space="preserve">#### Vektör veri tabanına geçiş </w:t>
+      </w:r>
+    </w:p>
+    <w:p>
+      <w:r>
+        <w:t xml:space="preserve">Embedding vektörleri aşağıdaki amaçlarla vektör dbye kaydedilir </w:t>
+      </w:r>
+    </w:p>
+    <w:p>
+      <w:r>
+        <w:t xml:space="preserve">Anlam temelli arama (semantic search) </w:t>
+      </w:r>
+    </w:p>
+    <w:p>
+      <w:r>
+        <w:t xml:space="preserve">Yüksek hızlı benzerlik skorları </w:t>
+      </w:r>
+    </w:p>
+    <w:p>
+      <w:r>
+        <w:t xml:space="preserve">Rag sisteminde hazırlanacaj bağlamın seçilmesi </w:t>
+      </w:r>
+    </w:p>
+    <w:p>
+      <w:r>
+        <w:t xml:space="preserve">Biz bu projede vekör veri tabanı olarak chromda db kullanacağız chroma db nin bazı özelliklerine geçmeden önce bazı vektör veri tabanları hakkında bilgi sahibi olalım </w:t>
+      </w:r>
+    </w:p>
+    <w:tbl>
+      <w:tblPr>
+        <w:tblW w:w="0" w:type="auto"/>
+        <w:tblCellSpacing w:w="15" w:type="dxa"/>
+        <w:tblCellMar>
+          <w:top w:w="15" w:type="dxa"/>
+          <w:left w:w="15" w:type="dxa"/>
+          <w:bottom w:w="15" w:type="dxa"/>
+          <w:right w:w="15" w:type="dxa"/>
+        </w:tblCellMar>
+        <w:tblLook w:val="04A0" w:firstRow="1" w:lastRow="0" w:firstColumn="1" w:lastColumn="0" w:noHBand="0" w:noVBand="1"/>
+      </w:tblPr>
+      <w:tblGrid>
+        <w:gridCol w:w="1310"/>
+        <w:gridCol w:w="2843"/>
+        <w:gridCol w:w="2473"/>
+        <w:gridCol w:w="2446"/>
+      </w:tblGrid>
+      <w:tr>
+        <w:trPr>
+          <w:tblHeader/>
+          <w:tblCellSpacing w:w="15" w:type="dxa"/>
+        </w:trPr>
+        <w:tc>
+          <w:tcPr>
+            <w:tcW w:w="0" w:type="auto"/>
+            <w:vAlign w:val="center"/>
+            <w:hideMark/>
+          </w:tcPr>
+          <w:p>
+            <w:pPr>
+              <w:spacing w:after="0" w:line="240" w:lineRule="auto"/>
+              <w:jc w:val="center"/>
+              <w:rPr>
+                <w:rFonts w:ascii="Times New Roman" w:eastAsia="Times New Roman" w:hAnsi="Times New Roman" w:cs="Times New Roman"/>
+                <w:b/>
+                <w:bCs/>
+                <w:sz w:val="24"/>
+                <w:szCs w:val="24"/>
+                <w:lang w:eastAsia="tr-TR"/>
+              </w:rPr>
+            </w:pPr>
+            <w:r>
+              <w:rPr>
+                <w:rFonts w:ascii="Times New Roman" w:eastAsia="Times New Roman" w:hAnsi="Times New Roman" w:cs="Times New Roman"/>
+                <w:b/>
+                <w:bCs/>
+                <w:sz w:val="24"/>
+                <w:szCs w:val="24"/>
+                <w:lang w:eastAsia="tr-TR"/>
+              </w:rPr>
+              <w:t>Vektör Veritabanı</w:t>
+            </w:r>
+          </w:p>
+        </w:tc>
+        <w:tc>
+          <w:tcPr>
+            <w:tcW w:w="0" w:type="auto"/>
+            <w:vAlign w:val="center"/>
+            <w:hideMark/>
+          </w:tcPr>
+          <w:p>
+            <w:pPr>
+              <w:spacing w:after="0" w:line="240" w:lineRule="auto"/>
+              <w:jc w:val="center"/>
+              <w:rPr>
+                <w:rFonts w:ascii="Times New Roman" w:eastAsia="Times New Roman" w:hAnsi="Times New Roman" w:cs="Times New Roman"/>
+                <w:b/>
+                <w:bCs/>
+                <w:sz w:val="24"/>
+                <w:szCs w:val="24"/>
+                <w:lang w:eastAsia="tr-TR"/>
+              </w:rPr>
+            </w:pPr>
+            <w:r>
+              <w:rPr>
+                <w:rFonts w:ascii="Times New Roman" w:eastAsia="Times New Roman" w:hAnsi="Times New Roman" w:cs="Times New Roman"/>
+                <w:b/>
+                <w:bCs/>
+                <w:sz w:val="24"/>
+                <w:szCs w:val="24"/>
+                <w:lang w:eastAsia="tr-TR"/>
+              </w:rPr>
+              <w:t>Öne Çıkan Özellikleri</w:t>
+            </w:r>
+          </w:p>
+        </w:tc>
+        <w:tc>
+          <w:tcPr>
+            <w:tcW w:w="0" w:type="auto"/>
+            <w:vAlign w:val="center"/>
+            <w:hideMark/>
+          </w:tcPr>
+          <w:p>
+            <w:pPr>
+              <w:spacing w:after="0" w:line="240" w:lineRule="auto"/>
+              <w:jc w:val="center"/>
+              <w:rPr>
+                <w:rFonts w:ascii="Times New Roman" w:eastAsia="Times New Roman" w:hAnsi="Times New Roman" w:cs="Times New Roman"/>
+                <w:b/>
+                <w:bCs/>
+                <w:sz w:val="24"/>
+                <w:szCs w:val="24"/>
+                <w:lang w:eastAsia="tr-TR"/>
+              </w:rPr>
+            </w:pPr>
+            <w:r>
+              <w:rPr>
+                <w:rFonts w:ascii="Times New Roman" w:eastAsia="Times New Roman" w:hAnsi="Times New Roman" w:cs="Times New Roman"/>
+                <w:b/>
+                <w:bCs/>
+                <w:sz w:val="24"/>
+                <w:szCs w:val="24"/>
+                <w:lang w:eastAsia="tr-TR"/>
+              </w:rPr>
+              <w:t>Avantajları</w:t>
+            </w:r>
+          </w:p>
+        </w:tc>
+        <w:tc>
+          <w:tcPr>
+            <w:tcW w:w="0" w:type="auto"/>
+            <w:vAlign w:val="center"/>
+            <w:hideMark/>
+          </w:tcPr>
+          <w:p>
+            <w:pPr>
+              <w:spacing w:after="0" w:line="240" w:lineRule="auto"/>
+              <w:jc w:val="center"/>
+              <w:rPr>
+                <w:rFonts w:ascii="Times New Roman" w:eastAsia="Times New Roman" w:hAnsi="Times New Roman" w:cs="Times New Roman"/>
+                <w:b/>
+                <w:bCs/>
+                <w:sz w:val="24"/>
+                <w:szCs w:val="24"/>
+                <w:lang w:eastAsia="tr-TR"/>
+              </w:rPr>
+            </w:pPr>
+            <w:r>
+              <w:rPr>
+                <w:rFonts w:ascii="Times New Roman" w:eastAsia="Times New Roman" w:hAnsi="Times New Roman" w:cs="Times New Roman"/>
+                <w:b/>
+                <w:bCs/>
+                <w:sz w:val="24"/>
+                <w:szCs w:val="24"/>
+                <w:lang w:eastAsia="tr-TR"/>
+              </w:rPr>
+              <w:t>Dezavantajları</w:t>
+            </w:r>
+          </w:p>
+        </w:tc>
+      </w:tr>
+      <w:tr>
+        <w:trPr>
+          <w:tblCellSpacing w:w="15" w:type="dxa"/>
+        </w:trPr>
+        <w:tc>
+          <w:tcPr>
+            <w:tcW w:w="0" w:type="auto"/>
+            <w:vAlign w:val="center"/>
+            <w:hideMark/>
+          </w:tcPr>
+          <w:p>
+            <w:pPr>
+              <w:spacing w:after="0" w:line="240" w:lineRule="auto"/>
+              <w:rPr>
+                <w:rFonts w:ascii="Times New Roman" w:eastAsia="Times New Roman" w:hAnsi="Times New Roman" w:cs="Times New Roman"/>
+                <w:sz w:val="24"/>
+                <w:szCs w:val="24"/>
+                <w:lang w:eastAsia="tr-TR"/>
+              </w:rPr>
+            </w:pPr>
+            <w:r>
+              <w:rPr>
+                <w:rFonts w:ascii="Times New Roman" w:eastAsia="Times New Roman" w:hAnsi="Times New Roman" w:cs="Times New Roman"/>
+                <w:b/>
+                <w:bCs/>
+                <w:sz w:val="24"/>
+                <w:szCs w:val="24"/>
+                <w:lang w:eastAsia="tr-TR"/>
+              </w:rPr>
+              <w:t>ChromaDB</w:t>
+            </w:r>
+          </w:p>
+        </w:tc>
+        <w:tc>
+          <w:tcPr>
+            <w:tcW w:w="0" w:type="auto"/>
+            <w:vAlign w:val="center"/>
+            <w:hideMark/>
+          </w:tcPr>
+          <w:p>
+            <w:pPr>
+              <w:spacing w:after="0" w:line="240" w:lineRule="auto"/>
+              <w:rPr>
+                <w:rFonts w:ascii="Times New Roman" w:eastAsia="Times New Roman" w:hAnsi="Times New Roman" w:cs="Times New Roman"/>
+                <w:sz w:val="24"/>
+                <w:szCs w:val="24"/>
+                <w:lang w:eastAsia="tr-TR"/>
+              </w:rPr>
+            </w:pPr>
+            <w:r>
+              <w:rPr>
+                <w:rFonts w:ascii="Times New Roman" w:eastAsia="Times New Roman" w:hAnsi="Times New Roman" w:cs="Times New Roman"/>
+                <w:sz w:val="24"/>
+                <w:szCs w:val="24"/>
+                <w:lang w:eastAsia="tr-TR"/>
+              </w:rPr>
+              <w:t>Basit ve geliştirici dostu bir vector database; embedding, metadata ve similarity search desteği sunar.</w:t>
+            </w:r>
+          </w:p>
+        </w:tc>
+        <w:tc>
+          <w:tcPr>
+            <w:tcW w:w="0" w:type="auto"/>
+            <w:vAlign w:val="center"/>
+            <w:hideMark/>
+          </w:tcPr>
+          <w:p>
+            <w:pPr>
+              <w:spacing w:after="0" w:line="240" w:lineRule="auto"/>
+              <w:rPr>
+                <w:rFonts w:ascii="Times New Roman" w:eastAsia="Times New Roman" w:hAnsi="Times New Roman" w:cs="Times New Roman"/>
+                <w:sz w:val="24"/>
+                <w:szCs w:val="24"/>
+                <w:lang w:eastAsia="tr-TR"/>
+              </w:rPr>
+            </w:pPr>
+            <w:r>
+              <w:rPr>
+                <w:rFonts w:ascii="Times New Roman" w:eastAsia="Times New Roman" w:hAnsi="Times New Roman" w:cs="Times New Roman"/>
+                <w:sz w:val="24"/>
+                <w:szCs w:val="24"/>
+                <w:lang w:eastAsia="tr-TR"/>
+              </w:rPr>
+              <w:t>Öğrenmesi kolay, Python projelerinde kullanımı rahat, prototip ve küçük/orta ölçekli RAG projeleri için uygun.</w:t>
+            </w:r>
+          </w:p>
+        </w:tc>
+        <w:tc>
+          <w:tcPr>
+            <w:tcW w:w="0" w:type="auto"/>
+            <w:vAlign w:val="center"/>
+            <w:hideMark/>
+          </w:tcPr>
+          <w:p>
+            <w:pPr>
+              <w:spacing w:after="0" w:line="240" w:lineRule="auto"/>
+              <w:rPr>
+                <w:rFonts w:ascii="Times New Roman" w:eastAsia="Times New Roman" w:hAnsi="Times New Roman" w:cs="Times New Roman"/>
+                <w:sz w:val="24"/>
+                <w:szCs w:val="24"/>
+                <w:lang w:eastAsia="tr-TR"/>
+              </w:rPr>
+            </w:pPr>
+            <w:r>
+              <w:rPr>
+                <w:rFonts w:ascii="Times New Roman" w:eastAsia="Times New Roman" w:hAnsi="Times New Roman" w:cs="Times New Roman"/>
+                <w:sz w:val="24"/>
+                <w:szCs w:val="24"/>
+                <w:lang w:eastAsia="tr-TR"/>
+              </w:rPr>
+              <w:t>Büyük ölçekli production sistemlerinde daha gelişmiş dağıtık çözümler kadar güçlü değildir.</w:t>
+            </w:r>
+          </w:p>
+        </w:tc>
+      </w:tr>
+      <w:tr>
+        <w:trPr>
+          <w:tblCellSpacing w:w="15" w:type="dxa"/>
+        </w:trPr>
+        <w:tc>
+          <w:tcPr>
+            <w:tcW w:w="0" w:type="auto"/>
+            <w:vAlign w:val="center"/>
+            <w:hideMark/>
+          </w:tcPr>
+          <w:p>
+            <w:pPr>
+              <w:spacing w:after="0" w:line="240" w:lineRule="auto"/>
+              <w:rPr>
+                <w:rFonts w:ascii="Times New Roman" w:eastAsia="Times New Roman" w:hAnsi="Times New Roman" w:cs="Times New Roman"/>
+                <w:sz w:val="24"/>
+                <w:szCs w:val="24"/>
+                <w:lang w:eastAsia="tr-TR"/>
+              </w:rPr>
+            </w:pPr>
+            <w:r>
+              <w:rPr>
+                <w:rFonts w:ascii="Times New Roman" w:eastAsia="Times New Roman" w:hAnsi="Times New Roman" w:cs="Times New Roman"/>
+                <w:b/>
+                <w:bCs/>
+                <w:sz w:val="24"/>
+                <w:szCs w:val="24"/>
+                <w:lang w:eastAsia="tr-TR"/>
+              </w:rPr>
+              <w:lastRenderedPageBreak/>
+              <w:t>Pinecone</w:t>
+            </w:r>
+          </w:p>
+        </w:tc>
+        <w:tc>
+          <w:tcPr>
+            <w:tcW w:w="0" w:type="auto"/>
+            <w:vAlign w:val="center"/>
+            <w:hideMark/>
+          </w:tcPr>
+          <w:p>
+            <w:pPr>
+              <w:spacing w:after="0" w:line="240" w:lineRule="auto"/>
+              <w:rPr>
+                <w:rFonts w:ascii="Times New Roman" w:eastAsia="Times New Roman" w:hAnsi="Times New Roman" w:cs="Times New Roman"/>
+                <w:sz w:val="24"/>
+                <w:szCs w:val="24"/>
+                <w:lang w:eastAsia="tr-TR"/>
+              </w:rPr>
+            </w:pPr>
+            <w:r>
+              <w:rPr>
+                <w:rFonts w:ascii="Times New Roman" w:eastAsia="Times New Roman" w:hAnsi="Times New Roman" w:cs="Times New Roman"/>
+                <w:sz w:val="24"/>
+                <w:szCs w:val="24"/>
+                <w:lang w:eastAsia="tr-TR"/>
+              </w:rPr>
+              <w:t>Tamamen yönetilen (managed) ve cloud tabanlı vector database.</w:t>
+            </w:r>
+          </w:p>
+        </w:tc>
+        <w:tc>
+          <w:tcPr>
+            <w:tcW w:w="0" w:type="auto"/>
+            <w:vAlign w:val="center"/>
+            <w:hideMark/>
+          </w:tcPr>
+          <w:p>
+            <w:pPr>
+              <w:spacing w:after="0" w:line="240" w:lineRule="auto"/>
+              <w:rPr>
+                <w:rFonts w:ascii="Times New Roman" w:eastAsia="Times New Roman" w:hAnsi="Times New Roman" w:cs="Times New Roman"/>
+                <w:sz w:val="24"/>
+                <w:szCs w:val="24"/>
+                <w:lang w:eastAsia="tr-TR"/>
+              </w:rPr>
+            </w:pPr>
+            <w:r>
+              <w:rPr>
+                <w:rFonts w:ascii="Times New Roman" w:eastAsia="Times New Roman" w:hAnsi="Times New Roman" w:cs="Times New Roman"/>
+                <w:sz w:val="24"/>
+                <w:szCs w:val="24"/>
+                <w:lang w:eastAsia="tr-TR"/>
+              </w:rPr>
+              <w:t>Sunucu yönetimi gerektirmez, ölçeklenebilir ve production RAG uygulamaları için kullanışlıdır.</w:t>
+            </w:r>
+          </w:p>
+        </w:tc>
+        <w:tc>
+          <w:tcPr>
+            <w:tcW w:w="0" w:type="auto"/>
+            <w:vAlign w:val="center"/>
+            <w:hideMark/>
+          </w:tcPr>
+          <w:p>
+            <w:pPr>
+              <w:spacing w:after="0" w:line="240" w:lineRule="auto"/>
+              <w:rPr>
+                <w:rFonts w:ascii="Times New Roman" w:eastAsia="Times New Roman" w:hAnsi="Times New Roman" w:cs="Times New Roman"/>
+                <w:sz w:val="24"/>
+                <w:szCs w:val="24"/>
+                <w:lang w:eastAsia="tr-TR"/>
+              </w:rPr>
+            </w:pPr>
+            <w:r>
+              <w:rPr>
+                <w:rFonts w:ascii="Times New Roman" w:eastAsia="Times New Roman" w:hAnsi="Times New Roman" w:cs="Times New Roman"/>
+                <w:sz w:val="24"/>
+                <w:szCs w:val="24"/>
+                <w:lang w:eastAsia="tr-TR"/>
+              </w:rPr>
+              <w:t>Cloud bağımlılığı ve maliyet oluşturabilir; altyapı üzerinde kontrol self-hosted çözümlere göre daha sınırlıdır.</w:t>
+            </w:r>
+          </w:p>
+        </w:tc>
+      </w:tr>
+      <w:tr>
+        <w:trPr>
+          <w:tblCellSpacing w:w="15" w:type="dxa"/>
+        </w:trPr>
+        <w:tc>
+          <w:tcPr>
+            <w:tcW w:w="0" w:type="auto"/>
+            <w:vAlign w:val="center"/>
+            <w:hideMark/>
+          </w:tcPr>
+          <w:p>
+            <w:pPr>
+              <w:spacing w:after="0" w:line="240" w:lineRule="auto"/>
+              <w:rPr>
+                <w:rFonts w:ascii="Times New Roman" w:eastAsia="Times New Roman" w:hAnsi="Times New Roman" w:cs="Times New Roman"/>
+                <w:sz w:val="24"/>
+                <w:szCs w:val="24"/>
+                <w:lang w:eastAsia="tr-TR"/>
+              </w:rPr>
+            </w:pPr>
+            <w:r>
+              <w:rPr>
+                <w:rFonts w:ascii="Times New Roman" w:eastAsia="Times New Roman" w:hAnsi="Times New Roman" w:cs="Times New Roman"/>
+                <w:b/>
+                <w:bCs/>
+                <w:sz w:val="24"/>
+                <w:szCs w:val="24"/>
+                <w:lang w:eastAsia="tr-TR"/>
+              </w:rPr>
+              <w:t>Qdrant</w:t>
+            </w:r>
+          </w:p>
+        </w:tc>
+        <w:tc>
+          <w:tcPr>
+            <w:tcW w:w="0" w:type="auto"/>
+            <w:vAlign w:val="center"/>
+            <w:hideMark/>
+          </w:tcPr>
+          <w:p>
+            <w:pPr>
+              <w:spacing w:after="0" w:line="240" w:lineRule="auto"/>
+              <w:rPr>
+                <w:rFonts w:ascii="Times New Roman" w:eastAsia="Times New Roman" w:hAnsi="Times New Roman" w:cs="Times New Roman"/>
+                <w:sz w:val="24"/>
+                <w:szCs w:val="24"/>
+                <w:lang w:eastAsia="tr-TR"/>
+              </w:rPr>
+            </w:pPr>
+            <w:r>
+              <w:rPr>
+                <w:rFonts w:ascii="Times New Roman" w:eastAsia="Times New Roman" w:hAnsi="Times New Roman" w:cs="Times New Roman"/>
+                <w:sz w:val="24"/>
+                <w:szCs w:val="24"/>
+                <w:lang w:eastAsia="tr-TR"/>
+              </w:rPr>
+              <w:t>Open-source vector database; vector search, metadata/payload filtering ve hybrid retrieval özellikleri sunar. (</w:t>
+            </w:r>
+            <w:hyperlink r:id="rId22" w:tooltip="Overview - Qdrant" w:history="1">
+              <w:r>
+                <w:rPr>
+                  <w:rFonts w:ascii="Times New Roman" w:eastAsia="Times New Roman" w:hAnsi="Times New Roman" w:cs="Times New Roman"/>
+                  <w:color w:val="0000FF"/>
+                  <w:sz w:val="24"/>
+                  <w:szCs w:val="24"/>
+                  <w:u w:val="single"/>
+                  <w:lang w:eastAsia="tr-TR"/>
+                </w:rPr>
+                <w:t>Qdrant</w:t>
+              </w:r>
+            </w:hyperlink>
+            <w:r>
+              <w:rPr>
+                <w:rFonts w:ascii="Times New Roman" w:eastAsia="Times New Roman" w:hAnsi="Times New Roman" w:cs="Times New Roman"/>
+                <w:sz w:val="24"/>
+                <w:szCs w:val="24"/>
+                <w:lang w:eastAsia="tr-TR"/>
+              </w:rPr>
+              <w:t>)</w:t>
+            </w:r>
+          </w:p>
+        </w:tc>
+        <w:tc>
+          <w:tcPr>
+            <w:tcW w:w="0" w:type="auto"/>
+            <w:vAlign w:val="center"/>
+            <w:hideMark/>
+          </w:tcPr>
+          <w:p>
+            <w:pPr>
+              <w:spacing w:after="0" w:line="240" w:lineRule="auto"/>
+              <w:rPr>
+                <w:rFonts w:ascii="Times New Roman" w:eastAsia="Times New Roman" w:hAnsi="Times New Roman" w:cs="Times New Roman"/>
+                <w:sz w:val="24"/>
+                <w:szCs w:val="24"/>
+                <w:lang w:eastAsia="tr-TR"/>
+              </w:rPr>
+            </w:pPr>
+            <w:r>
+              <w:rPr>
+                <w:rFonts w:ascii="Times New Roman" w:eastAsia="Times New Roman" w:hAnsi="Times New Roman" w:cs="Times New Roman"/>
+                <w:sz w:val="24"/>
+                <w:szCs w:val="24"/>
+                <w:lang w:eastAsia="tr-TR"/>
+              </w:rPr>
+              <w:t>Güçlü filtreleme özellikleri, açık kaynak olması ve hem local hem cloud kullanım seçenekleri nedeniyle RAG projelerinde güçlü bir seçenektir.</w:t>
+            </w:r>
+          </w:p>
+        </w:tc>
+        <w:tc>
+          <w:tcPr>
+            <w:tcW w:w="0" w:type="auto"/>
+            <w:vAlign w:val="center"/>
+            <w:hideMark/>
+          </w:tcPr>
+          <w:p>
+            <w:pPr>
+              <w:spacing w:after="0" w:line="240" w:lineRule="auto"/>
+              <w:rPr>
+                <w:rFonts w:ascii="Times New Roman" w:eastAsia="Times New Roman" w:hAnsi="Times New Roman" w:cs="Times New Roman"/>
+                <w:sz w:val="24"/>
+                <w:szCs w:val="24"/>
+                <w:lang w:eastAsia="tr-TR"/>
+              </w:rPr>
+            </w:pPr>
+            <w:r>
+              <w:rPr>
+                <w:rFonts w:ascii="Times New Roman" w:eastAsia="Times New Roman" w:hAnsi="Times New Roman" w:cs="Times New Roman"/>
+                <w:sz w:val="24"/>
+                <w:szCs w:val="24"/>
+                <w:lang w:eastAsia="tr-TR"/>
+              </w:rPr>
+              <w:t>Büyük sistemlerde performansı doğru elde etmek için index ve sorgu yapılandırmasının iyi yapılması gerekir.</w:t>
+            </w:r>
+          </w:p>
+        </w:tc>
+      </w:tr>
+      <w:tr>
+        <w:trPr>
+          <w:tblCellSpacing w:w="15" w:type="dxa"/>
+        </w:trPr>
+        <w:tc>
+          <w:tcPr>
+            <w:tcW w:w="0" w:type="auto"/>
+            <w:vAlign w:val="center"/>
+            <w:hideMark/>
+          </w:tcPr>
+          <w:p>
+            <w:pPr>
+              <w:spacing w:after="0" w:line="240" w:lineRule="auto"/>
+              <w:rPr>
+                <w:rFonts w:ascii="Times New Roman" w:eastAsia="Times New Roman" w:hAnsi="Times New Roman" w:cs="Times New Roman"/>
+                <w:sz w:val="24"/>
+                <w:szCs w:val="24"/>
+                <w:lang w:eastAsia="tr-TR"/>
+              </w:rPr>
+            </w:pPr>
+            <w:r>
+              <w:rPr>
+                <w:rFonts w:ascii="Times New Roman" w:eastAsia="Times New Roman" w:hAnsi="Times New Roman" w:cs="Times New Roman"/>
+                <w:b/>
+                <w:bCs/>
+                <w:sz w:val="24"/>
+                <w:szCs w:val="24"/>
+                <w:lang w:eastAsia="tr-TR"/>
+              </w:rPr>
+              <w:t>Weaviate</w:t>
+            </w:r>
+          </w:p>
+        </w:tc>
+        <w:tc>
+          <w:tcPr>
+            <w:tcW w:w="0" w:type="auto"/>
+            <w:vAlign w:val="center"/>
+            <w:hideMark/>
+          </w:tcPr>
+          <w:p>
+            <w:pPr>
+              <w:spacing w:after="0" w:line="240" w:lineRule="auto"/>
+              <w:rPr>
+                <w:rFonts w:ascii="Times New Roman" w:eastAsia="Times New Roman" w:hAnsi="Times New Roman" w:cs="Times New Roman"/>
+                <w:sz w:val="24"/>
+                <w:szCs w:val="24"/>
+                <w:lang w:eastAsia="tr-TR"/>
+              </w:rPr>
+            </w:pPr>
+            <w:r>
+              <w:rPr>
+                <w:rFonts w:ascii="Times New Roman" w:eastAsia="Times New Roman" w:hAnsi="Times New Roman" w:cs="Times New Roman"/>
+                <w:sz w:val="24"/>
+                <w:szCs w:val="24"/>
+                <w:lang w:eastAsia="tr-TR"/>
+              </w:rPr>
+              <w:t>Open-source vector database; semantic search ve hybrid search gibi özellikleri destekler.</w:t>
+            </w:r>
+          </w:p>
+        </w:tc>
+        <w:tc>
+          <w:tcPr>
+            <w:tcW w:w="0" w:type="auto"/>
+            <w:vAlign w:val="center"/>
+            <w:hideMark/>
+          </w:tcPr>
+          <w:p>
+            <w:pPr>
+              <w:spacing w:after="0" w:line="240" w:lineRule="auto"/>
+              <w:rPr>
+                <w:rFonts w:ascii="Times New Roman" w:eastAsia="Times New Roman" w:hAnsi="Times New Roman" w:cs="Times New Roman"/>
+                <w:sz w:val="24"/>
+                <w:szCs w:val="24"/>
+                <w:lang w:eastAsia="tr-TR"/>
+              </w:rPr>
+            </w:pPr>
+            <w:r>
+              <w:rPr>
+                <w:rFonts w:ascii="Times New Roman" w:eastAsia="Times New Roman" w:hAnsi="Times New Roman" w:cs="Times New Roman"/>
+                <w:sz w:val="24"/>
+                <w:szCs w:val="24"/>
+                <w:lang w:eastAsia="tr-TR"/>
+              </w:rPr>
+              <w:t>Semantic search ve RAG uygulamalarına uygun, geliştirici dostu API'lere sahip.</w:t>
+            </w:r>
+          </w:p>
+        </w:tc>
+        <w:tc>
+          <w:tcPr>
+            <w:tcW w:w="0" w:type="auto"/>
+            <w:vAlign w:val="center"/>
+            <w:hideMark/>
+          </w:tcPr>
+          <w:p>
+            <w:pPr>
+              <w:spacing w:after="0" w:line="240" w:lineRule="auto"/>
+              <w:rPr>
+                <w:rFonts w:ascii="Times New Roman" w:eastAsia="Times New Roman" w:hAnsi="Times New Roman" w:cs="Times New Roman"/>
+                <w:sz w:val="24"/>
+                <w:szCs w:val="24"/>
+                <w:lang w:eastAsia="tr-TR"/>
+              </w:rPr>
+            </w:pPr>
+            <w:r>
+              <w:rPr>
+                <w:rFonts w:ascii="Times New Roman" w:eastAsia="Times New Roman" w:hAnsi="Times New Roman" w:cs="Times New Roman"/>
+                <w:sz w:val="24"/>
+                <w:szCs w:val="24"/>
+                <w:lang w:eastAsia="tr-TR"/>
+              </w:rPr>
+              <w:t>ChromaDB gibi basit başlangıç projelerine göre daha karmaşık olabilir; daha fazla yapılandırma gerekebilir.</w:t>
+            </w:r>
+          </w:p>
+        </w:tc>
+      </w:tr>
+      <w:tr>
+        <w:trPr>
+          <w:tblCellSpacing w:w="15" w:type="dxa"/>
+        </w:trPr>
+        <w:tc>
+          <w:tcPr>
+            <w:tcW w:w="0" w:type="auto"/>
+            <w:vAlign w:val="center"/>
+            <w:hideMark/>
+          </w:tcPr>
+          <w:p>
+            <w:pPr>
+              <w:spacing w:after="0" w:line="240" w:lineRule="auto"/>
+              <w:rPr>
+                <w:rFonts w:ascii="Times New Roman" w:eastAsia="Times New Roman" w:hAnsi="Times New Roman" w:cs="Times New Roman"/>
+                <w:sz w:val="24"/>
+                <w:szCs w:val="24"/>
+                <w:lang w:eastAsia="tr-TR"/>
+              </w:rPr>
+            </w:pPr>
+            <w:r>
+              <w:rPr>
+                <w:rFonts w:ascii="Times New Roman" w:eastAsia="Times New Roman" w:hAnsi="Times New Roman" w:cs="Times New Roman"/>
+                <w:b/>
+                <w:bCs/>
+                <w:sz w:val="24"/>
+                <w:szCs w:val="24"/>
+                <w:lang w:eastAsia="tr-TR"/>
+              </w:rPr>
+              <w:t>Milvus</w:t>
+            </w:r>
+          </w:p>
+        </w:tc>
+        <w:tc>
+          <w:tcPr>
+            <w:tcW w:w="0" w:type="auto"/>
+            <w:vAlign w:val="center"/>
+            <w:hideMark/>
+          </w:tcPr>
+          <w:p>
+            <w:pPr>
+              <w:spacing w:after="0" w:line="240" w:lineRule="auto"/>
+              <w:rPr>
+                <w:rFonts w:ascii="Times New Roman" w:eastAsia="Times New Roman" w:hAnsi="Times New Roman" w:cs="Times New Roman"/>
+                <w:sz w:val="24"/>
+                <w:szCs w:val="24"/>
+                <w:lang w:eastAsia="tr-TR"/>
+              </w:rPr>
+            </w:pPr>
+            <w:r>
+              <w:rPr>
+                <w:rFonts w:ascii="Times New Roman" w:eastAsia="Times New Roman" w:hAnsi="Times New Roman" w:cs="Times New Roman"/>
+                <w:sz w:val="24"/>
+                <w:szCs w:val="24"/>
+                <w:lang w:eastAsia="tr-TR"/>
+              </w:rPr>
+              <w:t>Büyük ölçekli vector search için tasarlanmış open-source bir sistemdir. Local kullanımdan web-scale sistemlere kadar ölçeklenebilir. (</w:t>
+            </w:r>
+            <w:hyperlink r:id="rId23" w:tooltip="Milvus vector database documentation" w:history="1">
+              <w:r>
+                <w:rPr>
+                  <w:rFonts w:ascii="Times New Roman" w:eastAsia="Times New Roman" w:hAnsi="Times New Roman" w:cs="Times New Roman"/>
+                  <w:color w:val="0000FF"/>
+                  <w:sz w:val="24"/>
+                  <w:szCs w:val="24"/>
+                  <w:u w:val="single"/>
+                  <w:lang w:eastAsia="tr-TR"/>
+                </w:rPr>
+                <w:t>milvus.io</w:t>
+              </w:r>
+            </w:hyperlink>
+            <w:r>
+              <w:rPr>
+                <w:rFonts w:ascii="Times New Roman" w:eastAsia="Times New Roman" w:hAnsi="Times New Roman" w:cs="Times New Roman"/>
+                <w:sz w:val="24"/>
+                <w:szCs w:val="24"/>
+                <w:lang w:eastAsia="tr-TR"/>
+              </w:rPr>
+              <w:t>)</w:t>
+            </w:r>
+          </w:p>
+        </w:tc>
+        <w:tc>
+          <w:tcPr>
+            <w:tcW w:w="0" w:type="auto"/>
+            <w:vAlign w:val="center"/>
+            <w:hideMark/>
+          </w:tcPr>
+          <w:p>
+            <w:pPr>
+              <w:spacing w:after="0" w:line="240" w:lineRule="auto"/>
+              <w:rPr>
+                <w:rFonts w:ascii="Times New Roman" w:eastAsia="Times New Roman" w:hAnsi="Times New Roman" w:cs="Times New Roman"/>
+                <w:sz w:val="24"/>
+                <w:szCs w:val="24"/>
+                <w:lang w:eastAsia="tr-TR"/>
+              </w:rPr>
+            </w:pPr>
+            <w:r>
+              <w:rPr>
+                <w:rFonts w:ascii="Times New Roman" w:eastAsia="Times New Roman" w:hAnsi="Times New Roman" w:cs="Times New Roman"/>
+                <w:sz w:val="24"/>
+                <w:szCs w:val="24"/>
+                <w:lang w:eastAsia="tr-TR"/>
+              </w:rPr>
+              <w:t>Çok büyük veri kümelerinde yüksek performans ve ölçeklenebilirlik sağlar; production seviyesinde güçlüdür.</w:t>
+            </w:r>
+          </w:p>
+        </w:tc>
+        <w:tc>
+          <w:tcPr>
+            <w:tcW w:w="0" w:type="auto"/>
+            <w:vAlign w:val="center"/>
+            <w:hideMark/>
+          </w:tcPr>
+          <w:p>
+            <w:pPr>
+              <w:spacing w:after="0" w:line="240" w:lineRule="auto"/>
+              <w:rPr>
+                <w:rFonts w:ascii="Times New Roman" w:eastAsia="Times New Roman" w:hAnsi="Times New Roman" w:cs="Times New Roman"/>
+                <w:sz w:val="24"/>
+                <w:szCs w:val="24"/>
+                <w:lang w:eastAsia="tr-TR"/>
+              </w:rPr>
+            </w:pPr>
+            <w:r>
+              <w:rPr>
+                <w:rFonts w:ascii="Times New Roman" w:eastAsia="Times New Roman" w:hAnsi="Times New Roman" w:cs="Times New Roman"/>
+                <w:sz w:val="24"/>
+                <w:szCs w:val="24"/>
+                <w:lang w:eastAsia="tr-TR"/>
+              </w:rPr>
+              <w:t>Küçük projeler için kurulumu ve yönetimi ChromaDB gibi basit çözümlere göre daha karmaşıktır.</w:t>
+            </w:r>
+          </w:p>
+        </w:tc>
+      </w:tr>
+      <w:tr>
+        <w:trPr>
+          <w:tblCellSpacing w:w="15" w:type="dxa"/>
+        </w:trPr>
+        <w:tc>
+          <w:tcPr>
+            <w:tcW w:w="0" w:type="auto"/>
+            <w:vAlign w:val="center"/>
+            <w:hideMark/>
+          </w:tcPr>
+          <w:p>
+            <w:pPr>
+              <w:spacing w:after="0" w:line="240" w:lineRule="auto"/>
+              <w:rPr>
+                <w:rFonts w:ascii="Times New Roman" w:eastAsia="Times New Roman" w:hAnsi="Times New Roman" w:cs="Times New Roman"/>
+                <w:sz w:val="24"/>
+                <w:szCs w:val="24"/>
+                <w:lang w:eastAsia="tr-TR"/>
+              </w:rPr>
+            </w:pPr>
+            <w:r>
+              <w:rPr>
+                <w:rFonts w:ascii="Times New Roman" w:eastAsia="Times New Roman" w:hAnsi="Times New Roman" w:cs="Times New Roman"/>
+                <w:b/>
+                <w:bCs/>
+                <w:sz w:val="24"/>
+                <w:szCs w:val="24"/>
+                <w:lang w:eastAsia="tr-TR"/>
+              </w:rPr>
+              <w:t>pgvector</w:t>
+            </w:r>
+          </w:p>
+        </w:tc>
+        <w:tc>
+          <w:tcPr>
+            <w:tcW w:w="0" w:type="auto"/>
+            <w:vAlign w:val="center"/>
+            <w:hideMark/>
+          </w:tcPr>
+          <w:p>
+            <w:pPr>
+              <w:spacing w:after="0" w:line="240" w:lineRule="auto"/>
+              <w:rPr>
+                <w:rFonts w:ascii="Times New Roman" w:eastAsia="Times New Roman" w:hAnsi="Times New Roman" w:cs="Times New Roman"/>
+                <w:sz w:val="24"/>
+                <w:szCs w:val="24"/>
+                <w:lang w:eastAsia="tr-TR"/>
+              </w:rPr>
+            </w:pPr>
+            <w:r>
+              <w:rPr>
+                <w:rFonts w:ascii="Times New Roman" w:eastAsia="Times New Roman" w:hAnsi="Times New Roman" w:cs="Times New Roman"/>
+                <w:sz w:val="24"/>
+                <w:szCs w:val="24"/>
+                <w:lang w:eastAsia="tr-TR"/>
+              </w:rPr>
+              <w:t>PostgreSQL'e vector similarity search yeteneği kazandıran bir extension'dır. Exact/approximate search, HNSW ve IVFFlat gibi index yöntemlerini destekler. (</w:t>
+            </w:r>
+            <w:hyperlink r:id="rId24" w:tooltip="GitHub - pgvector/pgvector: Open-source vector similarity search for Postgres · GitHub" w:history="1">
+              <w:r>
+                <w:rPr>
+                  <w:rFonts w:ascii="Times New Roman" w:eastAsia="Times New Roman" w:hAnsi="Times New Roman" w:cs="Times New Roman"/>
+                  <w:color w:val="0000FF"/>
+                  <w:sz w:val="24"/>
+                  <w:szCs w:val="24"/>
+                  <w:u w:val="single"/>
+                  <w:lang w:eastAsia="tr-TR"/>
+                </w:rPr>
+                <w:t>GitHub</w:t>
+              </w:r>
+            </w:hyperlink>
+            <w:r>
+              <w:rPr>
+                <w:rFonts w:ascii="Times New Roman" w:eastAsia="Times New Roman" w:hAnsi="Times New Roman" w:cs="Times New Roman"/>
+                <w:sz w:val="24"/>
+                <w:szCs w:val="24"/>
+                <w:lang w:eastAsia="tr-TR"/>
+              </w:rPr>
+              <w:t>)</w:t>
+            </w:r>
+          </w:p>
+        </w:tc>
+        <w:tc>
+          <w:tcPr>
+            <w:tcW w:w="0" w:type="auto"/>
+            <w:vAlign w:val="center"/>
+            <w:hideMark/>
+          </w:tcPr>
+          <w:p>
+            <w:pPr>
+              <w:spacing w:after="0" w:line="240" w:lineRule="auto"/>
+              <w:rPr>
+                <w:rFonts w:ascii="Times New Roman" w:eastAsia="Times New Roman" w:hAnsi="Times New Roman" w:cs="Times New Roman"/>
+                <w:sz w:val="24"/>
+                <w:szCs w:val="24"/>
+                <w:lang w:eastAsia="tr-TR"/>
+              </w:rPr>
+            </w:pPr>
+            <w:r>
+              <w:rPr>
+                <w:rFonts w:ascii="Times New Roman" w:eastAsia="Times New Roman" w:hAnsi="Times New Roman" w:cs="Times New Roman"/>
+                <w:sz w:val="24"/>
+                <w:szCs w:val="24"/>
+                <w:lang w:eastAsia="tr-TR"/>
+              </w:rPr>
+              <w:t>Mevcut PostgreSQL verileriyle vector verilerini aynı veritabanında tutabilirsin; SQL, JOIN, transaction ve metadata sorgularından yararlanırsın.</w:t>
+            </w:r>
+          </w:p>
+        </w:tc>
+        <w:tc>
+          <w:tcPr>
+            <w:tcW w:w="0" w:type="auto"/>
+            <w:vAlign w:val="center"/>
+            <w:hideMark/>
+          </w:tcPr>
+          <w:p>
+            <w:pPr>
+              <w:spacing w:after="0" w:line="240" w:lineRule="auto"/>
+              <w:rPr>
+                <w:rFonts w:ascii="Times New Roman" w:eastAsia="Times New Roman" w:hAnsi="Times New Roman" w:cs="Times New Roman"/>
+                <w:sz w:val="24"/>
+                <w:szCs w:val="24"/>
+                <w:lang w:eastAsia="tr-TR"/>
+              </w:rPr>
+            </w:pPr>
+            <w:r>
+              <w:rPr>
+                <w:rFonts w:ascii="Times New Roman" w:eastAsia="Times New Roman" w:hAnsi="Times New Roman" w:cs="Times New Roman"/>
+                <w:sz w:val="24"/>
+                <w:szCs w:val="24"/>
+                <w:lang w:eastAsia="tr-TR"/>
+              </w:rPr>
+              <w:t>Çok büyük ölçekli yalnızca-vector-search sistemlerinde özel amaçlı vector database'ler kadar optimize olmayabilir.</w:t>
+            </w:r>
+          </w:p>
+        </w:tc>
+      </w:tr>
+    </w:tbl>
+    <w:p>
+      <w:r>
+        <w:sym w:font="Wingdings" w:char="F0E0"/>
+      </w:r>
+      <w:r>
+        <w:t xml:space="preserve"> chroma db avantajları</w:t>
+      </w:r>
+    </w:p>
+    <w:p>
+      <w:r>
+        <w:t xml:space="preserve">Metin  + emebdding vektörünü birlikte seçer </w:t>
+      </w:r>
+    </w:p>
+    <w:p>
+      <w:r>
+        <w:t xml:space="preserve">Metin için embedding dönüşümünü kendi içinde yapabilir </w:t>
+      </w:r>
+    </w:p>
+    <w:p>
+      <w:r>
+        <w:t>Sorgu cümleleride aynı gömme fonksiyonuna semantik search yapılabilir</w:t>
+      </w:r>
+    </w:p>
+    <w:p>
+      <w:r>
+        <w:t xml:space="preserve">Kolay kurulum python üzerinden apı ile erişim </w:t>
+      </w:r>
+    </w:p>
+    <w:p>
+      <w:r>
+        <w:t xml:space="preserve">Biz daha önceden metinleri bir gömme modeline vermiştik burada doğrudan chromadb nin otomatik gömme metodunu kullanacağız yani </w:t>
+      </w:r>
+    </w:p>
+    <w:p>
+      <w:r>
+        <w:t xml:space="preserve">Elimizdeki metin parçaları doğrudan chromadb ye verilecek </w:t>
+      </w:r>
+    </w:p>
+    <w:p>
+      <w:r>
+        <w:lastRenderedPageBreak/>
+        <w:t xml:space="preserve">Chromadb önceden tanımlanmış embedding modelini kullanarak bu metinleri otomatik olarak vektöre çevirecek aynı işlem kullanıcıdan gelen sorgular iiçnde geçerli olacak </w:t>
+      </w:r>
+    </w:p>
+    <w:p>
+      <w:r>
+        <w:t xml:space="preserve">Şimdi adım adım vektör veri tabanı oluşturmak için yazdığımız kodlara  ve bunların açıklamasına bakalım </w:t>
+      </w:r>
+    </w:p>
+    <w:p>
+      <w:r>
+        <w:rPr>
+          <w:noProof/>
+          <w:lang w:eastAsia="tr-TR"/>
+        </w:rPr>
+        <w:drawing>
+          <wp:inline distT="0" distB="0" distL="0" distR="0" wp14:anchorId="54A7189D" wp14:editId="0EC40841">
+            <wp:extent cx="5760720" cy="2333625"/>
+            <wp:effectExtent l="0" t="0" r="0" b="9525"/>
+            <wp:docPr id="20" name="Resim 20"/>
+            <wp:cNvGraphicFramePr>
+              <a:graphicFrameLocks xmlns:a="http://schemas.openxmlformats.org/drawingml/2006/main" noChangeAspect="1"/>
+            </wp:cNvGraphicFramePr>
+            <a:graphic xmlns:a="http://schemas.openxmlformats.org/drawingml/2006/main">
+              <a:graphicData uri="http://schemas.openxmlformats.org/drawingml/2006/picture">
+                <pic:pic xmlns:pic="http://schemas.openxmlformats.org/drawingml/2006/picture">
+                  <pic:nvPicPr>
+                    <pic:cNvPr id="1" name=""/>
+                    <pic:cNvPicPr/>
+                  </pic:nvPicPr>
+                  <pic:blipFill>
+                    <a:blip r:embed="rId25"/>
+                    <a:stretch>
+                      <a:fillRect/>
+                    </a:stretch>
+                  </pic:blipFill>
+                  <pic:spPr>
+                    <a:xfrm>
+                      <a:off x="0" y="0"/>
+                      <a:ext cx="5760720" cy="2333625"/>
+                    </a:xfrm>
+                    <a:prstGeom prst="rect">
+                      <a:avLst/>
+                    </a:prstGeom>
+                  </pic:spPr>
+                </pic:pic>
+              </a:graphicData>
+            </a:graphic>
+          </wp:inline>
+        </w:drawing>
+      </w:r>
+    </w:p>
+    <w:p>
+      <w:r>
+        <w:t xml:space="preserve">Öncelikle gereken chromadb için install komutu ile chromadb yi kolab ortamına yükledik </w:t>
+      </w:r>
+    </w:p>
+    <w:p>
+      <w:r>
+        <w:t xml:space="preserve">Ve sonrasında chromadb import ettik gereken tüm hazır metot ve sınıfları bu import üzerinden yapacağız </w:t>
+      </w:r>
+    </w:p>
+    <w:p>
+      <w:r>
+        <w:t xml:space="preserve">Embedding metodunu kullanmak için chromadb.utils içinden embedding_functions modülünü import ettik </w:t>
+      </w:r>
+    </w:p>
+    <w:p>
+      <w:r>
+        <w:t xml:space="preserve">Sentence_trasformer_model değişkeni hangi  embedding modelini kullanacağımızı tutacak </w:t>
+      </w:r>
+    </w:p>
+    <w:p>
+      <w:r>
+        <w:t xml:space="preserve">Embedding_function değişkenide modelin kendisini temsil edecek </w:t>
+      </w:r>
+    </w:p>
+    <w:p>
+      <w:r>
+        <w:rPr>
+          <w:noProof/>
+          <w:lang w:eastAsia="tr-TR"/>
+        </w:rPr>
+        <w:drawing>
+          <wp:inline distT="0" distB="0" distL="0" distR="0" wp14:anchorId="21907868" wp14:editId="3DEDFD4D">
+            <wp:extent cx="5760720" cy="2620645"/>
+            <wp:effectExtent l="0" t="0" r="0" b="8255"/>
+            <wp:docPr id="21" name="Resim 21"/>
+            <wp:cNvGraphicFramePr>
+              <a:graphicFrameLocks xmlns:a="http://schemas.openxmlformats.org/drawingml/2006/main" noChangeAspect="1"/>
+            </wp:cNvGraphicFramePr>
+            <a:graphic xmlns:a="http://schemas.openxmlformats.org/drawingml/2006/main">
+              <a:graphicData uri="http://schemas.openxmlformats.org/drawingml/2006/picture">
+                <pic:pic xmlns:pic="http://schemas.openxmlformats.org/drawingml/2006/picture">
+                  <pic:nvPicPr>
+                    <pic:cNvPr id="1" name=""/>
+                    <pic:cNvPicPr/>
+                  </pic:nvPicPr>
+                  <pic:blipFill>
+                    <a:blip r:embed="rId26"/>
+                    <a:stretch>
+                      <a:fillRect/>
+                    </a:stretch>
+                  </pic:blipFill>
+                  <pic:spPr>
+                    <a:xfrm>
+                      <a:off x="0" y="0"/>
+                      <a:ext cx="5760720" cy="2620645"/>
+                    </a:xfrm>
+                    <a:prstGeom prst="rect">
+                      <a:avLst/>
+                    </a:prstGeom>
+                  </pic:spPr>
+                </pic:pic>
+              </a:graphicData>
+            </a:graphic>
+          </wp:inline>
+        </w:drawing>
+      </w:r>
+    </w:p>
+    <w:p>
+      <w:r>
+        <w:t xml:space="preserve">Sırada chroma istemcisini oluşturacak olan metodu açıklamak var : create_chroma_client () metodu parametre olarak bir veri tabanı dizin yolu , oluşturulacak olan koleksiyonun adı, ve bu koleksiyonda kullanılacak olan gömme modeili alıyor </w:t>
+      </w:r>
+    </w:p>
+    <w:p>
+      <w:r>
+        <w:t xml:space="preserve">Bu metot kendi içinde sırayla şu işlemleri gerçekleştiriyor : </w:t>
+      </w:r>
+    </w:p>
+    <w:p>
+      <w:r>
+        <w:lastRenderedPageBreak/>
+        <w:t xml:space="preserve">Chromadb üzerinden persistentclient sınıfı kullanılarak bir bir veri tabanı oluşturulmuş oluyor </w:t>
+      </w:r>
+    </w:p>
+    <w:p>
+      <w:r>
+        <w:t xml:space="preserve">Artık chorma_clinet değişkenini elimizdeki veri tabanı nesnesi olarak düşünebiliriz ve sonrasında koleksiyon adını bu veri tabanı nesnesinin get_collection(collection_name) metodu ile var olup olmadığını kontrol ediyoruz collection_name isminde bir koleksiyon varsa bu koleksiyonu sil ve yeniden oluştur yoksa da bu koleksiyonu baştan oluştur </w:t>
+      </w:r>
+      <w:r>
+        <w:t xml:space="preserve">ve metot oluşturulan veri tabanı nesnesini ve koleksiyonunu return eder </w:t>
+      </w:r>
+    </w:p>
+    <w:p>
+      <w:r>
+        <w:t xml:space="preserve">Daha önceden metin belglerinden metin parçalarını token bazılı chınklar halinde elde etmiştik bu chunkları chromadb ye kayederken bu chunkların hangi id ve kategoride geldiği gibi metadata verilerinide chrımadb ye kaydedecek olan yardımcı kod ve metotlarıda aşağıda açıklıyorum </w:t>
+      </w:r>
+    </w:p>
+    <w:p>
+      <w:r>
+        <w:rPr>
+          <w:noProof/>
+          <w:lang w:eastAsia="tr-TR"/>
+        </w:rPr>
+        <w:drawing>
+          <wp:inline distT="0" distB="0" distL="0" distR="0" wp14:anchorId="3A03BCC2" wp14:editId="2788321F">
+            <wp:extent cx="5760720" cy="2860675"/>
+            <wp:effectExtent l="0" t="0" r="0" b="0"/>
+            <wp:docPr id="22" name="Resim 22"/>
+            <wp:cNvGraphicFramePr>
+              <a:graphicFrameLocks xmlns:a="http://schemas.openxmlformats.org/drawingml/2006/main" noChangeAspect="1"/>
+            </wp:cNvGraphicFramePr>
+            <a:graphic xmlns:a="http://schemas.openxmlformats.org/drawingml/2006/main">
+              <a:graphicData uri="http://schemas.openxmlformats.org/drawingml/2006/picture">
+                <pic:pic xmlns:pic="http://schemas.openxmlformats.org/drawingml/2006/picture">
+                  <pic:nvPicPr>
+                    <pic:cNvPr id="1" name=""/>
+                    <pic:cNvPicPr/>
+                  </pic:nvPicPr>
+                  <pic:blipFill>
+                    <a:blip r:embed="rId27"/>
+                    <a:stretch>
+                      <a:fillRect/>
+                    </a:stretch>
+                  </pic:blipFill>
+                  <pic:spPr>
+                    <a:xfrm>
+                      <a:off x="0" y="0"/>
+                      <a:ext cx="5760720" cy="2860675"/>
+                    </a:xfrm>
+                    <a:prstGeom prst="rect">
+                      <a:avLst/>
+                    </a:prstGeom>
+                  </pic:spPr>
+                </pic:pic>
+              </a:graphicData>
+            </a:graphic>
+          </wp:inline>
+        </w:drawing>
+      </w:r>
+    </w:p>
+    <w:p/>
+    <w:p>
+      <w:r>
+        <w:t>Add_meta_data(text_chunksinTokens, title, category, initial_id) metodu text chunlara ıd ve metadata eklemej için oluşuturulmuştur text_chunksinTokens chunkların listesini title ilgili belgenin adını category bu belgenin hangi kategoriden olduğunu initial_id ise ide değerlerinin başlayacağı numarayı belirtir .</w:t>
+      </w:r>
+    </w:p>
+    <w:p>
+      <w:r>
+        <w:sym w:font="Wingdings" w:char="F0E0"/>
+      </w:r>
+      <w:r>
+        <w:t xml:space="preserve"> </w:t>
+      </w:r>
+      <w:r>
+        <w:t>ids = [str(i+initial_id) for i in range(len(text_chunksinTokens))]</w:t>
+      </w:r>
+      <w:r>
+        <w:t xml:space="preserve"> her chunk için benzersiz bir id değeri oluşturulur örneğin 3 chunk olsun initial_id=10 ise id ler 10 11 12 şeklinde olur ve str() bu id değerlerini string yapar </w:t>
+      </w:r>
+    </w:p>
+    <w:p>
+      <w:r>
+        <w:t>Metadata sözlüğü ise chunklara ait metadata bilgilerini oluşturur burada hang</w:t>
+      </w:r>
+    </w:p>
+    <w:p>
+      <w:r>
+        <w:t xml:space="preserve"> Belgeden geldiği(document) hangi kategoriye ait(category) olduğu tutulur </w:t>
+      </w:r>
+    </w:p>
+    <w:p/>
+    <w:p>
+      <w:r>
+        <w:sym w:font="Wingdings" w:char="F0E0"/>
+      </w:r>
+      <w:r>
+        <w:t>metadatas = [metadata for i in range(len(text_chunksinTokens))]</w:t>
+      </w:r>
+      <w:r>
+        <w:t xml:space="preserve"> oluşturulan metadata bilgisini her chunk için ayrı bir liste elemanı haline getirir örneğin 3 chunk varsa aynı metadata 3 kez bulunur </w:t>
+      </w:r>
+    </w:p>
+    <w:p>
+      <w:r>
+        <w:sym w:font="Wingdings" w:char="F0E0"/>
+      </w:r>
+      <w:r>
+        <w:t>def add_document_to_collection(ids, metadatas, text_chunksinTokens, chroma_collection):</w:t>
+      </w:r>
+      <w:r>
+        <w:t xml:space="preserve"> bu fonksiyon hazırlanan chunk + id + metadata bilgilerini chromadb koleksiyonuna ekler  </w:t>
+      </w:r>
+    </w:p>
+    <w:p>
+      <w:r>
+        <w:t xml:space="preserve"> </w:t>
+      </w:r>
+    </w:p>
+    <w:p>
+      <w:r>
+        <w:lastRenderedPageBreak/>
+        <w:sym w:font="Wingdings" w:char="F0E0"/>
+      </w:r>
+      <w:r>
+        <w:t xml:space="preserve"> chroma_collection.add(</w:t>
+      </w:r>
+    </w:p>
+    <w:p>
+      <w:r>
+        <w:t xml:space="preserve">    ids=ids,</w:t>
+      </w:r>
+    </w:p>
+    <w:p>
+      <w:r>
+        <w:t xml:space="preserve">    metadatas=metadatas,</w:t>
+      </w:r>
+    </w:p>
+    <w:p>
+      <w:r>
+        <w:t xml:space="preserve">    documents=text_chunksinTokens</w:t>
+      </w:r>
+    </w:p>
+    <w:p>
+      <w:r>
+        <w:t xml:space="preserve">) asıl ekleme işlemi burada yapılır her chunk kendi id değeri ve metadası ile birlikte chromadb ye kaydedilir chromadb daha sonra bu belgelerin embeddinglerini kullanarak semantic search yapabilir </w:t>
+      </w:r>
+    </w:p>
+    <w:p>
+      <w:r>
+        <w:t xml:space="preserve">Burada ekleme işlemi veri tabanına ait kolesiyonun add metodu aracılığı ile yapıldı </w:t>
+      </w:r>
+    </w:p>
+    <w:p>
+      <w:r>
+        <w:t xml:space="preserve">Chroma db kendisine bir metin verildiği zaman bunu otomatik olarak embedding vektörlerine dçnüştrür bu işlemi gerçekleştirebilmek için chromadb koleksiyonunu oluştururken bir embedding fonksiyon tanımlanır bu fonksiyon genellikle bir “SentenceTransformer” modeli ya da HUggingFace uyumlu başka bir gömme modeli olabilir </w:t>
+      </w:r>
+    </w:p>
+    <w:p>
+      <w:r>
+        <w:t>Yukarıdaki kodlardan bakacağımız zaman :</w:t>
+      </w:r>
+    </w:p>
+    <w:p>
+      <w:r>
+        <w:t>Chroma_collection= chroma_client.create_collection(</w:t>
+      </w:r>
+    </w:p>
+    <w:p>
+      <w:r>
+        <w:tab/>
+        <w:t>Collection_name,</w:t>
+      </w:r>
+    </w:p>
+    <w:p>
+      <w:r>
+        <w:tab/>
+        <w:t>Embedding_function= embedding_function</w:t>
+      </w:r>
+    </w:p>
+    <w:p>
+      <w:r>
+        <w:t>)</w:t>
+      </w:r>
+    </w:p>
+    <w:p>
+      <w:r>
+        <w:t>Artıl chroma_collection.add() metodu kullanıldığında eklediğimiz metinler otomatik olarak</w:t>
+      </w:r>
+      <w:r>
+        <w:t xml:space="preserve"> embedding modelinden geçirilir ve her parçaya karşılık gelen vektör chromadb ye kaydedilir .</w:t>
+      </w:r>
+    </w:p>
+    <w:p>
+      <w:r>
+        <w:t xml:space="preserve">#### vektör veri tabanını sorgulama </w:t>
+      </w:r>
+    </w:p>
+    <w:p>
+      <w:r>
+        <w:t xml:space="preserve">Chromadb üzerinde sorgulama yapmak için chroma_collection.query() şeklinde query() metodu sayesinde sorgulama yaparız bu noktada iligli kodları aşağıda açıkladım </w:t>
+      </w:r>
+    </w:p>
+    <w:p>
+      <w:r>
+        <w:rPr>
+          <w:noProof/>
+          <w:lang w:eastAsia="tr-TR"/>
+        </w:rPr>
+        <w:drawing>
+          <wp:inline distT="0" distB="0" distL="0" distR="0" wp14:anchorId="46DB32FC" wp14:editId="34DD5B56">
+            <wp:extent cx="5760720" cy="1860550"/>
+            <wp:effectExtent l="0" t="0" r="0" b="6350"/>
+            <wp:docPr id="25" name="Resim 25"/>
+            <wp:cNvGraphicFramePr>
+              <a:graphicFrameLocks xmlns:a="http://schemas.openxmlformats.org/drawingml/2006/main" noChangeAspect="1"/>
+            </wp:cNvGraphicFramePr>
+            <a:graphic xmlns:a="http://schemas.openxmlformats.org/drawingml/2006/main">
+              <a:graphicData uri="http://schemas.openxmlformats.org/drawingml/2006/picture">
+                <pic:pic xmlns:pic="http://schemas.openxmlformats.org/drawingml/2006/picture">
+                  <pic:nvPicPr>
+                    <pic:cNvPr id="1" name=""/>
+                    <pic:cNvPicPr/>
+                  </pic:nvPicPr>
+                  <pic:blipFill>
+                    <a:blip r:embed="rId28"/>
+                    <a:stretch>
+                      <a:fillRect/>
+                    </a:stretch>
+                  </pic:blipFill>
+                  <pic:spPr>
+                    <a:xfrm>
+                      <a:off x="0" y="0"/>
+                      <a:ext cx="5760720" cy="1860550"/>
+                    </a:xfrm>
+                    <a:prstGeom prst="rect">
+                      <a:avLst/>
+                    </a:prstGeom>
+                  </pic:spPr>
+                </pic:pic>
+              </a:graphicData>
+            </a:graphic>
+          </wp:inline>
+        </w:drawing>
+      </w:r>
+    </w:p>
+    <w:p>
+      <w:r>
+        <w:t xml:space="preserve">Burada koleksiyona sorgu listsinden 2.soruyu vermişiz ve bunun sonucunda bize 5 sonuç dön demişizi peki chromadb nin sorgu (query()) mantığı nasıl çalışıyor ? onuda daha iyi kavramak adına aşağıda kısaca açıkladım : </w:t>
+      </w:r>
+    </w:p>
+    <w:p>
+      <w:r>
+        <w:t xml:space="preserve">Öncelikle kullanıcı sorgusu otomatik olarak vektör haline gelir sonra bu vektörler chromadb içindeki vektörler ile karşılaştırılır </w:t>
+      </w:r>
+    </w:p>
+    <w:p>
+      <w:r>
+        <w:t xml:space="preserve">Chromadb en benzer parçaları bir distance ölçütüne göre sıralar </w:t>
+      </w:r>
+    </w:p>
+    <w:p>
+      <w:r>
+        <w:lastRenderedPageBreak/>
+        <w:t xml:space="preserve">Sorgulardan en ilgili ilk top-k eleman seçilir bu işlem sayesinde llm e bağlam olarak en doğru bilgi parçaları verilmiş olur </w:t>
+      </w:r>
+    </w:p>
+    <w:p>
+      <w:r>
+        <w:t>Böylece rag sistemlerinin temel adımlarından biri olan “</w:t>
+      </w:r>
+      <w:r>
+        <w:t>anlam temelli bilgi geri çağırma</w:t>
+      </w:r>
+      <w:r>
+        <w:t>”</w:t>
+      </w:r>
+      <w:r>
+        <w:t xml:space="preserve"> başarıyla gerçekleştirilmiş olur </w:t>
+      </w:r>
+    </w:p>
+    <w:p>
+      <w:r>
+        <w:t>Projenin bu kısımdan sonrasına bazı eklemeler yapılacak bu eklemelerin açıklamalarıda aşağıda verilmiştir :</w:t>
+      </w:r>
+    </w:p>
+    <w:p>
+      <w:pPr>
+        <w:pStyle w:val="Balk4"/>
+        <w:shd w:val="clear" w:color="auto" w:fill="FFFFFF"/>
+        <w:spacing w:before="302" w:after="202"/>
+        <w:rPr>
+          <w:rFonts w:ascii="Segoe UI" w:hAnsi="Segoe UI" w:cs="Segoe UI"/>
+          <w:sz w:val="25"/>
+          <w:szCs w:val="25"/>
+        </w:rPr>
+      </w:pPr>
+      <w:r>
+        <w:rPr>
+          <w:rFonts w:ascii="Segoe UI Symbol" w:hAnsi="Segoe UI Symbol" w:cs="Segoe UI Symbol"/>
+          <w:b/>
+          <w:bCs/>
+          <w:sz w:val="25"/>
+          <w:szCs w:val="25"/>
+        </w:rPr>
+        <w:t>🔧</w:t>
+      </w:r>
+      <w:r>
+        <w:rPr>
+          <w:rFonts w:ascii="Segoe UI" w:hAnsi="Segoe UI" w:cs="Segoe UI"/>
+          <w:b/>
+          <w:bCs/>
+          <w:sz w:val="25"/>
+          <w:szCs w:val="25"/>
+        </w:rPr>
+        <w:t xml:space="preserve"> Eklediğimiz Fonksiyonlar:</w:t>
+      </w:r>
+    </w:p>
+    <w:p>
+      <w:pPr>
+        <w:pStyle w:val="NormalWeb"/>
+        <w:numPr>
+          <w:ilvl w:val="0"/>
+          <w:numId w:val="4"/>
+        </w:numPr>
+        <w:shd w:val="clear" w:color="auto" w:fill="FFFFFF"/>
+        <w:spacing w:before="0" w:beforeAutospacing="0" w:after="240" w:afterAutospacing="0"/>
+        <w:rPr>
+          <w:rFonts w:ascii="Segoe UI" w:hAnsi="Segoe UI" w:cs="Segoe UI"/>
+          <w:sz w:val="21"/>
+          <w:szCs w:val="21"/>
+        </w:rPr>
+      </w:pPr>
+      <w:r>
+        <w:rPr>
+          <w:rStyle w:val="HTMLKodu"/>
+          <w:rFonts w:ascii="Consolas" w:hAnsi="Consolas"/>
+          <w:b/>
+          <w:bCs/>
+          <w:bdr w:val="none" w:sz="0" w:space="0" w:color="auto" w:frame="1"/>
+          <w:shd w:val="clear" w:color="auto" w:fill="EEEEEE"/>
+        </w:rPr>
+        <w:t>retrieveDocs(...)</w:t>
+      </w:r>
+      <w:r>
+        <w:rPr>
+          <w:rFonts w:ascii="Segoe UI" w:hAnsi="Segoe UI" w:cs="Segoe UI"/>
+          <w:sz w:val="21"/>
+          <w:szCs w:val="21"/>
+        </w:rPr>
+        <w:t> Kullanıcının yazdığı sorguya karşılık gelen en benzer belge parçalarını, ChromaDB koleksiyonunda sorgulayıp getirir.</w:t>
+      </w:r>
+    </w:p>
+    <w:p>
+      <w:pPr>
+        <w:numPr>
+          <w:ilvl w:val="1"/>
+          <w:numId w:val="4"/>
+        </w:numPr>
+        <w:shd w:val="clear" w:color="auto" w:fill="FFFFFF"/>
+        <w:spacing w:before="100" w:beforeAutospacing="1" w:after="100" w:afterAutospacing="1" w:line="240" w:lineRule="auto"/>
+        <w:rPr>
+          <w:rFonts w:ascii="Segoe UI" w:hAnsi="Segoe UI" w:cs="Segoe UI"/>
+          <w:sz w:val="21"/>
+          <w:szCs w:val="21"/>
+        </w:rPr>
+      </w:pPr>
+      <w:r>
+        <w:rPr>
+          <w:rFonts w:ascii="Segoe UI" w:hAnsi="Segoe UI" w:cs="Segoe UI"/>
+          <w:sz w:val="21"/>
+          <w:szCs w:val="21"/>
+        </w:rPr>
+        <w:t>Geriye sadece belge metinlerini döndürebilir (</w:t>
+      </w:r>
+      <w:r>
+        <w:rPr>
+          <w:rStyle w:val="HTMLKodu"/>
+          <w:rFonts w:ascii="Consolas" w:eastAsiaTheme="minorHAnsi" w:hAnsi="Consolas"/>
+          <w:bdr w:val="none" w:sz="0" w:space="0" w:color="auto" w:frame="1"/>
+          <w:shd w:val="clear" w:color="auto" w:fill="EEEEEE"/>
+        </w:rPr>
+        <w:t>return_only_docs=True</w:t>
+      </w:r>
+      <w:r>
+        <w:rPr>
+          <w:rFonts w:ascii="Segoe UI" w:hAnsi="Segoe UI" w:cs="Segoe UI"/>
+          <w:sz w:val="21"/>
+          <w:szCs w:val="21"/>
+        </w:rPr>
+        <w:t>)</w:t>
+      </w:r>
+    </w:p>
+    <w:p>
+      <w:pPr>
+        <w:numPr>
+          <w:ilvl w:val="1"/>
+          <w:numId w:val="4"/>
+        </w:numPr>
+        <w:shd w:val="clear" w:color="auto" w:fill="FFFFFF"/>
+        <w:spacing w:before="100" w:beforeAutospacing="1" w:after="100" w:afterAutospacing="1" w:line="240" w:lineRule="auto"/>
+        <w:rPr>
+          <w:rFonts w:ascii="Segoe UI" w:hAnsi="Segoe UI" w:cs="Segoe UI"/>
+          <w:sz w:val="21"/>
+          <w:szCs w:val="21"/>
+        </w:rPr>
+      </w:pPr>
+      <w:r>
+        <w:rPr>
+          <w:rFonts w:ascii="Segoe UI" w:hAnsi="Segoe UI" w:cs="Segoe UI"/>
+          <w:sz w:val="21"/>
+          <w:szCs w:val="21"/>
+        </w:rPr>
+        <w:t>Ya da metinle birlikte belge kaynağı, kategori ve semantik uzaklık gibi detayları içeren tam sonuç sözlüğünü de döndürebilir (</w:t>
+      </w:r>
+      <w:r>
+        <w:rPr>
+          <w:rStyle w:val="HTMLKodu"/>
+          <w:rFonts w:ascii="Consolas" w:eastAsiaTheme="minorHAnsi" w:hAnsi="Consolas"/>
+          <w:bdr w:val="none" w:sz="0" w:space="0" w:color="auto" w:frame="1"/>
+          <w:shd w:val="clear" w:color="auto" w:fill="EEEEEE"/>
+        </w:rPr>
+        <w:t>return_only_docs=False</w:t>
+      </w:r>
+      <w:r>
+        <w:rPr>
+          <w:rFonts w:ascii="Segoe UI" w:hAnsi="Segoe UI" w:cs="Segoe UI"/>
+          <w:sz w:val="21"/>
+          <w:szCs w:val="21"/>
+        </w:rPr>
+        <w:t>)</w:t>
+      </w:r>
+    </w:p>
+    <w:p>
+      <w:pPr>
+        <w:pStyle w:val="NormalWeb"/>
+        <w:numPr>
+          <w:ilvl w:val="0"/>
+          <w:numId w:val="4"/>
+        </w:numPr>
+        <w:shd w:val="clear" w:color="auto" w:fill="FFFFFF"/>
+        <w:spacing w:before="0" w:beforeAutospacing="0" w:after="240" w:afterAutospacing="0"/>
+        <w:rPr>
+          <w:rFonts w:ascii="Segoe UI" w:hAnsi="Segoe UI" w:cs="Segoe UI"/>
+          <w:sz w:val="21"/>
+          <w:szCs w:val="21"/>
+        </w:rPr>
+      </w:pPr>
+      <w:r>
+        <w:rPr>
+          <w:rStyle w:val="HTMLKodu"/>
+          <w:rFonts w:ascii="Consolas" w:hAnsi="Consolas"/>
+          <w:b/>
+          <w:bCs/>
+          <w:bdr w:val="none" w:sz="0" w:space="0" w:color="auto" w:frame="1"/>
+          <w:shd w:val="clear" w:color="auto" w:fill="EEEEEE"/>
+        </w:rPr>
+        <w:t>show_results(...)</w:t>
+      </w:r>
+      <w:r>
+        <w:rPr>
+          <w:rFonts w:ascii="Segoe UI" w:hAnsi="Segoe UI" w:cs="Segoe UI"/>
+          <w:sz w:val="21"/>
+          <w:szCs w:val="21"/>
+        </w:rPr>
+        <w:t> </w:t>
+      </w:r>
+      <w:r>
+        <w:rPr>
+          <w:rStyle w:val="HTMLKodu"/>
+          <w:rFonts w:ascii="Consolas" w:hAnsi="Consolas"/>
+          <w:bdr w:val="none" w:sz="0" w:space="0" w:color="auto" w:frame="1"/>
+          <w:shd w:val="clear" w:color="auto" w:fill="EEEEEE"/>
+        </w:rPr>
+        <w:t>retrieveDocs()</w:t>
+      </w:r>
+      <w:r>
+        <w:rPr>
+          <w:rFonts w:ascii="Segoe UI" w:hAnsi="Segoe UI" w:cs="Segoe UI"/>
+          <w:sz w:val="21"/>
+          <w:szCs w:val="21"/>
+        </w:rPr>
+        <w:t> fonksiyonu tarafından döndürülen sonuçları kullanıcıya anlaşılır biçimde sunar.</w:t>
+      </w:r>
+    </w:p>
+    <w:p>
+      <w:pPr>
+        <w:numPr>
+          <w:ilvl w:val="1"/>
+          <w:numId w:val="4"/>
+        </w:numPr>
+        <w:shd w:val="clear" w:color="auto" w:fill="FFFFFF"/>
+        <w:spacing w:before="100" w:beforeAutospacing="1" w:after="100" w:afterAutospacing="1" w:line="240" w:lineRule="auto"/>
+        <w:rPr>
+          <w:rFonts w:ascii="Segoe UI" w:hAnsi="Segoe UI" w:cs="Segoe UI"/>
+          <w:sz w:val="21"/>
+          <w:szCs w:val="21"/>
+        </w:rPr>
+      </w:pPr>
+      <w:r>
+        <w:rPr>
+          <w:rFonts w:ascii="Segoe UI" w:hAnsi="Segoe UI" w:cs="Segoe UI"/>
+          <w:sz w:val="21"/>
+          <w:szCs w:val="21"/>
+        </w:rPr>
+        <w:t>Her belge parçasını numaralandırır.</w:t>
+      </w:r>
+    </w:p>
+    <w:p>
+      <w:pPr>
+        <w:numPr>
+          <w:ilvl w:val="1"/>
+          <w:numId w:val="4"/>
+        </w:numPr>
+        <w:shd w:val="clear" w:color="auto" w:fill="FFFFFF"/>
+        <w:spacing w:before="100" w:beforeAutospacing="1" w:after="100" w:afterAutospacing="1" w:line="240" w:lineRule="auto"/>
+        <w:rPr>
+          <w:rFonts w:ascii="Segoe UI" w:hAnsi="Segoe UI" w:cs="Segoe UI"/>
+          <w:sz w:val="21"/>
+          <w:szCs w:val="21"/>
+        </w:rPr>
+      </w:pPr>
+      <w:r>
+        <w:rPr>
+          <w:rFonts w:ascii="Segoe UI" w:hAnsi="Segoe UI" w:cs="Segoe UI"/>
+          <w:sz w:val="21"/>
+          <w:szCs w:val="21"/>
+        </w:rPr>
+        <w:t>Belge içeriğini Markdown formatında gösterir.</w:t>
+      </w:r>
+    </w:p>
+    <w:p>
+      <w:pPr>
+        <w:numPr>
+          <w:ilvl w:val="1"/>
+          <w:numId w:val="4"/>
+        </w:numPr>
+        <w:shd w:val="clear" w:color="auto" w:fill="FFFFFF"/>
+        <w:spacing w:before="100" w:beforeAutospacing="1" w:after="100" w:afterAutospacing="1" w:line="240" w:lineRule="auto"/>
+        <w:rPr>
+          <w:rFonts w:ascii="Segoe UI" w:hAnsi="Segoe UI" w:cs="Segoe UI"/>
+          <w:sz w:val="21"/>
+          <w:szCs w:val="21"/>
+        </w:rPr>
+      </w:pPr>
+      <w:r>
+        <w:rPr>
+          <w:rFonts w:ascii="Segoe UI" w:hAnsi="Segoe UI" w:cs="Segoe UI"/>
+          <w:sz w:val="21"/>
+          <w:szCs w:val="21"/>
+        </w:rPr>
+        <w:t>Kaynak bilgisi, kategori ve semantik mesafe gibi önemli bilgileri açıklar.</w:t>
+      </w:r>
+    </w:p>
+    <w:p>
+      <w:pPr>
+        <w:pStyle w:val="Balk4"/>
+        <w:shd w:val="clear" w:color="auto" w:fill="FFFFFF"/>
+        <w:spacing w:before="302" w:after="202"/>
+        <w:rPr>
+          <w:rFonts w:ascii="Segoe UI" w:hAnsi="Segoe UI" w:cs="Segoe UI"/>
+          <w:sz w:val="25"/>
+          <w:szCs w:val="25"/>
+        </w:rPr>
+      </w:pPr>
+      <w:r>
+        <w:rPr>
+          <w:rFonts w:ascii="Segoe UI Symbol" w:hAnsi="Segoe UI Symbol" w:cs="Segoe UI Symbol"/>
+          <w:b/>
+          <w:bCs/>
+          <w:sz w:val="25"/>
+          <w:szCs w:val="25"/>
+        </w:rPr>
+        <w:t>🎯</w:t>
+      </w:r>
+      <w:r>
+        <w:rPr>
+          <w:rFonts w:ascii="Segoe UI" w:hAnsi="Segoe UI" w:cs="Segoe UI"/>
+          <w:b/>
+          <w:bCs/>
+          <w:sz w:val="25"/>
+          <w:szCs w:val="25"/>
+        </w:rPr>
+        <w:t xml:space="preserve"> Bu Fonksiyonları Nerede Kullanacağız?</w:t>
+      </w:r>
+    </w:p>
+    <w:p>
+      <w:pPr>
+        <w:numPr>
+          <w:ilvl w:val="0"/>
+          <w:numId w:val="5"/>
+        </w:numPr>
+        <w:shd w:val="clear" w:color="auto" w:fill="FFFFFF"/>
+        <w:spacing w:before="100" w:beforeAutospacing="1" w:after="100" w:afterAutospacing="1" w:line="240" w:lineRule="auto"/>
+        <w:rPr>
+          <w:rFonts w:ascii="Segoe UI" w:hAnsi="Segoe UI" w:cs="Segoe UI"/>
+          <w:sz w:val="21"/>
+          <w:szCs w:val="21"/>
+        </w:rPr>
+      </w:pPr>
+      <w:r>
+        <w:rPr>
+          <w:rFonts w:ascii="Segoe UI" w:hAnsi="Segoe UI" w:cs="Segoe UI"/>
+          <w:sz w:val="21"/>
+          <w:szCs w:val="21"/>
+        </w:rPr>
+        <w:t>Bir sonraki adımda, bu fonksiyonlar sayesinde </w:t>
+      </w:r>
+      <w:r>
+        <w:rPr>
+          <w:rStyle w:val="Gl"/>
+          <w:rFonts w:ascii="Segoe UI" w:hAnsi="Segoe UI" w:cs="Segoe UI"/>
+          <w:sz w:val="21"/>
+          <w:szCs w:val="21"/>
+        </w:rPr>
+        <w:t>bir kullanıcı sorgusuna karşılık gelen en alakalı metinleri</w:t>
+      </w:r>
+      <w:r>
+        <w:rPr>
+          <w:rFonts w:ascii="Segoe UI" w:hAnsi="Segoe UI" w:cs="Segoe UI"/>
+          <w:sz w:val="21"/>
+          <w:szCs w:val="21"/>
+        </w:rPr>
+        <w:t> elde edeceğiz.</w:t>
+      </w:r>
+    </w:p>
+    <w:p>
+      <w:pPr>
+        <w:numPr>
+          <w:ilvl w:val="0"/>
+          <w:numId w:val="5"/>
+        </w:numPr>
+        <w:shd w:val="clear" w:color="auto" w:fill="FFFFFF"/>
+        <w:spacing w:before="100" w:beforeAutospacing="1" w:after="100" w:afterAutospacing="1" w:line="240" w:lineRule="auto"/>
+        <w:rPr>
+          <w:rFonts w:ascii="Segoe UI" w:hAnsi="Segoe UI" w:cs="Segoe UI"/>
+          <w:sz w:val="21"/>
+          <w:szCs w:val="21"/>
+        </w:rPr>
+      </w:pPr>
+      <w:r>
+        <w:rPr>
+          <w:rFonts w:ascii="Segoe UI" w:hAnsi="Segoe UI" w:cs="Segoe UI"/>
+          <w:sz w:val="21"/>
+          <w:szCs w:val="21"/>
+        </w:rPr>
+        <w:t>Bu metin parçaları, </w:t>
+      </w:r>
+      <w:r>
+        <w:rPr>
+          <w:rStyle w:val="Gl"/>
+          <w:rFonts w:ascii="Segoe UI" w:hAnsi="Segoe UI" w:cs="Segoe UI"/>
+          <w:sz w:val="21"/>
+          <w:szCs w:val="21"/>
+        </w:rPr>
+        <w:t>bağlam (context)</w:t>
+      </w:r>
+      <w:r>
+        <w:rPr>
+          <w:rFonts w:ascii="Segoe UI" w:hAnsi="Segoe UI" w:cs="Segoe UI"/>
+          <w:sz w:val="21"/>
+          <w:szCs w:val="21"/>
+        </w:rPr>
+        <w:t> oluştururken kullanılacak.</w:t>
+      </w:r>
+    </w:p>
+    <w:p>
+      <w:pPr>
+        <w:numPr>
+          <w:ilvl w:val="0"/>
+          <w:numId w:val="5"/>
+        </w:numPr>
+        <w:shd w:val="clear" w:color="auto" w:fill="FFFFFF"/>
+        <w:spacing w:before="100" w:beforeAutospacing="1" w:after="100" w:afterAutospacing="1" w:line="240" w:lineRule="auto"/>
+        <w:rPr>
+          <w:rFonts w:ascii="Segoe UI" w:hAnsi="Segoe UI" w:cs="Segoe UI"/>
+          <w:sz w:val="21"/>
+          <w:szCs w:val="21"/>
+        </w:rPr>
+      </w:pPr>
+      <w:r>
+        <w:rPr>
+          <w:rFonts w:ascii="Segoe UI" w:hAnsi="Segoe UI" w:cs="Segoe UI"/>
+          <w:sz w:val="21"/>
+          <w:szCs w:val="21"/>
+        </w:rPr>
+        <w:t>Ardından, bağlam ve sistem yönlendirmesi ile birlikte LLM modeline verilecek ve </w:t>
+      </w:r>
+      <w:r>
+        <w:rPr>
+          <w:rStyle w:val="Gl"/>
+          <w:rFonts w:ascii="Segoe UI" w:hAnsi="Segoe UI" w:cs="Segoe UI"/>
+          <w:sz w:val="21"/>
+          <w:szCs w:val="21"/>
+        </w:rPr>
+        <w:t>cevap üretimi</w:t>
+      </w:r>
+      <w:r>
+        <w:rPr>
+          <w:rFonts w:ascii="Segoe UI" w:hAnsi="Segoe UI" w:cs="Segoe UI"/>
+          <w:sz w:val="21"/>
+          <w:szCs w:val="21"/>
+        </w:rPr>
+        <w:t> gerçekleştirilecek.</w:t>
+      </w:r>
+    </w:p>
+    <w:p>
+      <w:pPr>
+        <w:pStyle w:val="NormalWeb"/>
+        <w:shd w:val="clear" w:color="auto" w:fill="FFFFFF"/>
+        <w:spacing w:before="0" w:beforeAutospacing="0" w:after="120" w:afterAutospacing="0"/>
+        <w:rPr>
+          <w:rFonts w:ascii="Segoe UI" w:hAnsi="Segoe UI" w:cs="Segoe UI"/>
+          <w:sz w:val="21"/>
+          <w:szCs w:val="21"/>
+        </w:rPr>
+      </w:pPr>
+      <w:r>
+        <w:rPr>
+          <w:rFonts w:ascii="Segoe UI" w:hAnsi="Segoe UI" w:cs="Segoe UI"/>
+          <w:sz w:val="21"/>
+          <w:szCs w:val="21"/>
+        </w:rPr>
+        <w:t>Bu fonksiyonlar sayesinde, sorgudan bağlama giden sürecin her adımını modüler, esnek ve tekrar kullanılabilir hale getirmiş oluyoruz.</w:t>
+      </w:r>
+    </w:p>
+    <w:p>
+      <w:r>
+        <w:rPr>
+          <w:noProof/>
+          <w:lang w:eastAsia="tr-TR"/>
+        </w:rPr>
+        <w:drawing>
+          <wp:inline distT="0" distB="0" distL="0" distR="0" wp14:anchorId="7DCCAC7F" wp14:editId="79C14D4A">
+            <wp:extent cx="5760720" cy="2283460"/>
+            <wp:effectExtent l="0" t="0" r="0" b="2540"/>
+            <wp:docPr id="26" name="Resim 26"/>
+            <wp:cNvGraphicFramePr>
+              <a:graphicFrameLocks xmlns:a="http://schemas.openxmlformats.org/drawingml/2006/main" noChangeAspect="1"/>
+            </wp:cNvGraphicFramePr>
+            <a:graphic xmlns:a="http://schemas.openxmlformats.org/drawingml/2006/main">
+              <a:graphicData uri="http://schemas.openxmlformats.org/drawingml/2006/picture">
+                <pic:pic xmlns:pic="http://schemas.openxmlformats.org/drawingml/2006/picture">
+                  <pic:nvPicPr>
+                    <pic:cNvPr id="1" name=""/>
+                    <pic:cNvPicPr/>
+                  </pic:nvPicPr>
+                  <pic:blipFill>
+                    <a:blip r:embed="rId29"/>
+                    <a:stretch>
+                      <a:fillRect/>
+                    </a:stretch>
+                  </pic:blipFill>
+                  <pic:spPr>
+                    <a:xfrm>
+                      <a:off x="0" y="0"/>
+                      <a:ext cx="5760720" cy="2283460"/>
+                    </a:xfrm>
+                    <a:prstGeom prst="rect">
+                      <a:avLst/>
+                    </a:prstGeom>
+                  </pic:spPr>
+                </pic:pic>
+              </a:graphicData>
+            </a:graphic>
+          </wp:inline>
+        </w:drawing>
+      </w:r>
+    </w:p>
+    <w:p/>
+    <w:p/>
+    <w:p/>
+    <w:p>
+      <w:pPr>
+        <w:tabs>
+          <w:tab w:val="left" w:pos="5460"/>
+        </w:tabs>
+      </w:pPr>
+      <w:r>
+        <w:tab/>
+      </w:r>
       <w:bookmarkStart w:id="0" w:name="_GoBack"/>
       <w:bookmarkEnd w:id="0"/>
     </w:p>
@@ -3309,6 +5832,272 @@
 <file path=word/numbering.xml><?xml version="1.0" encoding="utf-8"?>
 <w:numbering xmlns:wpc="http://schemas.microsoft.com/office/word/2010/wordprocessingCanvas" xmlns:cx="http://schemas.microsoft.com/office/drawing/2014/chartex" xmlns:cx1="http://schemas.microsoft.com/office/drawing/2015/9/8/chartex" xmlns:mc="http://schemas.openxmlformats.org/markup-compatibility/2006" xmlns:o="urn:schemas-microsoft-com:office:office" xmlns:r="http://schemas.openxmlformats.org/officeDocument/2006/relationships" xmlns:m="http://schemas.openxmlformats.org/officeDocument/2006/math" xmlns:v="urn:schemas-microsoft-com:vml" xmlns:wp14="http://schemas.microsoft.com/office/word/2010/wordprocessingDrawing" xmlns:wp="http://schemas.openxmlformats.org/drawingml/2006/wordprocessingDrawing" xmlns:w10="urn:schemas-microsoft-com:office:word" xmlns:w="http://schemas.openxmlformats.org/wordprocessingml/2006/main" xmlns:w14="http://schemas.microsoft.com/office/word/2010/wordml" xmlns:w15="http://schemas.microsoft.com/office/word/2012/wordml" xmlns:w16se="http://schemas.microsoft.com/office/word/2015/wordml/symex" xmlns:wpg="http://schemas.microsoft.com/office/word/2010/wordprocessingGroup" xmlns:wpi="http://schemas.microsoft.com/office/word/2010/wordprocessingInk" xmlns:wne="http://schemas.microsoft.com/office/word/2006/wordml" xmlns:wps="http://schemas.microsoft.com/office/word/2010/wordprocessingShape" mc:Ignorable="w14 w15 w16se wp14">
   <w:abstractNum w:abstractNumId="0" w15:restartNumberingAfterBreak="0">
+    <w:nsid w:val="228C0083"/>
+    <w:multiLevelType w:val="multilevel"/>
+    <w:tmpl w:val="9BEE7106"/>
+    <w:lvl w:ilvl="0">
+      <w:start w:val="1"/>
+      <w:numFmt w:val="decimal"/>
+      <w:lvlText w:val="%1."/>
+      <w:lvlJc w:val="left"/>
+      <w:pPr>
+        <w:tabs>
+          <w:tab w:val="num" w:pos="720"/>
+        </w:tabs>
+        <w:ind w:left="720" w:hanging="360"/>
+      </w:pPr>
+    </w:lvl>
+    <w:lvl w:ilvl="1">
+      <w:start w:val="1"/>
+      <w:numFmt w:val="bullet"/>
+      <w:lvlText w:val=""/>
+      <w:lvlJc w:val="left"/>
+      <w:pPr>
+        <w:tabs>
+          <w:tab w:val="num" w:pos="1440"/>
+        </w:tabs>
+        <w:ind w:left="1440" w:hanging="360"/>
+      </w:pPr>
+      <w:rPr>
+        <w:rFonts w:ascii="Symbol" w:hAnsi="Symbol" w:hint="default"/>
+        <w:sz w:val="20"/>
+      </w:rPr>
+    </w:lvl>
+    <w:lvl w:ilvl="2" w:tentative="1">
+      <w:start w:val="1"/>
+      <w:numFmt w:val="decimal"/>
+      <w:lvlText w:val="%3."/>
+      <w:lvlJc w:val="left"/>
+      <w:pPr>
+        <w:tabs>
+          <w:tab w:val="num" w:pos="2160"/>
+        </w:tabs>
+        <w:ind w:left="2160" w:hanging="360"/>
+      </w:pPr>
+    </w:lvl>
+    <w:lvl w:ilvl="3" w:tentative="1">
+      <w:start w:val="1"/>
+      <w:numFmt w:val="decimal"/>
+      <w:lvlText w:val="%4."/>
+      <w:lvlJc w:val="left"/>
+      <w:pPr>
+        <w:tabs>
+          <w:tab w:val="num" w:pos="2880"/>
+        </w:tabs>
+        <w:ind w:left="2880" w:hanging="360"/>
+      </w:pPr>
+    </w:lvl>
+    <w:lvl w:ilvl="4" w:tentative="1">
+      <w:start w:val="1"/>
+      <w:numFmt w:val="decimal"/>
+      <w:lvlText w:val="%5."/>
+      <w:lvlJc w:val="left"/>
+      <w:pPr>
+        <w:tabs>
+          <w:tab w:val="num" w:pos="3600"/>
+        </w:tabs>
+        <w:ind w:left="3600" w:hanging="360"/>
+      </w:pPr>
+    </w:lvl>
+    <w:lvl w:ilvl="5" w:tentative="1">
+      <w:start w:val="1"/>
+      <w:numFmt w:val="decimal"/>
+      <w:lvlText w:val="%6."/>
+      <w:lvlJc w:val="left"/>
+      <w:pPr>
+        <w:tabs>
+          <w:tab w:val="num" w:pos="4320"/>
+        </w:tabs>
+        <w:ind w:left="4320" w:hanging="360"/>
+      </w:pPr>
+    </w:lvl>
+    <w:lvl w:ilvl="6" w:tentative="1">
+      <w:start w:val="1"/>
+      <w:numFmt w:val="decimal"/>
+      <w:lvlText w:val="%7."/>
+      <w:lvlJc w:val="left"/>
+      <w:pPr>
+        <w:tabs>
+          <w:tab w:val="num" w:pos="5040"/>
+        </w:tabs>
+        <w:ind w:left="5040" w:hanging="360"/>
+      </w:pPr>
+    </w:lvl>
+    <w:lvl w:ilvl="7" w:tentative="1">
+      <w:start w:val="1"/>
+      <w:numFmt w:val="decimal"/>
+      <w:lvlText w:val="%8."/>
+      <w:lvlJc w:val="left"/>
+      <w:pPr>
+        <w:tabs>
+          <w:tab w:val="num" w:pos="5760"/>
+        </w:tabs>
+        <w:ind w:left="5760" w:hanging="360"/>
+      </w:pPr>
+    </w:lvl>
+    <w:lvl w:ilvl="8" w:tentative="1">
+      <w:start w:val="1"/>
+      <w:numFmt w:val="decimal"/>
+      <w:lvlText w:val="%9."/>
+      <w:lvlJc w:val="left"/>
+      <w:pPr>
+        <w:tabs>
+          <w:tab w:val="num" w:pos="6480"/>
+        </w:tabs>
+        <w:ind w:left="6480" w:hanging="360"/>
+      </w:pPr>
+    </w:lvl>
+  </w:abstractNum>
+  <w:abstractNum w:abstractNumId="1" w15:restartNumberingAfterBreak="0">
+    <w:nsid w:val="26E605DE"/>
+    <w:multiLevelType w:val="multilevel"/>
+    <w:tmpl w:val="7EE0DE70"/>
+    <w:lvl w:ilvl="0">
+      <w:start w:val="1"/>
+      <w:numFmt w:val="bullet"/>
+      <w:lvlText w:val=""/>
+      <w:lvlJc w:val="left"/>
+      <w:pPr>
+        <w:tabs>
+          <w:tab w:val="num" w:pos="720"/>
+        </w:tabs>
+        <w:ind w:left="720" w:hanging="360"/>
+      </w:pPr>
+      <w:rPr>
+        <w:rFonts w:ascii="Symbol" w:hAnsi="Symbol" w:hint="default"/>
+        <w:sz w:val="20"/>
+      </w:rPr>
+    </w:lvl>
+    <w:lvl w:ilvl="1" w:tentative="1">
+      <w:start w:val="1"/>
+      <w:numFmt w:val="bullet"/>
+      <w:lvlText w:val=""/>
+      <w:lvlJc w:val="left"/>
+      <w:pPr>
+        <w:tabs>
+          <w:tab w:val="num" w:pos="1440"/>
+        </w:tabs>
+        <w:ind w:left="1440" w:hanging="360"/>
+      </w:pPr>
+      <w:rPr>
+        <w:rFonts w:ascii="Symbol" w:hAnsi="Symbol" w:hint="default"/>
+        <w:sz w:val="20"/>
+      </w:rPr>
+    </w:lvl>
+    <w:lvl w:ilvl="2" w:tentative="1">
+      <w:start w:val="1"/>
+      <w:numFmt w:val="bullet"/>
+      <w:lvlText w:val=""/>
+      <w:lvlJc w:val="left"/>
+      <w:pPr>
+        <w:tabs>
+          <w:tab w:val="num" w:pos="2160"/>
+        </w:tabs>
+        <w:ind w:left="2160" w:hanging="360"/>
+      </w:pPr>
+      <w:rPr>
+        <w:rFonts w:ascii="Symbol" w:hAnsi="Symbol" w:hint="default"/>
+        <w:sz w:val="20"/>
+      </w:rPr>
+    </w:lvl>
+    <w:lvl w:ilvl="3" w:tentative="1">
+      <w:start w:val="1"/>
+      <w:numFmt w:val="bullet"/>
+      <w:lvlText w:val=""/>
+      <w:lvlJc w:val="left"/>
+      <w:pPr>
+        <w:tabs>
+          <w:tab w:val="num" w:pos="2880"/>
+        </w:tabs>
+        <w:ind w:left="2880" w:hanging="360"/>
+      </w:pPr>
+      <w:rPr>
+        <w:rFonts w:ascii="Symbol" w:hAnsi="Symbol" w:hint="default"/>
+        <w:sz w:val="20"/>
+      </w:rPr>
+    </w:lvl>
+    <w:lvl w:ilvl="4" w:tentative="1">
+      <w:start w:val="1"/>
+      <w:numFmt w:val="bullet"/>
+      <w:lvlText w:val=""/>
+      <w:lvlJc w:val="left"/>
+      <w:pPr>
+        <w:tabs>
+          <w:tab w:val="num" w:pos="3600"/>
+        </w:tabs>
+        <w:ind w:left="3600" w:hanging="360"/>
+      </w:pPr>
+      <w:rPr>
+        <w:rFonts w:ascii="Symbol" w:hAnsi="Symbol" w:hint="default"/>
+        <w:sz w:val="20"/>
+      </w:rPr>
+    </w:lvl>
+    <w:lvl w:ilvl="5" w:tentative="1">
+      <w:start w:val="1"/>
+      <w:numFmt w:val="bullet"/>
+      <w:lvlText w:val=""/>
+      <w:lvlJc w:val="left"/>
+      <w:pPr>
+        <w:tabs>
+          <w:tab w:val="num" w:pos="4320"/>
+        </w:tabs>
+        <w:ind w:left="4320" w:hanging="360"/>
+      </w:pPr>
+      <w:rPr>
+        <w:rFonts w:ascii="Symbol" w:hAnsi="Symbol" w:hint="default"/>
+        <w:sz w:val="20"/>
+      </w:rPr>
+    </w:lvl>
+    <w:lvl w:ilvl="6" w:tentative="1">
+      <w:start w:val="1"/>
+      <w:numFmt w:val="bullet"/>
+      <w:lvlText w:val=""/>
+      <w:lvlJc w:val="left"/>
+      <w:pPr>
+        <w:tabs>
+          <w:tab w:val="num" w:pos="5040"/>
+        </w:tabs>
+        <w:ind w:left="5040" w:hanging="360"/>
+      </w:pPr>
+      <w:rPr>
+        <w:rFonts w:ascii="Symbol" w:hAnsi="Symbol" w:hint="default"/>
+        <w:sz w:val="20"/>
+      </w:rPr>
+    </w:lvl>
+    <w:lvl w:ilvl="7" w:tentative="1">
+      <w:start w:val="1"/>
+      <w:numFmt w:val="bullet"/>
+      <w:lvlText w:val=""/>
+      <w:lvlJc w:val="left"/>
+      <w:pPr>
+        <w:tabs>
+          <w:tab w:val="num" w:pos="5760"/>
+        </w:tabs>
+        <w:ind w:left="5760" w:hanging="360"/>
+      </w:pPr>
+      <w:rPr>
+        <w:rFonts w:ascii="Symbol" w:hAnsi="Symbol" w:hint="default"/>
+        <w:sz w:val="20"/>
+      </w:rPr>
+    </w:lvl>
+    <w:lvl w:ilvl="8" w:tentative="1">
+      <w:start w:val="1"/>
+      <w:numFmt w:val="bullet"/>
+      <w:lvlText w:val=""/>
+      <w:lvlJc w:val="left"/>
+      <w:pPr>
+        <w:tabs>
+          <w:tab w:val="num" w:pos="6480"/>
+        </w:tabs>
+        <w:ind w:left="6480" w:hanging="360"/>
+      </w:pPr>
+      <w:rPr>
+        <w:rFonts w:ascii="Symbol" w:hAnsi="Symbol" w:hint="default"/>
+        <w:sz w:val="20"/>
+      </w:rPr>
+    </w:lvl>
+  </w:abstractNum>
+  <w:abstractNum w:abstractNumId="2" w15:restartNumberingAfterBreak="0">
     <w:nsid w:val="455460EB"/>
     <w:multiLevelType w:val="multilevel"/>
     <w:tmpl w:val="C3A05D4E"/>
@@ -3421,10 +6210,10 @@
       </w:pPr>
     </w:lvl>
   </w:abstractNum>
-  <w:abstractNum w:abstractNumId="1" w15:restartNumberingAfterBreak="0">
-    <w:nsid w:val="70B23E96"/>
+  <w:abstractNum w:abstractNumId="3" w15:restartNumberingAfterBreak="0">
+    <w:nsid w:val="60130282"/>
     <w:multiLevelType w:val="multilevel"/>
-    <w:tmpl w:val="7CE87472"/>
+    <w:tmpl w:val="E1AACBAC"/>
     <w:lvl w:ilvl="0">
       <w:start w:val="1"/>
       <w:numFmt w:val="bullet"/>
@@ -3570,10 +6359,168 @@
       </w:rPr>
     </w:lvl>
   </w:abstractNum>
+  <w:abstractNum w:abstractNumId="4" w15:restartNumberingAfterBreak="0">
+    <w:nsid w:val="70B23E96"/>
+    <w:multiLevelType w:val="multilevel"/>
+    <w:tmpl w:val="7CE87472"/>
+    <w:lvl w:ilvl="0">
+      <w:start w:val="1"/>
+      <w:numFmt w:val="bullet"/>
+      <w:lvlText w:val=""/>
+      <w:lvlJc w:val="left"/>
+      <w:pPr>
+        <w:tabs>
+          <w:tab w:val="num" w:pos="720"/>
+        </w:tabs>
+        <w:ind w:left="720" w:hanging="360"/>
+      </w:pPr>
+      <w:rPr>
+        <w:rFonts w:ascii="Symbol" w:hAnsi="Symbol" w:hint="default"/>
+        <w:sz w:val="20"/>
+      </w:rPr>
+    </w:lvl>
+    <w:lvl w:ilvl="1" w:tentative="1">
+      <w:start w:val="1"/>
+      <w:numFmt w:val="bullet"/>
+      <w:lvlText w:val="o"/>
+      <w:lvlJc w:val="left"/>
+      <w:pPr>
+        <w:tabs>
+          <w:tab w:val="num" w:pos="1440"/>
+        </w:tabs>
+        <w:ind w:left="1440" w:hanging="360"/>
+      </w:pPr>
+      <w:rPr>
+        <w:rFonts w:ascii="Courier New" w:hAnsi="Courier New" w:hint="default"/>
+        <w:sz w:val="20"/>
+      </w:rPr>
+    </w:lvl>
+    <w:lvl w:ilvl="2" w:tentative="1">
+      <w:start w:val="1"/>
+      <w:numFmt w:val="bullet"/>
+      <w:lvlText w:val=""/>
+      <w:lvlJc w:val="left"/>
+      <w:pPr>
+        <w:tabs>
+          <w:tab w:val="num" w:pos="2160"/>
+        </w:tabs>
+        <w:ind w:left="2160" w:hanging="360"/>
+      </w:pPr>
+      <w:rPr>
+        <w:rFonts w:ascii="Wingdings" w:hAnsi="Wingdings" w:hint="default"/>
+        <w:sz w:val="20"/>
+      </w:rPr>
+    </w:lvl>
+    <w:lvl w:ilvl="3" w:tentative="1">
+      <w:start w:val="1"/>
+      <w:numFmt w:val="bullet"/>
+      <w:lvlText w:val=""/>
+      <w:lvlJc w:val="left"/>
+      <w:pPr>
+        <w:tabs>
+          <w:tab w:val="num" w:pos="2880"/>
+        </w:tabs>
+        <w:ind w:left="2880" w:hanging="360"/>
+      </w:pPr>
+      <w:rPr>
+        <w:rFonts w:ascii="Wingdings" w:hAnsi="Wingdings" w:hint="default"/>
+        <w:sz w:val="20"/>
+      </w:rPr>
+    </w:lvl>
+    <w:lvl w:ilvl="4" w:tentative="1">
+      <w:start w:val="1"/>
+      <w:numFmt w:val="bullet"/>
+      <w:lvlText w:val=""/>
+      <w:lvlJc w:val="left"/>
+      <w:pPr>
+        <w:tabs>
+          <w:tab w:val="num" w:pos="3600"/>
+        </w:tabs>
+        <w:ind w:left="3600" w:hanging="360"/>
+      </w:pPr>
+      <w:rPr>
+        <w:rFonts w:ascii="Wingdings" w:hAnsi="Wingdings" w:hint="default"/>
+        <w:sz w:val="20"/>
+      </w:rPr>
+    </w:lvl>
+    <w:lvl w:ilvl="5" w:tentative="1">
+      <w:start w:val="1"/>
+      <w:numFmt w:val="bullet"/>
+      <w:lvlText w:val=""/>
+      <w:lvlJc w:val="left"/>
+      <w:pPr>
+        <w:tabs>
+          <w:tab w:val="num" w:pos="4320"/>
+        </w:tabs>
+        <w:ind w:left="4320" w:hanging="360"/>
+      </w:pPr>
+      <w:rPr>
+        <w:rFonts w:ascii="Wingdings" w:hAnsi="Wingdings" w:hint="default"/>
+        <w:sz w:val="20"/>
+      </w:rPr>
+    </w:lvl>
+    <w:lvl w:ilvl="6" w:tentative="1">
+      <w:start w:val="1"/>
+      <w:numFmt w:val="bullet"/>
+      <w:lvlText w:val=""/>
+      <w:lvlJc w:val="left"/>
+      <w:pPr>
+        <w:tabs>
+          <w:tab w:val="num" w:pos="5040"/>
+        </w:tabs>
+        <w:ind w:left="5040" w:hanging="360"/>
+      </w:pPr>
+      <w:rPr>
+        <w:rFonts w:ascii="Wingdings" w:hAnsi="Wingdings" w:hint="default"/>
+        <w:sz w:val="20"/>
+      </w:rPr>
+    </w:lvl>
+    <w:lvl w:ilvl="7" w:tentative="1">
+      <w:start w:val="1"/>
+      <w:numFmt w:val="bullet"/>
+      <w:lvlText w:val=""/>
+      <w:lvlJc w:val="left"/>
+      <w:pPr>
+        <w:tabs>
+          <w:tab w:val="num" w:pos="5760"/>
+        </w:tabs>
+        <w:ind w:left="5760" w:hanging="360"/>
+      </w:pPr>
+      <w:rPr>
+        <w:rFonts w:ascii="Wingdings" w:hAnsi="Wingdings" w:hint="default"/>
+        <w:sz w:val="20"/>
+      </w:rPr>
+    </w:lvl>
+    <w:lvl w:ilvl="8" w:tentative="1">
+      <w:start w:val="1"/>
+      <w:numFmt w:val="bullet"/>
+      <w:lvlText w:val=""/>
+      <w:lvlJc w:val="left"/>
+      <w:pPr>
+        <w:tabs>
+          <w:tab w:val="num" w:pos="6480"/>
+        </w:tabs>
+        <w:ind w:left="6480" w:hanging="360"/>
+      </w:pPr>
+      <w:rPr>
+        <w:rFonts w:ascii="Wingdings" w:hAnsi="Wingdings" w:hint="default"/>
+        <w:sz w:val="20"/>
+      </w:rPr>
+    </w:lvl>
+  </w:abstractNum>
   <w:num w:numId="1">
+    <w:abstractNumId w:val="2"/>
+  </w:num>
+  <w:num w:numId="2">
+    <w:abstractNumId w:val="4"/>
+  </w:num>
+  <w:num w:numId="3">
+    <w:abstractNumId w:val="3"/>
+  </w:num>
+  <w:num w:numId="4">
     <w:abstractNumId w:val="0"/>
   </w:num>
-  <w:num w:numId="2">
+  <w:num w:numId="5">
     <w:abstractNumId w:val="1"/>
   </w:num>
 </w:numbering>
@@ -3993,6 +6940,29 @@
       <w:lang w:eastAsia="tr-TR"/>
     </w:rPr>
   </w:style>
+  <w:style w:type="paragraph" w:styleId="Balk4">
+    <w:name w:val="heading 4"/>
+    <w:basedOn w:val="Normal"/>
+    <w:next w:val="Normal"/>
+    <w:link w:val="Balk4Char"/>
+    <w:uiPriority w:val="9"/>
+    <w:semiHidden/>
+    <w:unhideWhenUsed/>
+    <w:qFormat/>
+    <w:rsid w:val="00051798"/>
+    <w:pPr>
+      <w:keepNext/>
+      <w:keepLines/>
+      <w:spacing w:before="40" w:after="0"/>
+      <w:outlineLvl w:val="3"/>
+    </w:pPr>
+    <w:rPr>
+      <w:rFonts w:asciiTheme="majorHAnsi" w:eastAsiaTheme="majorEastAsia" w:hAnsiTheme="majorHAnsi" w:cstheme="majorBidi"/>
+      <w:i/>
+      <w:iCs/>
+      <w:color w:val="2E74B5" w:themeColor="accent1" w:themeShade="BF"/>
+    </w:rPr>
+  </w:style>
   <w:style w:type="character" w:default="1" w:styleId="VarsaylanParagrafYazTipi">
     <w:name w:val="Default Paragraph Font"/>
     <w:uiPriority w:val="1"/>
@@ -4086,6 +7056,46 @@
       <w:ind w:left="720"/>
       <w:contextualSpacing/>
     </w:pPr>
+  </w:style>
+  <w:style w:type="paragraph" w:customStyle="1" w:styleId="pdq2pgselectionanchorcontainer">
+    <w:name w:val="pdq2pg_selectionanchorcontainer"/>
+    <w:basedOn w:val="Normal"/>
+    <w:rsid w:val="00554255"/>
+    <w:pPr>
+      <w:spacing w:before="100" w:beforeAutospacing="1" w:after="100" w:afterAutospacing="1" w:line="240" w:lineRule="auto"/>
+    </w:pPr>
+    <w:rPr>
+      <w:rFonts w:ascii="Times New Roman" w:eastAsia="Times New Roman" w:hAnsi="Times New Roman" w:cs="Times New Roman"/>
+      <w:sz w:val="24"/>
+      <w:szCs w:val="24"/>
+      <w:lang w:eastAsia="tr-TR"/>
+    </w:rPr>
+  </w:style>
+  <w:style w:type="character" w:styleId="Kpr">
+    <w:name w:val="Hyperlink"/>
+    <w:basedOn w:val="VarsaylanParagrafYazTipi"/>
+    <w:uiPriority w:val="99"/>
+    <w:semiHidden/>
+    <w:unhideWhenUsed/>
+    <w:rsid w:val="00BE5AAA"/>
+    <w:rPr>
+      <w:color w:val="0000FF"/>
+      <w:u w:val="single"/>
+    </w:rPr>
+  </w:style>
+  <w:style w:type="character" w:customStyle="1" w:styleId="Balk4Char">
+    <w:name w:val="Başlık 4 Char"/>
+    <w:basedOn w:val="VarsaylanParagrafYazTipi"/>
+    <w:link w:val="Balk4"/>
+    <w:uiPriority w:val="9"/>
+    <w:semiHidden/>
+    <w:rsid w:val="00051798"/>
+    <w:rPr>
+      <w:rFonts w:asciiTheme="majorHAnsi" w:eastAsiaTheme="majorEastAsia" w:hAnsiTheme="majorHAnsi" w:cstheme="majorBidi"/>
+      <w:i/>
+      <w:iCs/>
+      <w:color w:val="2E74B5" w:themeColor="accent1" w:themeShade="BF"/>
+    </w:rPr>
   </w:style>
 </w:styles>
 </file>
@@ -4349,4 +7359,16 @@
     </a:ext>
   </a:extLst>
 </a:theme>
+</file>
+
+<file path=customXml/item1.xml><?xml version="1.0" encoding="utf-8"?>
+<b:Sources xmlns:b="http://schemas.openxmlformats.org/officeDocument/2006/bibliography" xmlns="http://schemas.openxmlformats.org/officeDocument/2006/bibliography" SelectedStyle="\APASixthEditionOfficeOnline.xsl" StyleName="APA" Version="6"/>
+</file>
+
+<file path=customXml/itemProps1.xml><?xml version="1.0" encoding="utf-8"?>
+<ds:datastoreItem xmlns:ds="http://schemas.openxmlformats.org/officeDocument/2006/customXml" ds:itemID="{CE90E87D-0E35-4CC9-8EA1-C01F973D8730}">
+  <ds:schemaRefs>
+    <ds:schemaRef ds:uri="http://schemas.openxmlformats.org/officeDocument/2006/bibliography"/>
+  </ds:schemaRefs>
+</ds:datastoreItem>
 </file>